--- a/보관본/러시아 인권변호사/Word/6부/6부_12화_재선의_밤.docx
+++ b/보관본/러시아 인권변호사/Word/6부/6부_12화_재선의_밤.docx
@@ -36,7 +36,7 @@
           <w:i w:val="0"/>
           <w:sz w:val="22"/>
         </w:rPr>
-        <w:t>알렉세이 “료샤” 오를로프(대통령, 재선 후보) / 이리나 올레고브나 마르첸코(대통령 보좌관) / 카탸 리시나(비서실장) / 아나톨리 빅토로비치 그레벤시코프(선거전략가) / 키릴 안드레예비치 스미르노프(국가재정투명성청장) / 아나스타시야(나스탸) 드미트리예브나(투명성청 부청장) / 베니아민 올레고비치 스트레시네프(포렌식 회계사) / 안나 미하일로브나 오를로바(료샤의 어머니) / 아르툠 이고레비치 코발추크(포퓰리스트 후보, 전화) / 투표소의 노인 유권자(단역) / 기자</w:t>
+        <w:t>알렉세이 “료샤” 오를로프(대통령, 재선 후보) / 이리나 올레고브나 마르첸코(대통령 보좌관) / 카탸 리시나(비서실장) / 아나톨리 빅토로비치 그레벤시코프(선거전략가) / 키릴 안드레예비치 스미르노프(국가재정투명성청장) / 아나스타시야(나스탸) 드미트리예브나(투명성청 부청장) / 베니아민 올레고비치 스트레시네프(포렌식 회계사) / 안나 미하일로브나 오를로바(료샤의 어머니) / 아르툠 이고레비치 코발추크(포퓰리스트 후보, 전화) / 투표소의 노인 유권자(단역) / 기자 / 막심 이고레비치 볼딘(경호팀장) / 투표소 줄의 이웃 남자 / 학교 매점 판매원 / 선거관리위원(단역)</w:t>
       </w:r>
     </w:p>
     <w:p>
@@ -354,360 +354,13 @@
           <w:color w:val="1F3864"/>
           <w:sz w:val="26"/>
         </w:rPr>
-        <w:t>장면 2 — 개표 시작, 초반 긴장</w:t>
+        <w:t>장면 2 — 줄 끝까지, 학교 매점의 아침</w:t>
       </w:r>
     </w:p>
     <w:p>
       <w:pPr>
         <w:spacing w:before="0" w:after="110" w:line="300" w:lineRule="auto"/>
       </w:pPr>
-      <w:r>
-        <w:rPr>
-          <w:rFonts w:ascii="Times New Roman" w:hAnsi="Times New Roman" w:eastAsia="Malgun Gothic"/>
-          <w:b/>
-          <w:i w:val="0"/>
-          <w:sz w:val="22"/>
-        </w:rPr>
-        <w:t xml:space="preserve">Катя: </w:t>
-      </w:r>
-      <w:r>
-        <w:rPr>
-          <w:rFonts w:ascii="Times New Roman" w:hAnsi="Times New Roman" w:eastAsia="Malgun Gothic"/>
-          <w:b w:val="0"/>
-          <w:i w:val="0"/>
-          <w:sz w:val="22"/>
-        </w:rPr>
-        <w:t>Первые данные экзитполов. Сорок семь против сорока одного у Ковальчука. Теснее, чем ожидали.</w:t>
-      </w:r>
-    </w:p>
-    <w:p>
-      <w:pPr>
-        <w:spacing w:before="0" w:after="110" w:line="300" w:lineRule="auto"/>
-      </w:pPr>
-      <w:r>
-        <w:rPr>
-          <w:rFonts w:ascii="Times New Roman" w:hAnsi="Times New Roman" w:eastAsia="Malgun Gothic"/>
-          <w:b/>
-          <w:i w:val="0"/>
-          <w:sz w:val="22"/>
-        </w:rPr>
-        <w:t xml:space="preserve">Лёша: </w:t>
-      </w:r>
-      <w:r>
-        <w:rPr>
-          <w:rFonts w:ascii="Times New Roman" w:hAnsi="Times New Roman" w:eastAsia="Malgun Gothic"/>
-          <w:b w:val="0"/>
-          <w:i w:val="0"/>
-          <w:sz w:val="22"/>
-        </w:rPr>
-        <w:t>Теснее, чем в прошлый раз, определённо.</w:t>
-      </w:r>
-    </w:p>
-    <w:p>
-      <w:pPr>
-        <w:spacing w:before="0" w:after="110" w:line="300" w:lineRule="auto"/>
-      </w:pPr>
-      <w:r>
-        <w:rPr>
-          <w:rFonts w:ascii="Times New Roman" w:hAnsi="Times New Roman" w:eastAsia="Malgun Gothic"/>
-          <w:b/>
-          <w:i w:val="0"/>
-          <w:sz w:val="22"/>
-        </w:rPr>
-        <w:t xml:space="preserve">Гребенщиков: </w:t>
-      </w:r>
-      <w:r>
-        <w:rPr>
-          <w:rFonts w:ascii="Times New Roman" w:hAnsi="Times New Roman" w:eastAsia="Malgun Gothic"/>
-          <w:b w:val="0"/>
-          <w:i w:val="0"/>
-          <w:sz w:val="22"/>
-        </w:rPr>
-        <w:t>После такого года тесная гонка не удивляет. Люди устали, напуганы, во многом разочарованы.</w:t>
-      </w:r>
-    </w:p>
-    <w:p>
-      <w:pPr>
-        <w:spacing w:before="0" w:after="110" w:line="300" w:lineRule="auto"/>
-      </w:pPr>
-      <w:r>
-        <w:rPr>
-          <w:rFonts w:ascii="Times New Roman" w:hAnsi="Times New Roman" w:eastAsia="Malgun Gothic"/>
-          <w:b/>
-          <w:i w:val="0"/>
-          <w:sz w:val="22"/>
-        </w:rPr>
-        <w:t xml:space="preserve">Ирина: </w:t>
-      </w:r>
-      <w:r>
-        <w:rPr>
-          <w:rFonts w:ascii="Times New Roman" w:hAnsi="Times New Roman" w:eastAsia="Malgun Gothic"/>
-          <w:b w:val="0"/>
-          <w:i w:val="0"/>
-          <w:sz w:val="22"/>
-        </w:rPr>
-        <w:t>Но не настолько, чтобы отвернуться совсем. Это уже кое-что.</w:t>
-      </w:r>
-    </w:p>
-    <w:p>
-      <w:pPr>
-        <w:spacing w:before="0" w:after="110" w:line="300" w:lineRule="auto"/>
-      </w:pPr>
-      <w:r>
-        <w:rPr>
-          <w:rFonts w:ascii="Times New Roman" w:hAnsi="Times New Roman" w:eastAsia="Malgun Gothic"/>
-          <w:b/>
-          <w:i w:val="0"/>
-          <w:sz w:val="22"/>
-        </w:rPr>
-        <w:t xml:space="preserve">Гребенщиков: </w:t>
-      </w:r>
-      <w:r>
-        <w:rPr>
-          <w:rFonts w:ascii="Times New Roman" w:hAnsi="Times New Roman" w:eastAsia="Malgun Gothic"/>
-          <w:b w:val="0"/>
-          <w:i w:val="0"/>
-          <w:sz w:val="22"/>
-        </w:rPr>
-        <w:t>И учтите: экзитполы в этой стране часто занижают тех, кто голосует молча. Вчерашние опросы давали больше.</w:t>
-      </w:r>
-    </w:p>
-    <w:p>
-      <w:pPr>
-        <w:spacing w:before="0" w:after="110" w:line="300" w:lineRule="auto"/>
-      </w:pPr>
-      <w:r>
-        <w:rPr>
-          <w:rFonts w:ascii="Times New Roman" w:hAnsi="Times New Roman" w:eastAsia="Malgun Gothic"/>
-          <w:b/>
-          <w:i w:val="0"/>
-          <w:sz w:val="22"/>
-        </w:rPr>
-        <w:t xml:space="preserve">Вениамин: </w:t>
-      </w:r>
-      <w:r>
-        <w:rPr>
-          <w:rFonts w:ascii="Times New Roman" w:hAnsi="Times New Roman" w:eastAsia="Malgun Gothic"/>
-          <w:b w:val="0"/>
-          <w:i w:val="0"/>
-          <w:sz w:val="22"/>
-        </w:rPr>
-        <w:t>Обработано тридцать процентов участков. Разрыв держится стабильно.</w:t>
-      </w:r>
-    </w:p>
-    <w:p>
-      <w:pPr>
-        <w:spacing w:before="0" w:after="110" w:line="300" w:lineRule="auto"/>
-      </w:pPr>
-      <w:r>
-        <w:rPr>
-          <w:rFonts w:ascii="Times New Roman" w:hAnsi="Times New Roman" w:eastAsia="Malgun Gothic"/>
-          <w:b/>
-          <w:i w:val="0"/>
-          <w:sz w:val="22"/>
-        </w:rPr>
-        <w:t xml:space="preserve">Настя: </w:t>
-      </w:r>
-      <w:r>
-        <w:rPr>
-          <w:rFonts w:ascii="Times New Roman" w:hAnsi="Times New Roman" w:eastAsia="Malgun Gothic"/>
-          <w:b w:val="0"/>
-          <w:i w:val="0"/>
-          <w:sz w:val="22"/>
-        </w:rPr>
-        <w:t>Хороший знак — ранние данные здесь обычно предсказывают итог.</w:t>
-      </w:r>
-    </w:p>
-    <w:p>
-      <w:pPr>
-        <w:spacing w:before="0" w:after="110" w:line="300" w:lineRule="auto"/>
-      </w:pPr>
-      <w:r>
-        <w:rPr>
-          <w:rFonts w:ascii="Times New Roman" w:hAnsi="Times New Roman" w:eastAsia="Malgun Gothic"/>
-          <w:b/>
-          <w:i w:val="0"/>
-          <w:sz w:val="22"/>
-        </w:rPr>
-        <w:t xml:space="preserve">Кирилл: </w:t>
-      </w:r>
-      <w:r>
-        <w:rPr>
-          <w:rFonts w:ascii="Times New Roman" w:hAnsi="Times New Roman" w:eastAsia="Malgun Gothic"/>
-          <w:b w:val="0"/>
-          <w:i w:val="0"/>
-          <w:sz w:val="22"/>
-        </w:rPr>
-        <w:t>Не будем загадывать раньше времени.</w:t>
-      </w:r>
-    </w:p>
-    <w:p>
-      <w:pPr>
-        <w:spacing w:before="0" w:after="110" w:line="300" w:lineRule="auto"/>
-      </w:pPr>
-      <w:r>
-        <w:rPr>
-          <w:rFonts w:ascii="Times New Roman" w:hAnsi="Times New Roman" w:eastAsia="Malgun Gothic"/>
-          <w:b/>
-          <w:i w:val="0"/>
-          <w:sz w:val="22"/>
-        </w:rPr>
-        <w:t xml:space="preserve">Катя: </w:t>
-      </w:r>
-      <w:r>
-        <w:rPr>
-          <w:rFonts w:ascii="Times New Roman" w:hAnsi="Times New Roman" w:eastAsia="Malgun Gothic"/>
-          <w:b w:val="0"/>
-          <w:i w:val="0"/>
-          <w:sz w:val="22"/>
-        </w:rPr>
-        <w:t>Пятьдесят процентов участков. Сорок восемь против тридцати девяти.</w:t>
-      </w:r>
-    </w:p>
-    <w:p>
-      <w:pPr>
-        <w:spacing w:before="0" w:after="110" w:line="300" w:lineRule="auto"/>
-      </w:pPr>
-      <w:r>
-        <w:rPr>
-          <w:rFonts w:ascii="Times New Roman" w:hAnsi="Times New Roman" w:eastAsia="Malgun Gothic"/>
-          <w:b/>
-          <w:i w:val="0"/>
-          <w:sz w:val="22"/>
-        </w:rPr>
-        <w:t xml:space="preserve">Ирина: </w:t>
-      </w:r>
-      <w:r>
-        <w:rPr>
-          <w:rFonts w:ascii="Times New Roman" w:hAnsi="Times New Roman" w:eastAsia="Malgun Gothic"/>
-          <w:b w:val="0"/>
-          <w:i w:val="0"/>
-          <w:sz w:val="22"/>
-        </w:rPr>
-        <w:t>Екатерина Ивановна, откуда эти пятьдесят процентов? Города или регионы?</w:t>
-      </w:r>
-    </w:p>
-    <w:p>
-      <w:pPr>
-        <w:spacing w:before="0" w:after="110" w:line="300" w:lineRule="auto"/>
-      </w:pPr>
-      <w:r>
-        <w:rPr>
-          <w:rFonts w:ascii="Times New Roman" w:hAnsi="Times New Roman" w:eastAsia="Malgun Gothic"/>
-          <w:b/>
-          <w:i w:val="0"/>
-          <w:sz w:val="22"/>
-        </w:rPr>
-        <w:t xml:space="preserve">Катя: </w:t>
-      </w:r>
-      <w:r>
-        <w:rPr>
-          <w:rFonts w:ascii="Times New Roman" w:hAnsi="Times New Roman" w:eastAsia="Malgun Gothic"/>
-          <w:b w:val="0"/>
-          <w:i w:val="0"/>
-          <w:sz w:val="22"/>
-        </w:rPr>
-        <w:t>Пока больше регионы. Города подключаются позже.</w:t>
-      </w:r>
-    </w:p>
-    <w:p>
-      <w:pPr>
-        <w:spacing w:before="0" w:after="110" w:line="300" w:lineRule="auto"/>
-      </w:pPr>
-      <w:r>
-        <w:rPr>
-          <w:rFonts w:ascii="Times New Roman" w:hAnsi="Times New Roman" w:eastAsia="Malgun Gothic"/>
-          <w:b/>
-          <w:i w:val="0"/>
-          <w:sz w:val="22"/>
-        </w:rPr>
-        <w:t xml:space="preserve">Гребенщиков: </w:t>
-      </w:r>
-      <w:r>
-        <w:rPr>
-          <w:rFonts w:ascii="Times New Roman" w:hAnsi="Times New Roman" w:eastAsia="Malgun Gothic"/>
-          <w:b w:val="0"/>
-          <w:i w:val="0"/>
-          <w:sz w:val="22"/>
-        </w:rPr>
-        <w:t>Это хорошо. Регионы — его поле. Если там мы держим разрыв, города его только расширят.</w:t>
-      </w:r>
-    </w:p>
-    <w:p>
-      <w:pPr>
-        <w:spacing w:before="0" w:after="110" w:line="300" w:lineRule="auto"/>
-      </w:pPr>
-      <w:r>
-        <w:rPr>
-          <w:rFonts w:ascii="Times New Roman" w:hAnsi="Times New Roman" w:eastAsia="Malgun Gothic"/>
-          <w:b/>
-          <w:i w:val="0"/>
-          <w:sz w:val="22"/>
-        </w:rPr>
-        <w:t xml:space="preserve">Лёша: </w:t>
-      </w:r>
-      <w:r>
-        <w:rPr>
-          <w:rFonts w:ascii="Times New Roman" w:hAnsi="Times New Roman" w:eastAsia="Malgun Gothic"/>
-          <w:b w:val="0"/>
-          <w:i w:val="0"/>
-          <w:sz w:val="22"/>
-        </w:rPr>
-        <w:t>Или нет.</w:t>
-      </w:r>
-    </w:p>
-    <w:p>
-      <w:pPr>
-        <w:spacing w:before="0" w:after="110" w:line="300" w:lineRule="auto"/>
-      </w:pPr>
-      <w:r>
-        <w:rPr>
-          <w:rFonts w:ascii="Times New Roman" w:hAnsi="Times New Roman" w:eastAsia="Malgun Gothic"/>
-          <w:b/>
-          <w:i w:val="0"/>
-          <w:sz w:val="22"/>
-        </w:rPr>
-        <w:t xml:space="preserve">Гребенщиков: </w:t>
-      </w:r>
-      <w:r>
-        <w:rPr>
-          <w:rFonts w:ascii="Times New Roman" w:hAnsi="Times New Roman" w:eastAsia="Malgun Gothic"/>
-          <w:b w:val="0"/>
-          <w:i w:val="0"/>
-          <w:sz w:val="22"/>
-        </w:rPr>
-        <w:t>Или нет. Но позвольте мне хотя бы одну ночь в году побыть оптимистом, Алексей Николаевич.</w:t>
-      </w:r>
-    </w:p>
-    <w:p>
-      <w:pPr>
-        <w:keepNext/>
-        <w:spacing w:before="320" w:after="140"/>
-      </w:pPr>
-      <w:r>
-        <w:rPr>
-          <w:rFonts w:ascii="Times New Roman" w:hAnsi="Times New Roman" w:eastAsia="Malgun Gothic"/>
-          <w:b/>
-          <w:i w:val="0"/>
-          <w:color w:val="1F3864"/>
-          <w:sz w:val="26"/>
-        </w:rPr>
-        <w:t>장면 3 — 긴장의 고조</w:t>
-      </w:r>
-    </w:p>
-    <w:p>
-      <w:pPr>
-        <w:spacing w:before="0" w:after="110" w:line="300" w:lineRule="auto"/>
-      </w:pPr>
-      <w:r>
-        <w:rPr>
-          <w:rFonts w:ascii="Times New Roman" w:hAnsi="Times New Roman" w:eastAsia="Malgun Gothic"/>
-          <w:b/>
-          <w:i w:val="0"/>
-          <w:sz w:val="22"/>
-        </w:rPr>
-        <w:t xml:space="preserve">Ирина: </w:t>
-      </w:r>
       <w:r>
         <w:rPr>
           <w:rFonts w:ascii="Times New Roman" w:hAnsi="Times New Roman" w:eastAsia="Malgun Gothic"/>
@@ -716,16 +369,7 @@
           <w:color w:val="555555"/>
           <w:sz w:val="22"/>
         </w:rPr>
-        <w:t>(расхаживая по комнате)</w:t>
-      </w:r>
-      <w:r>
-        <w:rPr>
-          <w:rFonts w:ascii="Times New Roman" w:hAnsi="Times New Roman" w:eastAsia="Malgun Gothic"/>
-          <w:b w:val="0"/>
-          <w:i w:val="0"/>
-          <w:sz w:val="22"/>
-        </w:rPr>
-        <w:t xml:space="preserve"> Ненавижу это ожидание больше, чем сами дебаты.</w:t>
+        <w:t>(Школа, спортзал превращён в участок. Очередь движется медленно; в коридоре работает буфет. Болдин держится в двух шагах.)</w:t>
       </w:r>
     </w:p>
     <w:p>
@@ -739,30 +383,7 @@
           <w:i w:val="0"/>
           <w:sz w:val="22"/>
         </w:rPr>
-        <w:t xml:space="preserve">Лёша: </w:t>
-      </w:r>
-      <w:r>
-        <w:rPr>
-          <w:rFonts w:ascii="Times New Roman" w:hAnsi="Times New Roman" w:eastAsia="Malgun Gothic"/>
-          <w:b w:val="0"/>
-          <w:i w:val="0"/>
-          <w:sz w:val="22"/>
-        </w:rPr>
-        <w:t>Хуже, чем взрыв?</w:t>
-      </w:r>
-    </w:p>
-    <w:p>
-      <w:pPr>
-        <w:spacing w:before="0" w:after="110" w:line="300" w:lineRule="auto"/>
-      </w:pPr>
-      <w:r>
-        <w:rPr>
-          <w:rFonts w:ascii="Times New Roman" w:hAnsi="Times New Roman" w:eastAsia="Malgun Gothic"/>
-          <w:b/>
-          <w:i w:val="0"/>
-          <w:sz w:val="22"/>
-        </w:rPr>
-        <w:t xml:space="preserve">Ирина: </w:t>
+        <w:t xml:space="preserve">Сосед: </w:t>
       </w:r>
       <w:r>
         <w:rPr>
@@ -772,7 +393,7 @@
           <w:color w:val="555555"/>
           <w:sz w:val="22"/>
         </w:rPr>
-        <w:t>(пауза)</w:t>
+        <w:t>(мужчина с термосом, стоящий впереди)</w:t>
       </w:r>
       <w:r>
         <w:rPr>
@@ -781,7 +402,7 @@
           <w:i w:val="0"/>
           <w:sz w:val="22"/>
         </w:rPr>
-        <w:t xml:space="preserve"> Это другое. Взрыв был секундой ужаса. А это — растянутая неопределённость. Не знаю, что хуже.</w:t>
+        <w:t xml:space="preserve"> Вы не переживайте, Алексей Николаевич, тут быстро. Это с утра все набежали — к девяти рассосётся.</w:t>
       </w:r>
     </w:p>
     <w:p>
@@ -804,7 +425,7 @@
           <w:i w:val="0"/>
           <w:sz w:val="22"/>
         </w:rPr>
-        <w:t>Быков говорил, что ожидание результата — худшая часть любого дела. Хуже самого дела.</w:t>
+        <w:t>Да я и не тороплюсь. Вы всегда здесь голосуете?</w:t>
       </w:r>
     </w:p>
     <w:p>
@@ -818,7 +439,7 @@
           <w:i w:val="0"/>
           <w:sz w:val="22"/>
         </w:rPr>
-        <w:t xml:space="preserve">Ирина: </w:t>
+        <w:t xml:space="preserve">Сосед: </w:t>
       </w:r>
       <w:r>
         <w:rPr>
@@ -827,7 +448,7 @@
           <w:i w:val="0"/>
           <w:sz w:val="22"/>
         </w:rPr>
-        <w:t>Выходит, я с ним полностью согласна.</w:t>
+        <w:t>Сколько себя помню. Сам тут учился, теперь внуки учатся. Чайку? С чабрецом.</w:t>
       </w:r>
     </w:p>
     <w:p>
@@ -850,228 +471,7 @@
           <w:i w:val="0"/>
           <w:sz w:val="22"/>
         </w:rPr>
-        <w:t>Как рука?</w:t>
-      </w:r>
-    </w:p>
-    <w:p>
-      <w:pPr>
-        <w:spacing w:before="0" w:after="110" w:line="300" w:lineRule="auto"/>
-      </w:pPr>
-      <w:r>
-        <w:rPr>
-          <w:rFonts w:ascii="Times New Roman" w:hAnsi="Times New Roman" w:eastAsia="Malgun Gothic"/>
-          <w:b/>
-          <w:i w:val="0"/>
-          <w:sz w:val="22"/>
-        </w:rPr>
-        <w:t xml:space="preserve">Ирина: </w:t>
-      </w:r>
-      <w:r>
-        <w:rPr>
-          <w:rFonts w:ascii="Times New Roman" w:hAnsi="Times New Roman" w:eastAsia="Malgun Gothic"/>
-          <w:b w:val="0"/>
-          <w:i w:val="0"/>
-          <w:sz w:val="22"/>
-        </w:rPr>
-        <w:t>Ноет. На погоду и на цифры.</w:t>
-      </w:r>
-    </w:p>
-    <w:p>
-      <w:pPr>
-        <w:spacing w:before="0" w:after="110" w:line="300" w:lineRule="auto"/>
-      </w:pPr>
-      <w:r>
-        <w:rPr>
-          <w:rFonts w:ascii="Times New Roman" w:hAnsi="Times New Roman" w:eastAsia="Malgun Gothic"/>
-          <w:b/>
-          <w:i w:val="0"/>
-          <w:sz w:val="22"/>
-        </w:rPr>
-        <w:t xml:space="preserve">Лёша: </w:t>
-      </w:r>
-      <w:r>
-        <w:rPr>
-          <w:rFonts w:ascii="Times New Roman" w:hAnsi="Times New Roman" w:eastAsia="Malgun Gothic"/>
-          <w:b w:val="0"/>
-          <w:i w:val="0"/>
-          <w:sz w:val="22"/>
-        </w:rPr>
-        <w:t>На какие цифры?</w:t>
-      </w:r>
-    </w:p>
-    <w:p>
-      <w:pPr>
-        <w:spacing w:before="0" w:after="110" w:line="300" w:lineRule="auto"/>
-      </w:pPr>
-      <w:r>
-        <w:rPr>
-          <w:rFonts w:ascii="Times New Roman" w:hAnsi="Times New Roman" w:eastAsia="Malgun Gothic"/>
-          <w:b/>
-          <w:i w:val="0"/>
-          <w:sz w:val="22"/>
-        </w:rPr>
-        <w:t xml:space="preserve">Ирина: </w:t>
-      </w:r>
-      <w:r>
-        <w:rPr>
-          <w:rFonts w:ascii="Times New Roman" w:hAnsi="Times New Roman" w:eastAsia="Malgun Gothic"/>
-          <w:b w:val="0"/>
-          <w:i w:val="0"/>
-          <w:sz w:val="22"/>
-        </w:rPr>
-        <w:t>На любые, которые меняются медленнее, чем мне хочется.</w:t>
-      </w:r>
-    </w:p>
-    <w:p>
-      <w:pPr>
-        <w:spacing w:before="0" w:after="110" w:line="300" w:lineRule="auto"/>
-      </w:pPr>
-      <w:r>
-        <w:rPr>
-          <w:rFonts w:ascii="Times New Roman" w:hAnsi="Times New Roman" w:eastAsia="Malgun Gothic"/>
-          <w:b/>
-          <w:i w:val="0"/>
-          <w:sz w:val="22"/>
-        </w:rPr>
-        <w:t xml:space="preserve">Катя: </w:t>
-      </w:r>
-      <w:r>
-        <w:rPr>
-          <w:rFonts w:ascii="Times New Roman" w:hAnsi="Times New Roman" w:eastAsia="Malgun Gothic"/>
-          <w:b w:val="0"/>
-          <w:i w:val="0"/>
-          <w:sz w:val="22"/>
-        </w:rPr>
-        <w:t>Семьдесят процентов! Сорок девять и три против тридцати семи!</w:t>
-      </w:r>
-    </w:p>
-    <w:p>
-      <w:pPr>
-        <w:spacing w:before="0" w:after="110" w:line="300" w:lineRule="auto"/>
-      </w:pPr>
-      <w:r>
-        <w:rPr>
-          <w:rFonts w:ascii="Times New Roman" w:hAnsi="Times New Roman" w:eastAsia="Malgun Gothic"/>
-          <w:b/>
-          <w:i w:val="0"/>
-          <w:sz w:val="22"/>
-        </w:rPr>
-        <w:t xml:space="preserve">Гребенщиков: </w:t>
-      </w:r>
-      <w:r>
-        <w:rPr>
-          <w:rFonts w:ascii="Times New Roman" w:hAnsi="Times New Roman" w:eastAsia="Malgun Gothic"/>
-          <w:b w:val="0"/>
-          <w:i w:val="0"/>
-          <w:sz w:val="22"/>
-        </w:rPr>
-        <w:t>Разрыв растёт. Подключаются городские участки — там у нас традиционно сильнее позиции.</w:t>
-      </w:r>
-    </w:p>
-    <w:p>
-      <w:pPr>
-        <w:spacing w:before="0" w:after="110" w:line="300" w:lineRule="auto"/>
-      </w:pPr>
-      <w:r>
-        <w:rPr>
-          <w:rFonts w:ascii="Times New Roman" w:hAnsi="Times New Roman" w:eastAsia="Malgun Gothic"/>
-          <w:b/>
-          <w:i w:val="0"/>
-          <w:sz w:val="22"/>
-        </w:rPr>
-        <w:t xml:space="preserve">Лёша: </w:t>
-      </w:r>
-      <w:r>
-        <w:rPr>
-          <w:rFonts w:ascii="Times New Roman" w:hAnsi="Times New Roman" w:eastAsia="Malgun Gothic"/>
-          <w:b w:val="0"/>
-          <w:i w:val="0"/>
-          <w:sz w:val="22"/>
-        </w:rPr>
-        <w:t>Радоваться ещё рано.</w:t>
-      </w:r>
-    </w:p>
-    <w:p>
-      <w:pPr>
-        <w:spacing w:before="0" w:after="110" w:line="300" w:lineRule="auto"/>
-      </w:pPr>
-      <w:r>
-        <w:rPr>
-          <w:rFonts w:ascii="Times New Roman" w:hAnsi="Times New Roman" w:eastAsia="Malgun Gothic"/>
-          <w:b/>
-          <w:i w:val="0"/>
-          <w:sz w:val="22"/>
-        </w:rPr>
-        <w:t xml:space="preserve">Гребенщиков: </w:t>
-      </w:r>
-      <w:r>
-        <w:rPr>
-          <w:rFonts w:ascii="Times New Roman" w:hAnsi="Times New Roman" w:eastAsia="Malgun Gothic"/>
-          <w:b w:val="0"/>
-          <w:i w:val="0"/>
-          <w:sz w:val="22"/>
-        </w:rPr>
-        <w:t>Рано. Но выдыхать, кажется, уже можно начинать.</w:t>
-      </w:r>
-    </w:p>
-    <w:p>
-      <w:pPr>
-        <w:spacing w:before="0" w:after="110" w:line="300" w:lineRule="auto"/>
-      </w:pPr>
-      <w:r>
-        <w:rPr>
-          <w:rFonts w:ascii="Times New Roman" w:hAnsi="Times New Roman" w:eastAsia="Malgun Gothic"/>
-          <w:b/>
-          <w:i w:val="0"/>
-          <w:sz w:val="22"/>
-        </w:rPr>
-        <w:t xml:space="preserve">Вениамин: </w:t>
-      </w:r>
-      <w:r>
-        <w:rPr>
-          <w:rFonts w:ascii="Times New Roman" w:hAnsi="Times New Roman" w:eastAsia="Malgun Gothic"/>
-          <w:b w:val="0"/>
-          <w:i w:val="0"/>
-          <w:sz w:val="22"/>
-        </w:rPr>
-        <w:t>Нарушений по стране в четыре раза меньше, чем на прошлых выборах. Все зафиксированы, все мелкие.</w:t>
-      </w:r>
-    </w:p>
-    <w:p>
-      <w:pPr>
-        <w:spacing w:before="0" w:after="110" w:line="300" w:lineRule="auto"/>
-      </w:pPr>
-      <w:r>
-        <w:rPr>
-          <w:rFonts w:ascii="Times New Roman" w:hAnsi="Times New Roman" w:eastAsia="Malgun Gothic"/>
-          <w:b/>
-          <w:i w:val="0"/>
-          <w:sz w:val="22"/>
-        </w:rPr>
-        <w:t xml:space="preserve">Кирилл: </w:t>
-      </w:r>
-      <w:r>
-        <w:rPr>
-          <w:rFonts w:ascii="Times New Roman" w:hAnsi="Times New Roman" w:eastAsia="Malgun Gothic"/>
-          <w:b w:val="0"/>
-          <w:i w:val="0"/>
-          <w:sz w:val="22"/>
-        </w:rPr>
-        <w:t>Изольда Тимофеевна сейчас потребовала бы пересчитать «в четыре раза» до второго знака.</w:t>
-      </w:r>
-    </w:p>
-    <w:p>
-      <w:pPr>
-        <w:spacing w:before="0" w:after="110" w:line="300" w:lineRule="auto"/>
-      </w:pPr>
-      <w:r>
-        <w:rPr>
-          <w:rFonts w:ascii="Times New Roman" w:hAnsi="Times New Roman" w:eastAsia="Malgun Gothic"/>
-          <w:b/>
-          <w:i w:val="0"/>
-          <w:sz w:val="22"/>
-        </w:rPr>
-        <w:t xml:space="preserve">Вениамин: </w:t>
+        <w:t xml:space="preserve">Не откажусь. </w:t>
       </w:r>
       <w:r>
         <w:rPr>
@@ -1081,7 +481,7 @@
           <w:color w:val="555555"/>
           <w:sz w:val="22"/>
         </w:rPr>
-        <w:t>(не отрываясь от экрана)</w:t>
+        <w:t>(берёт крышку от термоса)</w:t>
       </w:r>
       <w:r>
         <w:rPr>
@@ -1090,7 +490,7 @@
           <w:i w:val="0"/>
           <w:sz w:val="22"/>
         </w:rPr>
-        <w:t xml:space="preserve"> Уже пересчитываю.</w:t>
+        <w:t xml:space="preserve"> Ох, горячий.</w:t>
       </w:r>
     </w:p>
     <w:p>
@@ -1104,7 +504,7 @@
           <w:i w:val="0"/>
           <w:sz w:val="22"/>
         </w:rPr>
-        <w:t xml:space="preserve">Вениамин: </w:t>
+        <w:t xml:space="preserve">Сосед: </w:t>
       </w:r>
       <w:r>
         <w:rPr>
@@ -1113,7 +513,7 @@
           <w:i w:val="0"/>
           <w:sz w:val="22"/>
         </w:rPr>
-        <w:t>Есть одна жалоба из Екатеринбурга: наблюдатель «Свободного пути» сообщает о переносной урне без пломбы.</w:t>
+        <w:t>А то. Жена с шести заваривала. Говорит, в очереди без чая нельзя.</w:t>
       </w:r>
     </w:p>
     <w:p>
@@ -1127,39 +527,7 @@
           <w:i w:val="0"/>
           <w:sz w:val="22"/>
         </w:rPr>
-        <w:t xml:space="preserve">Лёша: </w:t>
-      </w:r>
-      <w:r>
-        <w:rPr>
-          <w:rFonts w:ascii="Times New Roman" w:hAnsi="Times New Roman" w:eastAsia="Malgun Gothic"/>
-          <w:b w:val="0"/>
-          <w:i w:val="0"/>
-          <w:sz w:val="22"/>
-        </w:rPr>
-        <w:t>Проверить. Немедленно и публично.</w:t>
-      </w:r>
-    </w:p>
-    <w:p>
-      <w:pPr>
-        <w:spacing w:before="0" w:after="110" w:line="300" w:lineRule="auto"/>
-      </w:pPr>
-      <w:r>
-        <w:rPr>
-          <w:rFonts w:ascii="Times New Roman" w:hAnsi="Times New Roman" w:eastAsia="Malgun Gothic"/>
-          <w:b/>
-          <w:i w:val="0"/>
-          <w:sz w:val="22"/>
-        </w:rPr>
-        <w:t xml:space="preserve">Настя: </w:t>
-      </w:r>
-      <w:r>
-        <w:rPr>
-          <w:rFonts w:ascii="Times New Roman" w:hAnsi="Times New Roman" w:eastAsia="Malgun Gothic"/>
-          <w:b w:val="0"/>
-          <w:i w:val="0"/>
-          <w:sz w:val="22"/>
-        </w:rPr>
-        <w:t xml:space="preserve">Уже звоню в избирком. </w:t>
+        <w:t xml:space="preserve">Избирательница: </w:t>
       </w:r>
       <w:r>
         <w:rPr>
@@ -1169,7 +537,7 @@
           <w:color w:val="555555"/>
           <w:sz w:val="22"/>
         </w:rPr>
-        <w:t>(пауза)</w:t>
+        <w:t>(оборачиваясь)</w:t>
       </w:r>
       <w:r>
         <w:rPr>
@@ -1178,7 +546,7 @@
           <w:i w:val="0"/>
           <w:sz w:val="22"/>
         </w:rPr>
-        <w:t xml:space="preserve"> Пломба была, её сорвали при переноске. Урну опечатали заново при наблюдателях обеих сторон.</w:t>
+        <w:t xml:space="preserve"> Ты его корми, корми. Видно же — не завтракал.</w:t>
       </w:r>
     </w:p>
     <w:p>
@@ -1192,7 +560,7 @@
           <w:i w:val="0"/>
           <w:sz w:val="22"/>
         </w:rPr>
-        <w:t xml:space="preserve">Кирилл: </w:t>
+        <w:t xml:space="preserve">Лёша: </w:t>
       </w:r>
       <w:r>
         <w:rPr>
@@ -1201,7 +569,7 @@
           <w:i w:val="0"/>
           <w:sz w:val="22"/>
         </w:rPr>
-        <w:t>Внесём в отчёт. Отдельной строкой.</w:t>
+        <w:t>Что, так заметно?</w:t>
       </w:r>
     </w:p>
     <w:p>
@@ -1215,7 +583,7 @@
           <w:i w:val="0"/>
           <w:sz w:val="22"/>
         </w:rPr>
-        <w:t xml:space="preserve">Лёша: </w:t>
+        <w:t xml:space="preserve">Избирательница: </w:t>
       </w:r>
       <w:r>
         <w:rPr>
@@ -1224,37 +592,21 @@
           <w:i w:val="0"/>
           <w:sz w:val="22"/>
         </w:rPr>
-        <w:t>Отдельной строкой. Даже если это мелочь.</w:t>
+        <w:t>Мне-то? Я троих сыновей вырастила. По лицу вижу.</w:t>
       </w:r>
     </w:p>
     <w:p>
       <w:pPr>
-        <w:keepNext/>
-        <w:spacing w:before="320" w:after="140"/>
+        <w:spacing w:before="0" w:after="110" w:line="300" w:lineRule="auto"/>
       </w:pPr>
       <w:r>
         <w:rPr>
           <w:rFonts w:ascii="Times New Roman" w:hAnsi="Times New Roman" w:eastAsia="Malgun Gothic"/>
           <w:b/>
           <w:i w:val="0"/>
-          <w:color w:val="1F3864"/>
-          <w:sz w:val="26"/>
-        </w:rPr>
-        <w:t>장면 4 — 코발추크의 전화, 승복</w:t>
-      </w:r>
-    </w:p>
-    <w:p>
-      <w:pPr>
-        <w:spacing w:before="0" w:after="110" w:line="300" w:lineRule="auto"/>
-      </w:pPr>
-      <w:r>
-        <w:rPr>
-          <w:rFonts w:ascii="Times New Roman" w:hAnsi="Times New Roman" w:eastAsia="Malgun Gothic"/>
-          <w:b/>
-          <w:i w:val="0"/>
-          <w:sz w:val="22"/>
-        </w:rPr>
-        <w:t xml:space="preserve">Ковальчук: </w:t>
+          <w:sz w:val="22"/>
+        </w:rPr>
+        <w:t xml:space="preserve">Катя: </w:t>
       </w:r>
       <w:r>
         <w:rPr>
@@ -1264,7 +616,7 @@
           <w:color w:val="555555"/>
           <w:sz w:val="22"/>
         </w:rPr>
-        <w:t>(по телефону)</w:t>
+        <w:t>(тихо)</w:t>
       </w:r>
       <w:r>
         <w:rPr>
@@ -1273,7 +625,7 @@
           <w:i w:val="0"/>
           <w:sz w:val="22"/>
         </w:rPr>
-        <w:t xml:space="preserve"> Алексей Николаевич, данные однозначны. Поздравляю с переизбранием.</w:t>
+        <w:t xml:space="preserve"> Алексей Николаевич, в буфете пирожки. Взять?</w:t>
       </w:r>
     </w:p>
     <w:p>
@@ -1296,7 +648,7 @@
           <w:i w:val="0"/>
           <w:sz w:val="22"/>
         </w:rPr>
-        <w:t>Спасибо, Артём Игоревич. Результат ещё не официальный.</w:t>
+        <w:t>Возьмите. И на Максима Игоревича тоже.</w:t>
       </w:r>
     </w:p>
     <w:p>
@@ -1310,7 +662,7 @@
           <w:i w:val="0"/>
           <w:sz w:val="22"/>
         </w:rPr>
-        <w:t xml:space="preserve">Ковальчук: </w:t>
+        <w:t xml:space="preserve">Болдин: </w:t>
       </w:r>
       <w:r>
         <w:rPr>
@@ -1319,7 +671,7 @@
           <w:i w:val="0"/>
           <w:sz w:val="22"/>
         </w:rPr>
-        <w:t>Достаточно окончательный, чтобы признать поражение честно, а не тянуть время. Хочу, чтобы страна увидела мирную передачу… точнее, мирное подтверждение власти. Без драмы.</w:t>
+        <w:t>Спасибо, я на службе.</w:t>
       </w:r>
     </w:p>
     <w:p>
@@ -1342,183 +694,13 @@
           <w:i w:val="0"/>
           <w:sz w:val="22"/>
         </w:rPr>
-        <w:t>Ценю это больше, чем вы думаете, — после такого года.</w:t>
+        <w:t>Максим Игоревич, пирожок — это не взятка.</w:t>
       </w:r>
     </w:p>
     <w:p>
       <w:pPr>
         <w:spacing w:before="0" w:after="110" w:line="300" w:lineRule="auto"/>
       </w:pPr>
-      <w:r>
-        <w:rPr>
-          <w:rFonts w:ascii="Times New Roman" w:hAnsi="Times New Roman" w:eastAsia="Malgun Gothic"/>
-          <w:b/>
-          <w:i w:val="0"/>
-          <w:sz w:val="22"/>
-        </w:rPr>
-        <w:t xml:space="preserve">Ковальчук: </w:t>
-      </w:r>
-      <w:r>
-        <w:rPr>
-          <w:rFonts w:ascii="Times New Roman" w:hAnsi="Times New Roman" w:eastAsia="Malgun Gothic"/>
-          <w:b w:val="0"/>
-          <w:i w:val="0"/>
-          <w:sz w:val="22"/>
-        </w:rPr>
-        <w:t>Знаете, что я понял за эту кампанию?</w:t>
-      </w:r>
-    </w:p>
-    <w:p>
-      <w:pPr>
-        <w:spacing w:before="0" w:after="110" w:line="300" w:lineRule="auto"/>
-      </w:pPr>
-      <w:r>
-        <w:rPr>
-          <w:rFonts w:ascii="Times New Roman" w:hAnsi="Times New Roman" w:eastAsia="Malgun Gothic"/>
-          <w:b/>
-          <w:i w:val="0"/>
-          <w:sz w:val="22"/>
-        </w:rPr>
-        <w:t xml:space="preserve">Лёша: </w:t>
-      </w:r>
-      <w:r>
-        <w:rPr>
-          <w:rFonts w:ascii="Times New Roman" w:hAnsi="Times New Roman" w:eastAsia="Malgun Gothic"/>
-          <w:b w:val="0"/>
-          <w:i w:val="0"/>
-          <w:sz w:val="22"/>
-        </w:rPr>
-        <w:t>Что?</w:t>
-      </w:r>
-    </w:p>
-    <w:p>
-      <w:pPr>
-        <w:spacing w:before="0" w:after="110" w:line="300" w:lineRule="auto"/>
-      </w:pPr>
-      <w:r>
-        <w:rPr>
-          <w:rFonts w:ascii="Times New Roman" w:hAnsi="Times New Roman" w:eastAsia="Malgun Gothic"/>
-          <w:b/>
-          <w:i w:val="0"/>
-          <w:sz w:val="22"/>
-        </w:rPr>
-        <w:t xml:space="preserve">Ковальчук: </w:t>
-      </w:r>
-      <w:r>
-        <w:rPr>
-          <w:rFonts w:ascii="Times New Roman" w:hAnsi="Times New Roman" w:eastAsia="Malgun Gothic"/>
-          <w:b w:val="0"/>
-          <w:i w:val="0"/>
-          <w:sz w:val="22"/>
-        </w:rPr>
-        <w:t>Что проиграть честно — не то же самое, что просто проиграть. Впервые в жизни я горжусь тем, как проиграл, а не стыжусь.</w:t>
-      </w:r>
-    </w:p>
-    <w:p>
-      <w:pPr>
-        <w:spacing w:before="0" w:after="110" w:line="300" w:lineRule="auto"/>
-      </w:pPr>
-      <w:r>
-        <w:rPr>
-          <w:rFonts w:ascii="Times New Roman" w:hAnsi="Times New Roman" w:eastAsia="Malgun Gothic"/>
-          <w:b/>
-          <w:i w:val="0"/>
-          <w:sz w:val="22"/>
-        </w:rPr>
-        <w:t xml:space="preserve">Лёша: </w:t>
-      </w:r>
-      <w:r>
-        <w:rPr>
-          <w:rFonts w:ascii="Times New Roman" w:hAnsi="Times New Roman" w:eastAsia="Malgun Gothic"/>
-          <w:b w:val="0"/>
-          <w:i w:val="0"/>
-          <w:sz w:val="22"/>
-        </w:rPr>
-        <w:t>Сильные слова, Артём Игоревич. Буду рад видеть вас в конструктивной оппозиции. Стране нужны разные голоса — и несогласные тоже.</w:t>
-      </w:r>
-    </w:p>
-    <w:p>
-      <w:pPr>
-        <w:spacing w:before="0" w:after="110" w:line="300" w:lineRule="auto"/>
-      </w:pPr>
-      <w:r>
-        <w:rPr>
-          <w:rFonts w:ascii="Times New Roman" w:hAnsi="Times New Roman" w:eastAsia="Malgun Gothic"/>
-          <w:b/>
-          <w:i w:val="0"/>
-          <w:sz w:val="22"/>
-        </w:rPr>
-        <w:t xml:space="preserve">Ковальчук: </w:t>
-      </w:r>
-      <w:r>
-        <w:rPr>
-          <w:rFonts w:ascii="Times New Roman" w:hAnsi="Times New Roman" w:eastAsia="Malgun Gothic"/>
-          <w:b w:val="0"/>
-          <w:i w:val="0"/>
-          <w:sz w:val="22"/>
-        </w:rPr>
-        <w:t>Конструктивная оппозиция… Звучит как должность без зарплаты.</w:t>
-      </w:r>
-    </w:p>
-    <w:p>
-      <w:pPr>
-        <w:spacing w:before="0" w:after="110" w:line="300" w:lineRule="auto"/>
-      </w:pPr>
-      <w:r>
-        <w:rPr>
-          <w:rFonts w:ascii="Times New Roman" w:hAnsi="Times New Roman" w:eastAsia="Malgun Gothic"/>
-          <w:b/>
-          <w:i w:val="0"/>
-          <w:sz w:val="22"/>
-        </w:rPr>
-        <w:t xml:space="preserve">Лёша: </w:t>
-      </w:r>
-      <w:r>
-        <w:rPr>
-          <w:rFonts w:ascii="Times New Roman" w:hAnsi="Times New Roman" w:eastAsia="Malgun Gothic"/>
-          <w:b w:val="0"/>
-          <w:i w:val="0"/>
-          <w:sz w:val="22"/>
-        </w:rPr>
-        <w:t>Зато с правом говорить мне «нет» в прямом эфире. Это дороже зарплаты.</w:t>
-      </w:r>
-    </w:p>
-    <w:p>
-      <w:pPr>
-        <w:spacing w:before="0" w:after="110" w:line="300" w:lineRule="auto"/>
-      </w:pPr>
-      <w:r>
-        <w:rPr>
-          <w:rFonts w:ascii="Times New Roman" w:hAnsi="Times New Roman" w:eastAsia="Malgun Gothic"/>
-          <w:b/>
-          <w:i w:val="0"/>
-          <w:sz w:val="22"/>
-        </w:rPr>
-        <w:t xml:space="preserve">Ковальчук: </w:t>
-      </w:r>
-      <w:r>
-        <w:rPr>
-          <w:rFonts w:ascii="Times New Roman" w:hAnsi="Times New Roman" w:eastAsia="Malgun Gothic"/>
-          <w:b w:val="0"/>
-          <w:i w:val="0"/>
-          <w:sz w:val="22"/>
-        </w:rPr>
-        <w:t>Учту предложение. Спокойной ночи, Алексей Николаевич. И удачи со вторым сроком. Она вам понадобится.</w:t>
-      </w:r>
-    </w:p>
-    <w:p>
-      <w:pPr>
-        <w:spacing w:before="0" w:after="110" w:line="300" w:lineRule="auto"/>
-      </w:pPr>
-      <w:r>
-        <w:rPr>
-          <w:rFonts w:ascii="Times New Roman" w:hAnsi="Times New Roman" w:eastAsia="Malgun Gothic"/>
-          <w:b/>
-          <w:i w:val="0"/>
-          <w:sz w:val="22"/>
-        </w:rPr>
-        <w:t xml:space="preserve">Лёша: </w:t>
-      </w:r>
       <w:r>
         <w:rPr>
           <w:rFonts w:ascii="Times New Roman" w:hAnsi="Times New Roman" w:eastAsia="Malgun Gothic"/>
@@ -1527,16 +709,7 @@
           <w:color w:val="555555"/>
           <w:sz w:val="22"/>
         </w:rPr>
-        <w:t>(положив трубку, команде)</w:t>
-      </w:r>
-      <w:r>
-        <w:rPr>
-          <w:rFonts w:ascii="Times New Roman" w:hAnsi="Times New Roman" w:eastAsia="Malgun Gothic"/>
-          <w:b w:val="0"/>
-          <w:i w:val="0"/>
-          <w:sz w:val="22"/>
-        </w:rPr>
-        <w:t xml:space="preserve"> Он признал. Первым.</w:t>
+        <w:t>(Катя возвращается из коридора; за ней — буфетчица с подносом.)</w:t>
       </w:r>
     </w:p>
     <w:p>
@@ -1550,7 +723,7 @@
           <w:i w:val="0"/>
           <w:sz w:val="22"/>
         </w:rPr>
-        <w:t xml:space="preserve">Катя: </w:t>
+        <w:t xml:space="preserve">Буфетчица: </w:t>
       </w:r>
       <w:r>
         <w:rPr>
@@ -1559,23 +732,30 @@
           <w:i w:val="0"/>
           <w:sz w:val="22"/>
         </w:rPr>
-        <w:t>Первым. Ещё до официальных цифр.</w:t>
+        <w:t>Вот, с капустой, с картошкой, а эти с повидлом. Горячие ещё, только из духовки.</w:t>
       </w:r>
     </w:p>
     <w:p>
       <w:pPr>
-        <w:keepNext/>
-        <w:spacing w:before="320" w:after="140"/>
+        <w:spacing w:before="0" w:after="110" w:line="300" w:lineRule="auto"/>
       </w:pPr>
       <w:r>
         <w:rPr>
           <w:rFonts w:ascii="Times New Roman" w:hAnsi="Times New Roman" w:eastAsia="Malgun Gothic"/>
           <w:b/>
           <w:i w:val="0"/>
-          <w:color w:val="1F3864"/>
-          <w:sz w:val="26"/>
-        </w:rPr>
-        <w:t>장면 5 — 승리 확정, 팀의 반응</w:t>
+          <w:sz w:val="22"/>
+        </w:rPr>
+        <w:t xml:space="preserve">Катя: </w:t>
+      </w:r>
+      <w:r>
+        <w:rPr>
+          <w:rFonts w:ascii="Times New Roman" w:hAnsi="Times New Roman" w:eastAsia="Malgun Gothic"/>
+          <w:b w:val="0"/>
+          <w:i w:val="0"/>
+          <w:sz w:val="22"/>
+        </w:rPr>
+        <w:t>Сколько с меня?</w:t>
       </w:r>
     </w:p>
     <w:p>
@@ -1589,7 +769,53 @@
           <w:i w:val="0"/>
           <w:sz w:val="22"/>
         </w:rPr>
-        <w:t xml:space="preserve">Ирина: </w:t>
+        <w:t xml:space="preserve">Буфетчица: </w:t>
+      </w:r>
+      <w:r>
+        <w:rPr>
+          <w:rFonts w:ascii="Times New Roman" w:hAnsi="Times New Roman" w:eastAsia="Malgun Gothic"/>
+          <w:b w:val="0"/>
+          <w:i w:val="0"/>
+          <w:sz w:val="22"/>
+        </w:rPr>
+        <w:t>Сто двадцать. Да бросьте, какие деньги…</w:t>
+      </w:r>
+    </w:p>
+    <w:p>
+      <w:pPr>
+        <w:spacing w:before="0" w:after="110" w:line="300" w:lineRule="auto"/>
+      </w:pPr>
+      <w:r>
+        <w:rPr>
+          <w:rFonts w:ascii="Times New Roman" w:hAnsi="Times New Roman" w:eastAsia="Malgun Gothic"/>
+          <w:b/>
+          <w:i w:val="0"/>
+          <w:sz w:val="22"/>
+        </w:rPr>
+        <w:t xml:space="preserve">Лёша: </w:t>
+      </w:r>
+      <w:r>
+        <w:rPr>
+          <w:rFonts w:ascii="Times New Roman" w:hAnsi="Times New Roman" w:eastAsia="Malgun Gothic"/>
+          <w:b w:val="0"/>
+          <w:i w:val="0"/>
+          <w:sz w:val="22"/>
+        </w:rPr>
+        <w:t>Нет-нет, так нельзя. Сегодня особенно. Катя, заплатите, пожалуйста.</w:t>
+      </w:r>
+    </w:p>
+    <w:p>
+      <w:pPr>
+        <w:spacing w:before="0" w:after="110" w:line="300" w:lineRule="auto"/>
+      </w:pPr>
+      <w:r>
+        <w:rPr>
+          <w:rFonts w:ascii="Times New Roman" w:hAnsi="Times New Roman" w:eastAsia="Malgun Gothic"/>
+          <w:b/>
+          <w:i w:val="0"/>
+          <w:sz w:val="22"/>
+        </w:rPr>
+        <w:t xml:space="preserve">Буфетчица: </w:t>
       </w:r>
       <w:r>
         <w:rPr>
@@ -1599,7 +825,7 @@
           <w:color w:val="555555"/>
           <w:sz w:val="22"/>
         </w:rPr>
-        <w:t>(почти кричит)</w:t>
+        <w:t>(смеётся)</w:t>
       </w:r>
       <w:r>
         <w:rPr>
@@ -1608,13 +834,45 @@
           <w:i w:val="0"/>
           <w:sz w:val="22"/>
         </w:rPr>
-        <w:t xml:space="preserve"> Официально! Пятьдесят один и восемь против тридцати пяти!</w:t>
+        <w:t xml:space="preserve"> Ну как знаете. Строгий у вас начальник.</w:t>
       </w:r>
     </w:p>
     <w:p>
       <w:pPr>
         <w:spacing w:before="0" w:after="110" w:line="300" w:lineRule="auto"/>
       </w:pPr>
+      <w:r>
+        <w:rPr>
+          <w:rFonts w:ascii="Times New Roman" w:hAnsi="Times New Roman" w:eastAsia="Malgun Gothic"/>
+          <w:b/>
+          <w:i w:val="0"/>
+          <w:sz w:val="22"/>
+        </w:rPr>
+        <w:t xml:space="preserve">Катя: </w:t>
+      </w:r>
+      <w:r>
+        <w:rPr>
+          <w:rFonts w:ascii="Times New Roman" w:hAnsi="Times New Roman" w:eastAsia="Malgun Gothic"/>
+          <w:b w:val="0"/>
+          <w:i w:val="0"/>
+          <w:sz w:val="22"/>
+        </w:rPr>
+        <w:t>Не то слово.</w:t>
+      </w:r>
+    </w:p>
+    <w:p>
+      <w:pPr>
+        <w:spacing w:before="0" w:after="110" w:line="300" w:lineRule="auto"/>
+      </w:pPr>
+      <w:r>
+        <w:rPr>
+          <w:rFonts w:ascii="Times New Roman" w:hAnsi="Times New Roman" w:eastAsia="Malgun Gothic"/>
+          <w:b/>
+          <w:i w:val="0"/>
+          <w:sz w:val="22"/>
+        </w:rPr>
+        <w:t xml:space="preserve">Лёша: </w:t>
+      </w:r>
       <w:r>
         <w:rPr>
           <w:rFonts w:ascii="Times New Roman" w:hAnsi="Times New Roman" w:eastAsia="Malgun Gothic"/>
@@ -1623,22 +881,22 @@
           <w:color w:val="555555"/>
           <w:sz w:val="22"/>
         </w:rPr>
-        <w:t>(штаб взрывается ликованием, но сдержаннее, чем в первый раз: усталость и потери этого года чувствуются в воздухе)</w:t>
+        <w:t>(откусывает)</w:t>
+      </w:r>
+      <w:r>
+        <w:rPr>
+          <w:rFonts w:ascii="Times New Roman" w:hAnsi="Times New Roman" w:eastAsia="Malgun Gothic"/>
+          <w:b w:val="0"/>
+          <w:i w:val="0"/>
+          <w:sz w:val="22"/>
+        </w:rPr>
+        <w:t xml:space="preserve"> М-м. С капустой. Почти как дома.</w:t>
       </w:r>
     </w:p>
     <w:p>
       <w:pPr>
         <w:spacing w:before="0" w:after="110" w:line="300" w:lineRule="auto"/>
       </w:pPr>
-      <w:r>
-        <w:rPr>
-          <w:rFonts w:ascii="Times New Roman" w:hAnsi="Times New Roman" w:eastAsia="Malgun Gothic"/>
-          <w:b/>
-          <w:i w:val="0"/>
-          <w:sz w:val="22"/>
-        </w:rPr>
-        <w:t xml:space="preserve">Кирилл: </w:t>
-      </w:r>
       <w:r>
         <w:rPr>
           <w:rFonts w:ascii="Times New Roman" w:hAnsi="Times New Roman" w:eastAsia="Malgun Gothic"/>
@@ -1647,16 +905,7 @@
           <w:color w:val="555555"/>
           <w:sz w:val="22"/>
         </w:rPr>
-        <w:t>(обнимая Настю)</w:t>
-      </w:r>
-      <w:r>
-        <w:rPr>
-          <w:rFonts w:ascii="Times New Roman" w:hAnsi="Times New Roman" w:eastAsia="Malgun Gothic"/>
-          <w:b w:val="0"/>
-          <w:i w:val="0"/>
-          <w:sz w:val="22"/>
-        </w:rPr>
-        <w:t xml:space="preserve"> Мы сделали это. Снова.</w:t>
+        <w:t>(звонит телефон — Анна)</w:t>
       </w:r>
     </w:p>
     <w:p>
@@ -1670,7 +919,237 @@
           <w:i w:val="0"/>
           <w:sz w:val="22"/>
         </w:rPr>
-        <w:t xml:space="preserve">Настя: </w:t>
+        <w:t xml:space="preserve">Анна: </w:t>
+      </w:r>
+      <w:r>
+        <w:rPr>
+          <w:rFonts w:ascii="Times New Roman" w:hAnsi="Times New Roman" w:eastAsia="Malgun Gothic"/>
+          <w:b w:val="0"/>
+          <w:i w:val="0"/>
+          <w:sz w:val="22"/>
+        </w:rPr>
+        <w:t>Лёша, ты позавтракал?</w:t>
+      </w:r>
+    </w:p>
+    <w:p>
+      <w:pPr>
+        <w:spacing w:before="0" w:after="110" w:line="300" w:lineRule="auto"/>
+      </w:pPr>
+      <w:r>
+        <w:rPr>
+          <w:rFonts w:ascii="Times New Roman" w:hAnsi="Times New Roman" w:eastAsia="Malgun Gothic"/>
+          <w:b/>
+          <w:i w:val="0"/>
+          <w:sz w:val="22"/>
+        </w:rPr>
+        <w:t xml:space="preserve">Лёша: </w:t>
+      </w:r>
+      <w:r>
+        <w:rPr>
+          <w:rFonts w:ascii="Times New Roman" w:hAnsi="Times New Roman" w:eastAsia="Malgun Gothic"/>
+          <w:b w:val="0"/>
+          <w:i w:val="0"/>
+          <w:sz w:val="22"/>
+        </w:rPr>
+        <w:t>Мам, ты как чувствуешь. Стою в очереди, ем пирожок.</w:t>
+      </w:r>
+    </w:p>
+    <w:p>
+      <w:pPr>
+        <w:spacing w:before="0" w:after="110" w:line="300" w:lineRule="auto"/>
+      </w:pPr>
+      <w:r>
+        <w:rPr>
+          <w:rFonts w:ascii="Times New Roman" w:hAnsi="Times New Roman" w:eastAsia="Malgun Gothic"/>
+          <w:b/>
+          <w:i w:val="0"/>
+          <w:sz w:val="22"/>
+        </w:rPr>
+        <w:t xml:space="preserve">Анна: </w:t>
+      </w:r>
+      <w:r>
+        <w:rPr>
+          <w:rFonts w:ascii="Times New Roman" w:hAnsi="Times New Roman" w:eastAsia="Malgun Gothic"/>
+          <w:b w:val="0"/>
+          <w:i w:val="0"/>
+          <w:sz w:val="22"/>
+        </w:rPr>
+        <w:t>Пирожок — не завтрак. Ну хоть что-то. Горячий хоть?</w:t>
+      </w:r>
+    </w:p>
+    <w:p>
+      <w:pPr>
+        <w:spacing w:before="0" w:after="110" w:line="300" w:lineRule="auto"/>
+      </w:pPr>
+      <w:r>
+        <w:rPr>
+          <w:rFonts w:ascii="Times New Roman" w:hAnsi="Times New Roman" w:eastAsia="Malgun Gothic"/>
+          <w:b/>
+          <w:i w:val="0"/>
+          <w:sz w:val="22"/>
+        </w:rPr>
+        <w:t xml:space="preserve">Лёша: </w:t>
+      </w:r>
+      <w:r>
+        <w:rPr>
+          <w:rFonts w:ascii="Times New Roman" w:hAnsi="Times New Roman" w:eastAsia="Malgun Gothic"/>
+          <w:b w:val="0"/>
+          <w:i w:val="0"/>
+          <w:sz w:val="22"/>
+        </w:rPr>
+        <w:t>Горячий. С капустой.</w:t>
+      </w:r>
+    </w:p>
+    <w:p>
+      <w:pPr>
+        <w:spacing w:before="0" w:after="110" w:line="300" w:lineRule="auto"/>
+      </w:pPr>
+      <w:r>
+        <w:rPr>
+          <w:rFonts w:ascii="Times New Roman" w:hAnsi="Times New Roman" w:eastAsia="Malgun Gothic"/>
+          <w:b/>
+          <w:i w:val="0"/>
+          <w:sz w:val="22"/>
+        </w:rPr>
+        <w:t xml:space="preserve">Анна: </w:t>
+      </w:r>
+      <w:r>
+        <w:rPr>
+          <w:rFonts w:ascii="Times New Roman" w:hAnsi="Times New Roman" w:eastAsia="Malgun Gothic"/>
+          <w:b w:val="0"/>
+          <w:i w:val="0"/>
+          <w:sz w:val="22"/>
+        </w:rPr>
+        <w:t>Ладно, засчитаю. А я уже проголосовала, между прочим. Пораньше, пока народу нет.</w:t>
+      </w:r>
+    </w:p>
+    <w:p>
+      <w:pPr>
+        <w:spacing w:before="0" w:after="110" w:line="300" w:lineRule="auto"/>
+      </w:pPr>
+      <w:r>
+        <w:rPr>
+          <w:rFonts w:ascii="Times New Roman" w:hAnsi="Times New Roman" w:eastAsia="Malgun Gothic"/>
+          <w:b/>
+          <w:i w:val="0"/>
+          <w:sz w:val="22"/>
+        </w:rPr>
+        <w:t xml:space="preserve">Лёша: </w:t>
+      </w:r>
+      <w:r>
+        <w:rPr>
+          <w:rFonts w:ascii="Times New Roman" w:hAnsi="Times New Roman" w:eastAsia="Malgun Gothic"/>
+          <w:b w:val="0"/>
+          <w:i w:val="0"/>
+          <w:sz w:val="22"/>
+        </w:rPr>
+        <w:t>А за кого — не скажешь?</w:t>
+      </w:r>
+    </w:p>
+    <w:p>
+      <w:pPr>
+        <w:spacing w:before="0" w:after="110" w:line="300" w:lineRule="auto"/>
+      </w:pPr>
+      <w:r>
+        <w:rPr>
+          <w:rFonts w:ascii="Times New Roman" w:hAnsi="Times New Roman" w:eastAsia="Malgun Gothic"/>
+          <w:b/>
+          <w:i w:val="0"/>
+          <w:sz w:val="22"/>
+        </w:rPr>
+        <w:t xml:space="preserve">Анна: </w:t>
+      </w:r>
+      <w:r>
+        <w:rPr>
+          <w:rFonts w:ascii="Times New Roman" w:hAnsi="Times New Roman" w:eastAsia="Malgun Gothic"/>
+          <w:b w:val="0"/>
+          <w:i w:val="0"/>
+          <w:sz w:val="22"/>
+        </w:rPr>
+        <w:t>Тайна голосования, сынок. Сам же всех этому учишь. Всё, не мешаю.</w:t>
+      </w:r>
+    </w:p>
+    <w:p>
+      <w:pPr>
+        <w:spacing w:before="0" w:after="110" w:line="300" w:lineRule="auto"/>
+      </w:pPr>
+      <w:r>
+        <w:rPr>
+          <w:rFonts w:ascii="Times New Roman" w:hAnsi="Times New Roman" w:eastAsia="Malgun Gothic"/>
+          <w:b/>
+          <w:i w:val="0"/>
+          <w:sz w:val="22"/>
+        </w:rPr>
+        <w:t xml:space="preserve">Сосед: </w:t>
+      </w:r>
+      <w:r>
+        <w:rPr>
+          <w:rFonts w:ascii="Times New Roman" w:hAnsi="Times New Roman" w:eastAsia="Malgun Gothic"/>
+          <w:b w:val="0"/>
+          <w:i w:val="0"/>
+          <w:sz w:val="22"/>
+        </w:rPr>
+        <w:t>Мама звонила?</w:t>
+      </w:r>
+    </w:p>
+    <w:p>
+      <w:pPr>
+        <w:spacing w:before="0" w:after="110" w:line="300" w:lineRule="auto"/>
+      </w:pPr>
+      <w:r>
+        <w:rPr>
+          <w:rFonts w:ascii="Times New Roman" w:hAnsi="Times New Roman" w:eastAsia="Malgun Gothic"/>
+          <w:b/>
+          <w:i w:val="0"/>
+          <w:sz w:val="22"/>
+        </w:rPr>
+        <w:t xml:space="preserve">Лёша: </w:t>
+      </w:r>
+      <w:r>
+        <w:rPr>
+          <w:rFonts w:ascii="Times New Roman" w:hAnsi="Times New Roman" w:eastAsia="Malgun Gothic"/>
+          <w:b w:val="0"/>
+          <w:i w:val="0"/>
+          <w:sz w:val="22"/>
+        </w:rPr>
+        <w:t>Мама. Проверяет, поел ли.</w:t>
+      </w:r>
+    </w:p>
+    <w:p>
+      <w:pPr>
+        <w:spacing w:before="0" w:after="110" w:line="300" w:lineRule="auto"/>
+      </w:pPr>
+      <w:r>
+        <w:rPr>
+          <w:rFonts w:ascii="Times New Roman" w:hAnsi="Times New Roman" w:eastAsia="Malgun Gothic"/>
+          <w:b/>
+          <w:i w:val="0"/>
+          <w:sz w:val="22"/>
+        </w:rPr>
+        <w:t xml:space="preserve">Сосед: </w:t>
+      </w:r>
+      <w:r>
+        <w:rPr>
+          <w:rFonts w:ascii="Times New Roman" w:hAnsi="Times New Roman" w:eastAsia="Malgun Gothic"/>
+          <w:b w:val="0"/>
+          <w:i w:val="0"/>
+          <w:sz w:val="22"/>
+        </w:rPr>
+        <w:t>Святое дело. Моя до восьмидесяти лет проверяла.</w:t>
+      </w:r>
+    </w:p>
+    <w:p>
+      <w:pPr>
+        <w:spacing w:before="0" w:after="110" w:line="300" w:lineRule="auto"/>
+      </w:pPr>
+      <w:r>
+        <w:rPr>
+          <w:rFonts w:ascii="Times New Roman" w:hAnsi="Times New Roman" w:eastAsia="Malgun Gothic"/>
+          <w:b/>
+          <w:i w:val="0"/>
+          <w:sz w:val="22"/>
+        </w:rPr>
+        <w:t xml:space="preserve">Член комиссии: </w:t>
       </w:r>
       <w:r>
         <w:rPr>
@@ -1680,7 +1159,7 @@
           <w:color w:val="555555"/>
           <w:sz w:val="22"/>
         </w:rPr>
-        <w:t>(сквозь слёзы, радость пополам с горем)</w:t>
+        <w:t>(за столом)</w:t>
       </w:r>
       <w:r>
         <w:rPr>
@@ -1689,7 +1168,7 @@
           <w:i w:val="0"/>
           <w:sz w:val="22"/>
         </w:rPr>
-        <w:t xml:space="preserve"> Если бы только Изольда Тимофеевна была здесь.</w:t>
+        <w:t xml:space="preserve"> Следующий! Паспорт, пожалуйста.</w:t>
       </w:r>
     </w:p>
     <w:p>
@@ -1703,30 +1182,7 @@
           <w:i w:val="0"/>
           <w:sz w:val="22"/>
         </w:rPr>
-        <w:t xml:space="preserve">Вениамин: </w:t>
-      </w:r>
-      <w:r>
-        <w:rPr>
-          <w:rFonts w:ascii="Times New Roman" w:hAnsi="Times New Roman" w:eastAsia="Malgun Gothic"/>
-          <w:b w:val="0"/>
-          <w:i w:val="0"/>
-          <w:sz w:val="22"/>
-        </w:rPr>
-        <w:t>Она здесь, по-своему. В каждой цифре, которую мы проверили за эту кампанию.</w:t>
-      </w:r>
-    </w:p>
-    <w:p>
-      <w:pPr>
-        <w:spacing w:before="0" w:after="110" w:line="300" w:lineRule="auto"/>
-      </w:pPr>
-      <w:r>
-        <w:rPr>
-          <w:rFonts w:ascii="Times New Roman" w:hAnsi="Times New Roman" w:eastAsia="Malgun Gothic"/>
-          <w:b/>
-          <w:i w:val="0"/>
-          <w:sz w:val="22"/>
-        </w:rPr>
-        <w:t xml:space="preserve">Катя: </w:t>
+        <w:t xml:space="preserve">Лёша: </w:t>
       </w:r>
       <w:r>
         <w:rPr>
@@ -1736,7 +1192,7 @@
           <w:color w:val="555555"/>
           <w:sz w:val="22"/>
         </w:rPr>
-        <w:t>(подходя к Лёше)</w:t>
+        <w:t>(протягивая)</w:t>
       </w:r>
       <w:r>
         <w:rPr>
@@ -1745,7 +1201,7 @@
           <w:i w:val="0"/>
           <w:sz w:val="22"/>
         </w:rPr>
-        <w:t xml:space="preserve"> Поздравляю, Алексей Николаевич. Второй срок.</w:t>
+        <w:t xml:space="preserve"> Пожалуйста.</w:t>
       </w:r>
     </w:p>
     <w:p>
@@ -1759,7 +1215,7 @@
           <w:i w:val="0"/>
           <w:sz w:val="22"/>
         </w:rPr>
-        <w:t xml:space="preserve">Лёша: </w:t>
+        <w:t xml:space="preserve">Член комиссии: </w:t>
       </w:r>
       <w:r>
         <w:rPr>
@@ -1769,7 +1225,7 @@
           <w:color w:val="555555"/>
           <w:sz w:val="22"/>
         </w:rPr>
-        <w:t>(сдержанно, без эйфории первого раза)</w:t>
+        <w:t>(листая список, не поднимая глаз)</w:t>
       </w:r>
       <w:r>
         <w:rPr>
@@ -1778,7 +1234,7 @@
           <w:i w:val="0"/>
           <w:sz w:val="22"/>
         </w:rPr>
-        <w:t xml:space="preserve"> Спасибо, Катя. Странное чувство в этот раз. Меньше радости, больше… ответственности, наверное.</w:t>
+        <w:t xml:space="preserve"> Орлов… Алексей Николаевич… Вот. Распишитесь здесь, в графе. Ручка на верёвочке.</w:t>
       </w:r>
     </w:p>
     <w:p>
@@ -1792,7 +1248,7 @@
           <w:i w:val="0"/>
           <w:sz w:val="22"/>
         </w:rPr>
-        <w:t xml:space="preserve">Катя: </w:t>
+        <w:t xml:space="preserve">Лёша: </w:t>
       </w:r>
       <w:r>
         <w:rPr>
@@ -1801,7 +1257,7 @@
           <w:i w:val="0"/>
           <w:sz w:val="22"/>
         </w:rPr>
-        <w:t>Понимаю. Год был другим.</w:t>
+        <w:t>Спасибо.</w:t>
       </w:r>
     </w:p>
     <w:p>
@@ -1815,76 +1271,7 @@
           <w:i w:val="0"/>
           <w:sz w:val="22"/>
         </w:rPr>
-        <w:t xml:space="preserve">Гребенщиков: </w:t>
-      </w:r>
-      <w:r>
-        <w:rPr>
-          <w:rFonts w:ascii="Times New Roman" w:hAnsi="Times New Roman" w:eastAsia="Malgun Gothic"/>
-          <w:b w:val="0"/>
-          <w:i w:val="0"/>
-          <w:sz w:val="22"/>
-        </w:rPr>
-        <w:t>Позвольте старому циничному стратегу сказать одну нециничную вещь: вы выиграли, ни разу не соврав в этой кампании. Я такого раньше не видел.</w:t>
-      </w:r>
-    </w:p>
-    <w:p>
-      <w:pPr>
-        <w:spacing w:before="0" w:after="110" w:line="300" w:lineRule="auto"/>
-      </w:pPr>
-      <w:r>
-        <w:rPr>
-          <w:rFonts w:ascii="Times New Roman" w:hAnsi="Times New Roman" w:eastAsia="Malgun Gothic"/>
-          <w:b/>
-          <w:i w:val="0"/>
-          <w:sz w:val="22"/>
-        </w:rPr>
-        <w:t xml:space="preserve">Лёша: </w:t>
-      </w:r>
-      <w:r>
-        <w:rPr>
-          <w:rFonts w:ascii="Times New Roman" w:hAnsi="Times New Roman" w:eastAsia="Malgun Gothic"/>
-          <w:b w:val="0"/>
-          <w:i w:val="0"/>
-          <w:sz w:val="22"/>
-        </w:rPr>
-        <w:t>Анатолий Викторович, вы же сами предлагали промолчать про инфляцию.</w:t>
-      </w:r>
-    </w:p>
-    <w:p>
-      <w:pPr>
-        <w:spacing w:before="0" w:after="110" w:line="300" w:lineRule="auto"/>
-      </w:pPr>
-      <w:r>
-        <w:rPr>
-          <w:rFonts w:ascii="Times New Roman" w:hAnsi="Times New Roman" w:eastAsia="Malgun Gothic"/>
-          <w:b/>
-          <w:i w:val="0"/>
-          <w:sz w:val="22"/>
-        </w:rPr>
-        <w:t xml:space="preserve">Гребенщиков: </w:t>
-      </w:r>
-      <w:r>
-        <w:rPr>
-          <w:rFonts w:ascii="Times New Roman" w:hAnsi="Times New Roman" w:eastAsia="Malgun Gothic"/>
-          <w:b w:val="0"/>
-          <w:i w:val="0"/>
-          <w:sz w:val="22"/>
-        </w:rPr>
-        <w:t>Предлагал. И счастлив, что вы меня не послушали.</w:t>
-      </w:r>
-    </w:p>
-    <w:p>
-      <w:pPr>
-        <w:spacing w:before="0" w:after="110" w:line="300" w:lineRule="auto"/>
-      </w:pPr>
-      <w:r>
-        <w:rPr>
-          <w:rFonts w:ascii="Times New Roman" w:hAnsi="Times New Roman" w:eastAsia="Malgun Gothic"/>
-          <w:b/>
-          <w:i w:val="0"/>
-          <w:sz w:val="22"/>
-        </w:rPr>
-        <w:t xml:space="preserve">Гребенщиков: </w:t>
+        <w:t xml:space="preserve">Член комиссии: </w:t>
       </w:r>
       <w:r>
         <w:rPr>
@@ -1894,7 +1281,7 @@
           <w:color w:val="555555"/>
           <w:sz w:val="22"/>
         </w:rPr>
-        <w:t>(с полуулыбкой)</w:t>
+        <w:t>(поднимает глаза и замирает)</w:t>
       </w:r>
       <w:r>
         <w:rPr>
@@ -1903,7 +1290,7 @@
           <w:i w:val="0"/>
           <w:sz w:val="22"/>
         </w:rPr>
-        <w:t xml:space="preserve"> И всё-таки вид у вас, Алексей Николаевич, как у пушкинского Годунова: «Достиг я высшей власти…»</w:t>
+        <w:t xml:space="preserve"> Ой. Это же… Проходите, кабинка свободна. Бюллетень — вон туда, в прозрачную урну.</w:t>
       </w:r>
     </w:p>
     <w:p>
@@ -1926,7 +1313,7 @@
           <w:i w:val="0"/>
           <w:sz w:val="22"/>
         </w:rPr>
-        <w:t>«…Но счастья нет моей душе». Спасибо, Анатолий Викторович, утешили.</w:t>
+        <w:t>Спасибо, что не пропустили без очереди.</w:t>
       </w:r>
     </w:p>
     <w:p>
@@ -1940,7 +1327,7 @@
           <w:i w:val="0"/>
           <w:sz w:val="22"/>
         </w:rPr>
-        <w:t xml:space="preserve">Гребенщиков: </w:t>
+        <w:t xml:space="preserve">Член комиссии: </w:t>
       </w:r>
       <w:r>
         <w:rPr>
@@ -1949,92 +1336,7 @@
           <w:i w:val="0"/>
           <w:sz w:val="22"/>
         </w:rPr>
-        <w:t>Я не утешаю. Я предупреждаю. Мне за это много лет платили.</w:t>
-      </w:r>
-    </w:p>
-    <w:p>
-      <w:pPr>
-        <w:spacing w:before="0" w:after="110" w:line="300" w:lineRule="auto"/>
-      </w:pPr>
-      <w:r>
-        <w:rPr>
-          <w:rFonts w:ascii="Times New Roman" w:hAnsi="Times New Roman" w:eastAsia="Malgun Gothic"/>
-          <w:b/>
-          <w:i w:val="0"/>
-          <w:sz w:val="22"/>
-        </w:rPr>
-        <w:t xml:space="preserve">Кирилл: </w:t>
-      </w:r>
-      <w:r>
-        <w:rPr>
-          <w:rFonts w:ascii="Times New Roman" w:hAnsi="Times New Roman" w:eastAsia="Malgun Gothic"/>
-          <w:b w:val="0"/>
-          <w:i w:val="0"/>
-          <w:sz w:val="22"/>
-        </w:rPr>
-        <w:t>Служба завтра утром публикует итоговый отчёт о нарушениях. Как обычно — по всем кандидатам одинаково.</w:t>
-      </w:r>
-    </w:p>
-    <w:p>
-      <w:pPr>
-        <w:spacing w:before="0" w:after="110" w:line="300" w:lineRule="auto"/>
-      </w:pPr>
-      <w:r>
-        <w:rPr>
-          <w:rFonts w:ascii="Times New Roman" w:hAnsi="Times New Roman" w:eastAsia="Malgun Gothic"/>
-          <w:b/>
-          <w:i w:val="0"/>
-          <w:sz w:val="22"/>
-        </w:rPr>
-        <w:t xml:space="preserve">Лёша: </w:t>
-      </w:r>
-      <w:r>
-        <w:rPr>
-          <w:rFonts w:ascii="Times New Roman" w:hAnsi="Times New Roman" w:eastAsia="Malgun Gothic"/>
-          <w:b w:val="0"/>
-          <w:i w:val="0"/>
-          <w:sz w:val="22"/>
-        </w:rPr>
-        <w:t>Как обычно.</w:t>
-      </w:r>
-    </w:p>
-    <w:p>
-      <w:pPr>
-        <w:spacing w:before="0" w:after="110" w:line="300" w:lineRule="auto"/>
-      </w:pPr>
-      <w:r>
-        <w:rPr>
-          <w:rFonts w:ascii="Times New Roman" w:hAnsi="Times New Roman" w:eastAsia="Malgun Gothic"/>
-          <w:b/>
-          <w:i w:val="0"/>
-          <w:sz w:val="22"/>
-        </w:rPr>
-        <w:t xml:space="preserve">Настя: </w:t>
-      </w:r>
-      <w:r>
-        <w:rPr>
-          <w:rFonts w:ascii="Times New Roman" w:hAnsi="Times New Roman" w:eastAsia="Malgun Gothic"/>
-          <w:b w:val="0"/>
-          <w:i w:val="0"/>
-          <w:sz w:val="22"/>
-        </w:rPr>
-        <w:t>Праздновать будем после отчёта. Кирилл по-другому не умеет.</w:t>
-      </w:r>
-    </w:p>
-    <w:p>
-      <w:pPr>
-        <w:keepNext/>
-        <w:spacing w:before="320" w:after="140"/>
-      </w:pPr>
-      <w:r>
-        <w:rPr>
-          <w:rFonts w:ascii="Times New Roman" w:hAnsi="Times New Roman" w:eastAsia="Malgun Gothic"/>
-          <w:b/>
-          <w:i w:val="0"/>
-          <w:color w:val="1F3864"/>
-          <w:sz w:val="26"/>
-        </w:rPr>
-        <w:t>장면 6 — 이리나와 료샤, 조용한 순간</w:t>
+        <w:t>Да я вас сначала и не узнала. В жизни вы как-то… попроще.</w:t>
       </w:r>
     </w:p>
     <w:p>
@@ -2058,7 +1360,7 @@
           <w:color w:val="555555"/>
           <w:sz w:val="22"/>
         </w:rPr>
-        <w:t>(выходя на тот же балкон, что и полтора года назад)</w:t>
+        <w:t>(смеясь)</w:t>
       </w:r>
       <w:r>
         <w:rPr>
@@ -2067,30 +1369,23 @@
           <w:i w:val="0"/>
           <w:sz w:val="22"/>
         </w:rPr>
-        <w:t xml:space="preserve"> Помните нашу первую ночь победы здесь?</w:t>
+        <w:t xml:space="preserve"> Это лучший комплимент за всю кампанию.</w:t>
       </w:r>
     </w:p>
     <w:p>
       <w:pPr>
-        <w:spacing w:before="0" w:after="110" w:line="300" w:lineRule="auto"/>
+        <w:keepNext/>
+        <w:spacing w:before="320" w:after="140"/>
       </w:pPr>
       <w:r>
         <w:rPr>
           <w:rFonts w:ascii="Times New Roman" w:hAnsi="Times New Roman" w:eastAsia="Malgun Gothic"/>
           <w:b/>
           <w:i w:val="0"/>
-          <w:sz w:val="22"/>
-        </w:rPr>
-        <w:t xml:space="preserve">Ирина: </w:t>
-      </w:r>
-      <w:r>
-        <w:rPr>
-          <w:rFonts w:ascii="Times New Roman" w:hAnsi="Times New Roman" w:eastAsia="Malgun Gothic"/>
-          <w:b w:val="0"/>
-          <w:i w:val="0"/>
-          <w:sz w:val="22"/>
-        </w:rPr>
-        <w:t>Помню. Тогда вы разговаривали с призраками в темноте.</w:t>
+          <w:color w:val="1F3864"/>
+          <w:sz w:val="26"/>
+        </w:rPr>
+        <w:t>장면 3 — 개표 시작, 초반 긴장</w:t>
       </w:r>
     </w:p>
     <w:p>
@@ -2104,7 +1399,7 @@
           <w:i w:val="0"/>
           <w:sz w:val="22"/>
         </w:rPr>
-        <w:t xml:space="preserve">Лёша: </w:t>
+        <w:t xml:space="preserve">Катя: </w:t>
       </w:r>
       <w:r>
         <w:rPr>
@@ -2113,7 +1408,7 @@
           <w:i w:val="0"/>
           <w:sz w:val="22"/>
         </w:rPr>
-        <w:t>Сегодня к ним добавился ещё один.</w:t>
+        <w:t>Первые данные экзитполов. Сорок семь против сорока одного у Ковальчука. Теснее, чем ожидали.</w:t>
       </w:r>
     </w:p>
     <w:p>
@@ -2127,7 +1422,7 @@
           <w:i w:val="0"/>
           <w:sz w:val="22"/>
         </w:rPr>
-        <w:t xml:space="preserve">Ирина: </w:t>
+        <w:t xml:space="preserve">Лёша: </w:t>
       </w:r>
       <w:r>
         <w:rPr>
@@ -2136,7 +1431,7 @@
           <w:i w:val="0"/>
           <w:sz w:val="22"/>
         </w:rPr>
-        <w:t>Изольда Тимофеевна.</w:t>
+        <w:t>Теснее, чем в прошлый раз, определённо.</w:t>
       </w:r>
     </w:p>
     <w:p>
@@ -2150,6 +1445,236 @@
           <w:i w:val="0"/>
           <w:sz w:val="22"/>
         </w:rPr>
+        <w:t xml:space="preserve">Гребенщиков: </w:t>
+      </w:r>
+      <w:r>
+        <w:rPr>
+          <w:rFonts w:ascii="Times New Roman" w:hAnsi="Times New Roman" w:eastAsia="Malgun Gothic"/>
+          <w:b w:val="0"/>
+          <w:i w:val="0"/>
+          <w:sz w:val="22"/>
+        </w:rPr>
+        <w:t>После такого года тесная гонка не удивляет. Люди устали, напуганы, во многом разочарованы.</w:t>
+      </w:r>
+    </w:p>
+    <w:p>
+      <w:pPr>
+        <w:spacing w:before="0" w:after="110" w:line="300" w:lineRule="auto"/>
+      </w:pPr>
+      <w:r>
+        <w:rPr>
+          <w:rFonts w:ascii="Times New Roman" w:hAnsi="Times New Roman" w:eastAsia="Malgun Gothic"/>
+          <w:b/>
+          <w:i w:val="0"/>
+          <w:sz w:val="22"/>
+        </w:rPr>
+        <w:t xml:space="preserve">Ирина: </w:t>
+      </w:r>
+      <w:r>
+        <w:rPr>
+          <w:rFonts w:ascii="Times New Roman" w:hAnsi="Times New Roman" w:eastAsia="Malgun Gothic"/>
+          <w:b w:val="0"/>
+          <w:i w:val="0"/>
+          <w:sz w:val="22"/>
+        </w:rPr>
+        <w:t>Но не настолько, чтобы отвернуться совсем. Это уже кое-что.</w:t>
+      </w:r>
+    </w:p>
+    <w:p>
+      <w:pPr>
+        <w:spacing w:before="0" w:after="110" w:line="300" w:lineRule="auto"/>
+      </w:pPr>
+      <w:r>
+        <w:rPr>
+          <w:rFonts w:ascii="Times New Roman" w:hAnsi="Times New Roman" w:eastAsia="Malgun Gothic"/>
+          <w:b/>
+          <w:i w:val="0"/>
+          <w:sz w:val="22"/>
+        </w:rPr>
+        <w:t xml:space="preserve">Гребенщиков: </w:t>
+      </w:r>
+      <w:r>
+        <w:rPr>
+          <w:rFonts w:ascii="Times New Roman" w:hAnsi="Times New Roman" w:eastAsia="Malgun Gothic"/>
+          <w:b w:val="0"/>
+          <w:i w:val="0"/>
+          <w:sz w:val="22"/>
+        </w:rPr>
+        <w:t>И учтите: экзитполы в этой стране часто занижают тех, кто голосует молча. Вчерашние опросы давали больше.</w:t>
+      </w:r>
+    </w:p>
+    <w:p>
+      <w:pPr>
+        <w:spacing w:before="0" w:after="110" w:line="300" w:lineRule="auto"/>
+      </w:pPr>
+      <w:r>
+        <w:rPr>
+          <w:rFonts w:ascii="Times New Roman" w:hAnsi="Times New Roman" w:eastAsia="Malgun Gothic"/>
+          <w:b/>
+          <w:i w:val="0"/>
+          <w:sz w:val="22"/>
+        </w:rPr>
+        <w:t xml:space="preserve">Вениамин: </w:t>
+      </w:r>
+      <w:r>
+        <w:rPr>
+          <w:rFonts w:ascii="Times New Roman" w:hAnsi="Times New Roman" w:eastAsia="Malgun Gothic"/>
+          <w:b w:val="0"/>
+          <w:i w:val="0"/>
+          <w:sz w:val="22"/>
+        </w:rPr>
+        <w:t>Обработано тридцать процентов участков. Разрыв держится стабильно.</w:t>
+      </w:r>
+    </w:p>
+    <w:p>
+      <w:pPr>
+        <w:spacing w:before="0" w:after="110" w:line="300" w:lineRule="auto"/>
+      </w:pPr>
+      <w:r>
+        <w:rPr>
+          <w:rFonts w:ascii="Times New Roman" w:hAnsi="Times New Roman" w:eastAsia="Malgun Gothic"/>
+          <w:b/>
+          <w:i w:val="0"/>
+          <w:sz w:val="22"/>
+        </w:rPr>
+        <w:t xml:space="preserve">Настя: </w:t>
+      </w:r>
+      <w:r>
+        <w:rPr>
+          <w:rFonts w:ascii="Times New Roman" w:hAnsi="Times New Roman" w:eastAsia="Malgun Gothic"/>
+          <w:b w:val="0"/>
+          <w:i w:val="0"/>
+          <w:sz w:val="22"/>
+        </w:rPr>
+        <w:t>Хороший знак — ранние данные здесь обычно предсказывают итог.</w:t>
+      </w:r>
+    </w:p>
+    <w:p>
+      <w:pPr>
+        <w:spacing w:before="0" w:after="110" w:line="300" w:lineRule="auto"/>
+      </w:pPr>
+      <w:r>
+        <w:rPr>
+          <w:rFonts w:ascii="Times New Roman" w:hAnsi="Times New Roman" w:eastAsia="Malgun Gothic"/>
+          <w:b/>
+          <w:i w:val="0"/>
+          <w:sz w:val="22"/>
+        </w:rPr>
+        <w:t xml:space="preserve">Кирилл: </w:t>
+      </w:r>
+      <w:r>
+        <w:rPr>
+          <w:rFonts w:ascii="Times New Roman" w:hAnsi="Times New Roman" w:eastAsia="Malgun Gothic"/>
+          <w:b w:val="0"/>
+          <w:i w:val="0"/>
+          <w:sz w:val="22"/>
+        </w:rPr>
+        <w:t>Не будем загадывать раньше времени.</w:t>
+      </w:r>
+    </w:p>
+    <w:p>
+      <w:pPr>
+        <w:spacing w:before="0" w:after="110" w:line="300" w:lineRule="auto"/>
+      </w:pPr>
+      <w:r>
+        <w:rPr>
+          <w:rFonts w:ascii="Times New Roman" w:hAnsi="Times New Roman" w:eastAsia="Malgun Gothic"/>
+          <w:b/>
+          <w:i w:val="0"/>
+          <w:sz w:val="22"/>
+        </w:rPr>
+        <w:t xml:space="preserve">Катя: </w:t>
+      </w:r>
+      <w:r>
+        <w:rPr>
+          <w:rFonts w:ascii="Times New Roman" w:hAnsi="Times New Roman" w:eastAsia="Malgun Gothic"/>
+          <w:b w:val="0"/>
+          <w:i w:val="0"/>
+          <w:sz w:val="22"/>
+        </w:rPr>
+        <w:t>Пятьдесят процентов участков. Сорок восемь против тридцати девяти.</w:t>
+      </w:r>
+    </w:p>
+    <w:p>
+      <w:pPr>
+        <w:spacing w:before="0" w:after="110" w:line="300" w:lineRule="auto"/>
+      </w:pPr>
+      <w:r>
+        <w:rPr>
+          <w:rFonts w:ascii="Times New Roman" w:hAnsi="Times New Roman" w:eastAsia="Malgun Gothic"/>
+          <w:b/>
+          <w:i w:val="0"/>
+          <w:sz w:val="22"/>
+        </w:rPr>
+        <w:t xml:space="preserve">Ирина: </w:t>
+      </w:r>
+      <w:r>
+        <w:rPr>
+          <w:rFonts w:ascii="Times New Roman" w:hAnsi="Times New Roman" w:eastAsia="Malgun Gothic"/>
+          <w:b w:val="0"/>
+          <w:i w:val="0"/>
+          <w:sz w:val="22"/>
+        </w:rPr>
+        <w:t>Екатерина Ивановна, откуда эти пятьдесят процентов? Города или регионы?</w:t>
+      </w:r>
+    </w:p>
+    <w:p>
+      <w:pPr>
+        <w:spacing w:before="0" w:after="110" w:line="300" w:lineRule="auto"/>
+      </w:pPr>
+      <w:r>
+        <w:rPr>
+          <w:rFonts w:ascii="Times New Roman" w:hAnsi="Times New Roman" w:eastAsia="Malgun Gothic"/>
+          <w:b/>
+          <w:i w:val="0"/>
+          <w:sz w:val="22"/>
+        </w:rPr>
+        <w:t xml:space="preserve">Катя: </w:t>
+      </w:r>
+      <w:r>
+        <w:rPr>
+          <w:rFonts w:ascii="Times New Roman" w:hAnsi="Times New Roman" w:eastAsia="Malgun Gothic"/>
+          <w:b w:val="0"/>
+          <w:i w:val="0"/>
+          <w:sz w:val="22"/>
+        </w:rPr>
+        <w:t>Пока больше регионы. Города подключаются позже.</w:t>
+      </w:r>
+    </w:p>
+    <w:p>
+      <w:pPr>
+        <w:spacing w:before="0" w:after="110" w:line="300" w:lineRule="auto"/>
+      </w:pPr>
+      <w:r>
+        <w:rPr>
+          <w:rFonts w:ascii="Times New Roman" w:hAnsi="Times New Roman" w:eastAsia="Malgun Gothic"/>
+          <w:b/>
+          <w:i w:val="0"/>
+          <w:sz w:val="22"/>
+        </w:rPr>
+        <w:t xml:space="preserve">Гребенщиков: </w:t>
+      </w:r>
+      <w:r>
+        <w:rPr>
+          <w:rFonts w:ascii="Times New Roman" w:hAnsi="Times New Roman" w:eastAsia="Malgun Gothic"/>
+          <w:b w:val="0"/>
+          <w:i w:val="0"/>
+          <w:sz w:val="22"/>
+        </w:rPr>
+        <w:t>Это хорошо. Регионы — его поле. Если там мы держим разрыв, города его только расширят.</w:t>
+      </w:r>
+    </w:p>
+    <w:p>
+      <w:pPr>
+        <w:spacing w:before="0" w:after="110" w:line="300" w:lineRule="auto"/>
+      </w:pPr>
+      <w:r>
+        <w:rPr>
+          <w:rFonts w:ascii="Times New Roman" w:hAnsi="Times New Roman" w:eastAsia="Malgun Gothic"/>
+          <w:b/>
+          <w:i w:val="0"/>
+          <w:sz w:val="22"/>
+        </w:rPr>
         <w:t xml:space="preserve">Лёша: </w:t>
       </w:r>
       <w:r>
@@ -2159,7 +1684,60 @@
           <w:i w:val="0"/>
           <w:sz w:val="22"/>
         </w:rPr>
-        <w:t xml:space="preserve">Изольда Тимофеевна. </w:t>
+        <w:t>Или нет.</w:t>
+      </w:r>
+    </w:p>
+    <w:p>
+      <w:pPr>
+        <w:spacing w:before="0" w:after="110" w:line="300" w:lineRule="auto"/>
+      </w:pPr>
+      <w:r>
+        <w:rPr>
+          <w:rFonts w:ascii="Times New Roman" w:hAnsi="Times New Roman" w:eastAsia="Malgun Gothic"/>
+          <w:b/>
+          <w:i w:val="0"/>
+          <w:sz w:val="22"/>
+        </w:rPr>
+        <w:t xml:space="preserve">Гребенщиков: </w:t>
+      </w:r>
+      <w:r>
+        <w:rPr>
+          <w:rFonts w:ascii="Times New Roman" w:hAnsi="Times New Roman" w:eastAsia="Malgun Gothic"/>
+          <w:b w:val="0"/>
+          <w:i w:val="0"/>
+          <w:sz w:val="22"/>
+        </w:rPr>
+        <w:t>Или нет. Но позвольте мне хотя бы одну ночь в году побыть оптимистом, Алексей Николаевич.</w:t>
+      </w:r>
+    </w:p>
+    <w:p>
+      <w:pPr>
+        <w:keepNext/>
+        <w:spacing w:before="320" w:after="140"/>
+      </w:pPr>
+      <w:r>
+        <w:rPr>
+          <w:rFonts w:ascii="Times New Roman" w:hAnsi="Times New Roman" w:eastAsia="Malgun Gothic"/>
+          <w:b/>
+          <w:i w:val="0"/>
+          <w:color w:val="1F3864"/>
+          <w:sz w:val="26"/>
+        </w:rPr>
+        <w:t>장면 4 — 긴장의 고조</w:t>
+      </w:r>
+    </w:p>
+    <w:p>
+      <w:pPr>
+        <w:spacing w:before="0" w:after="110" w:line="300" w:lineRule="auto"/>
+      </w:pPr>
+      <w:r>
+        <w:rPr>
+          <w:rFonts w:ascii="Times New Roman" w:hAnsi="Times New Roman" w:eastAsia="Malgun Gothic"/>
+          <w:b/>
+          <w:i w:val="0"/>
+          <w:sz w:val="22"/>
+        </w:rPr>
+        <w:t xml:space="preserve">Ирина: </w:t>
       </w:r>
       <w:r>
         <w:rPr>
@@ -2169,7 +1747,7 @@
           <w:color w:val="555555"/>
           <w:sz w:val="22"/>
         </w:rPr>
-        <w:t>(пауза)</w:t>
+        <w:t>(расхаживая по комнате)</w:t>
       </w:r>
       <w:r>
         <w:rPr>
@@ -2178,7 +1756,7 @@
           <w:i w:val="0"/>
           <w:sz w:val="22"/>
         </w:rPr>
-        <w:t xml:space="preserve"> Как вы, Ирина? По-настоящему?</w:t>
+        <w:t xml:space="preserve"> Ненавижу это ожидание больше, чем сами дебаты.</w:t>
       </w:r>
     </w:p>
     <w:p>
@@ -2192,7 +1770,7 @@
           <w:i w:val="0"/>
           <w:sz w:val="22"/>
         </w:rPr>
-        <w:t xml:space="preserve">Ирина: </w:t>
+        <w:t xml:space="preserve">Лёша: </w:t>
       </w:r>
       <w:r>
         <w:rPr>
@@ -2201,7 +1779,7 @@
           <w:i w:val="0"/>
           <w:sz w:val="22"/>
         </w:rPr>
-        <w:t>Странно. Радуюсь и горюю одновременно — и не знаю, как разделить эти чувства.</w:t>
+        <w:t>Хуже, чем взрыв?</w:t>
       </w:r>
     </w:p>
     <w:p>
@@ -2215,145 +1793,7 @@
           <w:i w:val="0"/>
           <w:sz w:val="22"/>
         </w:rPr>
-        <w:t xml:space="preserve">Лёша: </w:t>
-      </w:r>
-      <w:r>
-        <w:rPr>
-          <w:rFonts w:ascii="Times New Roman" w:hAnsi="Times New Roman" w:eastAsia="Malgun Gothic"/>
-          <w:b w:val="0"/>
-          <w:i w:val="0"/>
-          <w:sz w:val="22"/>
-        </w:rPr>
-        <w:t>Может, и не нужно их разделять. Может, на этом пути они всегда идут вместе.</w:t>
-      </w:r>
-    </w:p>
-    <w:p>
-      <w:pPr>
-        <w:spacing w:before="0" w:after="110" w:line="300" w:lineRule="auto"/>
-      </w:pPr>
-      <w:r>
-        <w:rPr>
-          <w:rFonts w:ascii="Times New Roman" w:hAnsi="Times New Roman" w:eastAsia="Malgun Gothic"/>
-          <w:b/>
-          <w:i w:val="0"/>
-          <w:sz w:val="22"/>
-        </w:rPr>
         <w:t xml:space="preserve">Ирина: </w:t>
-      </w:r>
-      <w:r>
-        <w:rPr>
-          <w:rFonts w:ascii="Times New Roman" w:hAnsi="Times New Roman" w:eastAsia="Malgun Gothic"/>
-          <w:b w:val="0"/>
-          <w:i w:val="0"/>
-          <w:sz w:val="22"/>
-        </w:rPr>
-        <w:t>Похоже на правду.</w:t>
-      </w:r>
-    </w:p>
-    <w:p>
-      <w:pPr>
-        <w:spacing w:before="0" w:after="110" w:line="300" w:lineRule="auto"/>
-      </w:pPr>
-      <w:r>
-        <w:rPr>
-          <w:rFonts w:ascii="Times New Roman" w:hAnsi="Times New Roman" w:eastAsia="Malgun Gothic"/>
-          <w:b/>
-          <w:i w:val="0"/>
-          <w:sz w:val="22"/>
-        </w:rPr>
-        <w:t xml:space="preserve">Лёша: </w:t>
-      </w:r>
-      <w:r>
-        <w:rPr>
-          <w:rFonts w:ascii="Times New Roman" w:hAnsi="Times New Roman" w:eastAsia="Malgun Gothic"/>
-          <w:b w:val="0"/>
-          <w:i w:val="0"/>
-          <w:sz w:val="22"/>
-        </w:rPr>
-        <w:t>Спасибо, что остались. После всего, через что вы прошли в этом году, вы могли уйти. Никто бы не осудил.</w:t>
-      </w:r>
-    </w:p>
-    <w:p>
-      <w:pPr>
-        <w:spacing w:before="0" w:after="110" w:line="300" w:lineRule="auto"/>
-      </w:pPr>
-      <w:r>
-        <w:rPr>
-          <w:rFonts w:ascii="Times New Roman" w:hAnsi="Times New Roman" w:eastAsia="Malgun Gothic"/>
-          <w:b/>
-          <w:i w:val="0"/>
-          <w:sz w:val="22"/>
-        </w:rPr>
-        <w:t xml:space="preserve">Ирина: </w:t>
-      </w:r>
-      <w:r>
-        <w:rPr>
-          <w:rFonts w:ascii="Times New Roman" w:hAnsi="Times New Roman" w:eastAsia="Malgun Gothic"/>
-          <w:b w:val="0"/>
-          <w:i w:val="0"/>
-          <w:sz w:val="22"/>
-        </w:rPr>
-        <w:t>Я не могла уйти, Алексей Николаевич. Не после того, чему меня научили дед, Изольда Тимофеевна и вы. И Быков — через его дела, которые я знаю почти наизусть, хоть и не застала его самого.</w:t>
-      </w:r>
-    </w:p>
-    <w:p>
-      <w:pPr>
-        <w:spacing w:before="0" w:after="110" w:line="300" w:lineRule="auto"/>
-      </w:pPr>
-      <w:r>
-        <w:rPr>
-          <w:rFonts w:ascii="Times New Roman" w:hAnsi="Times New Roman" w:eastAsia="Malgun Gothic"/>
-          <w:b/>
-          <w:i w:val="0"/>
-          <w:sz w:val="22"/>
-        </w:rPr>
-        <w:t xml:space="preserve">Лёша: </w:t>
-      </w:r>
-      <w:r>
-        <w:rPr>
-          <w:rFonts w:ascii="Times New Roman" w:hAnsi="Times New Roman" w:eastAsia="Malgun Gothic"/>
-          <w:b w:val="0"/>
-          <w:i w:val="0"/>
-          <w:sz w:val="22"/>
-        </w:rPr>
-        <w:t>Он был бы рад такой ученице. Даже заочной.</w:t>
-      </w:r>
-    </w:p>
-    <w:p>
-      <w:pPr>
-        <w:spacing w:before="0" w:after="110" w:line="300" w:lineRule="auto"/>
-      </w:pPr>
-      <w:r>
-        <w:rPr>
-          <w:rFonts w:ascii="Times New Roman" w:hAnsi="Times New Roman" w:eastAsia="Malgun Gothic"/>
-          <w:b/>
-          <w:i w:val="0"/>
-          <w:sz w:val="22"/>
-        </w:rPr>
-        <w:t xml:space="preserve">Ирина: </w:t>
-      </w:r>
-      <w:r>
-        <w:rPr>
-          <w:rFonts w:ascii="Times New Roman" w:hAnsi="Times New Roman" w:eastAsia="Malgun Gothic"/>
-          <w:b w:val="0"/>
-          <w:i w:val="0"/>
-          <w:sz w:val="22"/>
-        </w:rPr>
-        <w:t>Заочной — лучше. Мне не пришлось видеть, как он ест бутерброды над делами.</w:t>
-      </w:r>
-    </w:p>
-    <w:p>
-      <w:pPr>
-        <w:spacing w:before="0" w:after="110" w:line="300" w:lineRule="auto"/>
-      </w:pPr>
-      <w:r>
-        <w:rPr>
-          <w:rFonts w:ascii="Times New Roman" w:hAnsi="Times New Roman" w:eastAsia="Malgun Gothic"/>
-          <w:b/>
-          <w:i w:val="0"/>
-          <w:sz w:val="22"/>
-        </w:rPr>
-        <w:t xml:space="preserve">Лёша: </w:t>
       </w:r>
       <w:r>
         <w:rPr>
@@ -2363,7 +1803,7 @@
           <w:color w:val="555555"/>
           <w:sz w:val="22"/>
         </w:rPr>
-        <w:t>(смеясь)</w:t>
+        <w:t>(пауза)</w:t>
       </w:r>
       <w:r>
         <w:rPr>
@@ -2372,7 +1812,7 @@
           <w:i w:val="0"/>
           <w:sz w:val="22"/>
         </w:rPr>
-        <w:t xml:space="preserve"> Кто вам рассказал?</w:t>
+        <w:t xml:space="preserve"> Это другое. Взрыв был секундой ужаса. А это — растянутая неопределённость. Не знаю, что хуже.</w:t>
       </w:r>
     </w:p>
     <w:p>
@@ -2386,7 +1826,7 @@
           <w:i w:val="0"/>
           <w:sz w:val="22"/>
         </w:rPr>
-        <w:t xml:space="preserve">Ирина: </w:t>
+        <w:t xml:space="preserve">Лёша: </w:t>
       </w:r>
       <w:r>
         <w:rPr>
@@ -2395,7 +1835,7 @@
           <w:i w:val="0"/>
           <w:sz w:val="22"/>
         </w:rPr>
-        <w:t>Вы. Раз двадцать.</w:t>
+        <w:t>Быков говорил, что ожидание результата — худшая часть любого дела. Хуже самого дела.</w:t>
       </w:r>
     </w:p>
     <w:p>
@@ -2409,7 +1849,260 @@
           <w:i w:val="0"/>
           <w:sz w:val="22"/>
         </w:rPr>
+        <w:t xml:space="preserve">Ирина: </w:t>
+      </w:r>
+      <w:r>
+        <w:rPr>
+          <w:rFonts w:ascii="Times New Roman" w:hAnsi="Times New Roman" w:eastAsia="Malgun Gothic"/>
+          <w:b w:val="0"/>
+          <w:i w:val="0"/>
+          <w:sz w:val="22"/>
+        </w:rPr>
+        <w:t>Выходит, я с ним полностью согласна.</w:t>
+      </w:r>
+    </w:p>
+    <w:p>
+      <w:pPr>
+        <w:spacing w:before="0" w:after="110" w:line="300" w:lineRule="auto"/>
+      </w:pPr>
+      <w:r>
+        <w:rPr>
+          <w:rFonts w:ascii="Times New Roman" w:hAnsi="Times New Roman" w:eastAsia="Malgun Gothic"/>
+          <w:b/>
+          <w:i w:val="0"/>
+          <w:sz w:val="22"/>
+        </w:rPr>
         <w:t xml:space="preserve">Лёша: </w:t>
+      </w:r>
+      <w:r>
+        <w:rPr>
+          <w:rFonts w:ascii="Times New Roman" w:hAnsi="Times New Roman" w:eastAsia="Malgun Gothic"/>
+          <w:b w:val="0"/>
+          <w:i w:val="0"/>
+          <w:sz w:val="22"/>
+        </w:rPr>
+        <w:t>Как рука?</w:t>
+      </w:r>
+    </w:p>
+    <w:p>
+      <w:pPr>
+        <w:spacing w:before="0" w:after="110" w:line="300" w:lineRule="auto"/>
+      </w:pPr>
+      <w:r>
+        <w:rPr>
+          <w:rFonts w:ascii="Times New Roman" w:hAnsi="Times New Roman" w:eastAsia="Malgun Gothic"/>
+          <w:b/>
+          <w:i w:val="0"/>
+          <w:sz w:val="22"/>
+        </w:rPr>
+        <w:t xml:space="preserve">Ирина: </w:t>
+      </w:r>
+      <w:r>
+        <w:rPr>
+          <w:rFonts w:ascii="Times New Roman" w:hAnsi="Times New Roman" w:eastAsia="Malgun Gothic"/>
+          <w:b w:val="0"/>
+          <w:i w:val="0"/>
+          <w:sz w:val="22"/>
+        </w:rPr>
+        <w:t>Ноет. На погоду и на цифры.</w:t>
+      </w:r>
+    </w:p>
+    <w:p>
+      <w:pPr>
+        <w:spacing w:before="0" w:after="110" w:line="300" w:lineRule="auto"/>
+      </w:pPr>
+      <w:r>
+        <w:rPr>
+          <w:rFonts w:ascii="Times New Roman" w:hAnsi="Times New Roman" w:eastAsia="Malgun Gothic"/>
+          <w:b/>
+          <w:i w:val="0"/>
+          <w:sz w:val="22"/>
+        </w:rPr>
+        <w:t xml:space="preserve">Лёша: </w:t>
+      </w:r>
+      <w:r>
+        <w:rPr>
+          <w:rFonts w:ascii="Times New Roman" w:hAnsi="Times New Roman" w:eastAsia="Malgun Gothic"/>
+          <w:b w:val="0"/>
+          <w:i w:val="0"/>
+          <w:sz w:val="22"/>
+        </w:rPr>
+        <w:t>На какие цифры?</w:t>
+      </w:r>
+    </w:p>
+    <w:p>
+      <w:pPr>
+        <w:spacing w:before="0" w:after="110" w:line="300" w:lineRule="auto"/>
+      </w:pPr>
+      <w:r>
+        <w:rPr>
+          <w:rFonts w:ascii="Times New Roman" w:hAnsi="Times New Roman" w:eastAsia="Malgun Gothic"/>
+          <w:b/>
+          <w:i w:val="0"/>
+          <w:sz w:val="22"/>
+        </w:rPr>
+        <w:t xml:space="preserve">Ирина: </w:t>
+      </w:r>
+      <w:r>
+        <w:rPr>
+          <w:rFonts w:ascii="Times New Roman" w:hAnsi="Times New Roman" w:eastAsia="Malgun Gothic"/>
+          <w:b w:val="0"/>
+          <w:i w:val="0"/>
+          <w:sz w:val="22"/>
+        </w:rPr>
+        <w:t>На любые, которые меняются медленнее, чем мне хочется.</w:t>
+      </w:r>
+    </w:p>
+    <w:p>
+      <w:pPr>
+        <w:spacing w:before="0" w:after="110" w:line="300" w:lineRule="auto"/>
+      </w:pPr>
+      <w:r>
+        <w:rPr>
+          <w:rFonts w:ascii="Times New Roman" w:hAnsi="Times New Roman" w:eastAsia="Malgun Gothic"/>
+          <w:b/>
+          <w:i w:val="0"/>
+          <w:sz w:val="22"/>
+        </w:rPr>
+        <w:t xml:space="preserve">Катя: </w:t>
+      </w:r>
+      <w:r>
+        <w:rPr>
+          <w:rFonts w:ascii="Times New Roman" w:hAnsi="Times New Roman" w:eastAsia="Malgun Gothic"/>
+          <w:b w:val="0"/>
+          <w:i w:val="0"/>
+          <w:sz w:val="22"/>
+        </w:rPr>
+        <w:t>Семьдесят процентов! Сорок девять и три против тридцати семи!</w:t>
+      </w:r>
+    </w:p>
+    <w:p>
+      <w:pPr>
+        <w:spacing w:before="0" w:after="110" w:line="300" w:lineRule="auto"/>
+      </w:pPr>
+      <w:r>
+        <w:rPr>
+          <w:rFonts w:ascii="Times New Roman" w:hAnsi="Times New Roman" w:eastAsia="Malgun Gothic"/>
+          <w:b/>
+          <w:i w:val="0"/>
+          <w:sz w:val="22"/>
+        </w:rPr>
+        <w:t xml:space="preserve">Гребенщиков: </w:t>
+      </w:r>
+      <w:r>
+        <w:rPr>
+          <w:rFonts w:ascii="Times New Roman" w:hAnsi="Times New Roman" w:eastAsia="Malgun Gothic"/>
+          <w:b w:val="0"/>
+          <w:i w:val="0"/>
+          <w:sz w:val="22"/>
+        </w:rPr>
+        <w:t>Разрыв растёт. Подключаются городские участки — там у нас традиционно сильнее позиции.</w:t>
+      </w:r>
+    </w:p>
+    <w:p>
+      <w:pPr>
+        <w:spacing w:before="0" w:after="110" w:line="300" w:lineRule="auto"/>
+      </w:pPr>
+      <w:r>
+        <w:rPr>
+          <w:rFonts w:ascii="Times New Roman" w:hAnsi="Times New Roman" w:eastAsia="Malgun Gothic"/>
+          <w:b/>
+          <w:i w:val="0"/>
+          <w:sz w:val="22"/>
+        </w:rPr>
+        <w:t xml:space="preserve">Лёша: </w:t>
+      </w:r>
+      <w:r>
+        <w:rPr>
+          <w:rFonts w:ascii="Times New Roman" w:hAnsi="Times New Roman" w:eastAsia="Malgun Gothic"/>
+          <w:b w:val="0"/>
+          <w:i w:val="0"/>
+          <w:sz w:val="22"/>
+        </w:rPr>
+        <w:t>Радоваться ещё рано.</w:t>
+      </w:r>
+    </w:p>
+    <w:p>
+      <w:pPr>
+        <w:spacing w:before="0" w:after="110" w:line="300" w:lineRule="auto"/>
+      </w:pPr>
+      <w:r>
+        <w:rPr>
+          <w:rFonts w:ascii="Times New Roman" w:hAnsi="Times New Roman" w:eastAsia="Malgun Gothic"/>
+          <w:b/>
+          <w:i w:val="0"/>
+          <w:sz w:val="22"/>
+        </w:rPr>
+        <w:t xml:space="preserve">Гребенщиков: </w:t>
+      </w:r>
+      <w:r>
+        <w:rPr>
+          <w:rFonts w:ascii="Times New Roman" w:hAnsi="Times New Roman" w:eastAsia="Malgun Gothic"/>
+          <w:b w:val="0"/>
+          <w:i w:val="0"/>
+          <w:sz w:val="22"/>
+        </w:rPr>
+        <w:t>Рано. Но выдыхать, кажется, уже можно начинать.</w:t>
+      </w:r>
+    </w:p>
+    <w:p>
+      <w:pPr>
+        <w:spacing w:before="0" w:after="110" w:line="300" w:lineRule="auto"/>
+      </w:pPr>
+      <w:r>
+        <w:rPr>
+          <w:rFonts w:ascii="Times New Roman" w:hAnsi="Times New Roman" w:eastAsia="Malgun Gothic"/>
+          <w:b/>
+          <w:i w:val="0"/>
+          <w:sz w:val="22"/>
+        </w:rPr>
+        <w:t xml:space="preserve">Вениамин: </w:t>
+      </w:r>
+      <w:r>
+        <w:rPr>
+          <w:rFonts w:ascii="Times New Roman" w:hAnsi="Times New Roman" w:eastAsia="Malgun Gothic"/>
+          <w:b w:val="0"/>
+          <w:i w:val="0"/>
+          <w:sz w:val="22"/>
+        </w:rPr>
+        <w:t>Нарушений по стране в четыре раза меньше, чем на прошлых выборах. Все зафиксированы, все мелкие.</w:t>
+      </w:r>
+    </w:p>
+    <w:p>
+      <w:pPr>
+        <w:spacing w:before="0" w:after="110" w:line="300" w:lineRule="auto"/>
+      </w:pPr>
+      <w:r>
+        <w:rPr>
+          <w:rFonts w:ascii="Times New Roman" w:hAnsi="Times New Roman" w:eastAsia="Malgun Gothic"/>
+          <w:b/>
+          <w:i w:val="0"/>
+          <w:sz w:val="22"/>
+        </w:rPr>
+        <w:t xml:space="preserve">Кирилл: </w:t>
+      </w:r>
+      <w:r>
+        <w:rPr>
+          <w:rFonts w:ascii="Times New Roman" w:hAnsi="Times New Roman" w:eastAsia="Malgun Gothic"/>
+          <w:b w:val="0"/>
+          <w:i w:val="0"/>
+          <w:sz w:val="22"/>
+        </w:rPr>
+        <w:t>Изольда Тимофеевна сейчас потребовала бы пересчитать «в четыре раза» до второго знака.</w:t>
+      </w:r>
+    </w:p>
+    <w:p>
+      <w:pPr>
+        <w:spacing w:before="0" w:after="110" w:line="300" w:lineRule="auto"/>
+      </w:pPr>
+      <w:r>
+        <w:rPr>
+          <w:rFonts w:ascii="Times New Roman" w:hAnsi="Times New Roman" w:eastAsia="Malgun Gothic"/>
+          <w:b/>
+          <w:i w:val="0"/>
+          <w:sz w:val="22"/>
+        </w:rPr>
+        <w:t xml:space="preserve">Вениамин: </w:t>
       </w:r>
       <w:r>
         <w:rPr>
@@ -2419,7 +2112,7 @@
           <w:color w:val="555555"/>
           <w:sz w:val="22"/>
         </w:rPr>
-        <w:t>(помолчав)</w:t>
+        <w:t>(не отрываясь от экрана)</w:t>
       </w:r>
       <w:r>
         <w:rPr>
@@ -2428,7 +2121,7 @@
           <w:i w:val="0"/>
           <w:sz w:val="22"/>
         </w:rPr>
-        <w:t xml:space="preserve"> Ирина, вы помните, что обещали в Тайболе?</w:t>
+        <w:t xml:space="preserve"> Уже пересчитываю.</w:t>
       </w:r>
     </w:p>
     <w:p>
@@ -2442,7 +2135,7 @@
           <w:i w:val="0"/>
           <w:sz w:val="22"/>
         </w:rPr>
-        <w:t xml:space="preserve">Ирина: </w:t>
+        <w:t xml:space="preserve">Вениамин: </w:t>
       </w:r>
       <w:r>
         <w:rPr>
@@ -2451,7 +2144,7 @@
           <w:i w:val="0"/>
           <w:sz w:val="22"/>
         </w:rPr>
-        <w:t>Напоминать. Всегда, когда увижу, что вы забываете.</w:t>
+        <w:t>Есть одна жалоба из Екатеринбурга: наблюдатель «Свободного пути» сообщает о переносной урне без пломбы.</w:t>
       </w:r>
     </w:p>
     <w:p>
@@ -2474,7 +2167,7 @@
           <w:i w:val="0"/>
           <w:sz w:val="22"/>
         </w:rPr>
-        <w:t>Начинайте с завтрашнего дня.</w:t>
+        <w:t>Проверить. Немедленно и публично.</w:t>
       </w:r>
     </w:p>
     <w:p>
@@ -2488,7 +2181,7 @@
           <w:i w:val="0"/>
           <w:sz w:val="22"/>
         </w:rPr>
-        <w:t xml:space="preserve">Ирина: </w:t>
+        <w:t xml:space="preserve">Настя: </w:t>
       </w:r>
       <w:r>
         <w:rPr>
@@ -2497,37 +2190,7 @@
           <w:i w:val="0"/>
           <w:sz w:val="22"/>
         </w:rPr>
-        <w:t>Начну с сегодняшнего. Вы опять ничего не ели.</w:t>
-      </w:r>
-    </w:p>
-    <w:p>
-      <w:pPr>
-        <w:keepNext/>
-        <w:spacing w:before="320" w:after="140"/>
-      </w:pPr>
-      <w:r>
-        <w:rPr>
-          <w:rFonts w:ascii="Times New Roman" w:hAnsi="Times New Roman" w:eastAsia="Malgun Gothic"/>
-          <w:b/>
-          <w:i w:val="0"/>
-          <w:color w:val="1F3864"/>
-          <w:sz w:val="26"/>
-        </w:rPr>
-        <w:t>장면 7 — 어머니와의 순간</w:t>
-      </w:r>
-    </w:p>
-    <w:p>
-      <w:pPr>
-        <w:spacing w:before="0" w:after="110" w:line="300" w:lineRule="auto"/>
-      </w:pPr>
-      <w:r>
-        <w:rPr>
-          <w:rFonts w:ascii="Times New Roman" w:hAnsi="Times New Roman" w:eastAsia="Malgun Gothic"/>
-          <w:b/>
-          <w:i w:val="0"/>
-          <w:sz w:val="22"/>
-        </w:rPr>
-        <w:t xml:space="preserve">Анна: </w:t>
+        <w:t xml:space="preserve">Уже звоню в избирком. </w:t>
       </w:r>
       <w:r>
         <w:rPr>
@@ -2537,7 +2200,7 @@
           <w:color w:val="555555"/>
           <w:sz w:val="22"/>
         </w:rPr>
-        <w:t>(обнимая сына)</w:t>
+        <w:t>(пауза)</w:t>
       </w:r>
       <w:r>
         <w:rPr>
@@ -2546,7 +2209,7 @@
           <w:i w:val="0"/>
           <w:sz w:val="22"/>
         </w:rPr>
-        <w:t xml:space="preserve"> Второй срок, Лёша. Кто бы мог подумать, когда ты бегал с папками за Быковым.</w:t>
+        <w:t xml:space="preserve"> Пломба была, её сорвали при переноске. Урну опечатали заново при наблюдателях обеих сторон.</w:t>
       </w:r>
     </w:p>
     <w:p>
@@ -2560,7 +2223,7 @@
           <w:i w:val="0"/>
           <w:sz w:val="22"/>
         </w:rPr>
-        <w:t xml:space="preserve">Лёша: </w:t>
+        <w:t xml:space="preserve">Кирилл: </w:t>
       </w:r>
       <w:r>
         <w:rPr>
@@ -2569,7 +2232,7 @@
           <w:i w:val="0"/>
           <w:sz w:val="22"/>
         </w:rPr>
-        <w:t>Точно не я, мам.</w:t>
+        <w:t>Внесём в отчёт. Отдельной строкой.</w:t>
       </w:r>
     </w:p>
     <w:p>
@@ -2583,7 +2246,7 @@
           <w:i w:val="0"/>
           <w:sz w:val="22"/>
         </w:rPr>
-        <w:t xml:space="preserve">Анна: </w:t>
+        <w:t xml:space="preserve">Лёша: </w:t>
       </w:r>
       <w:r>
         <w:rPr>
@@ -2592,30 +2255,23 @@
           <w:i w:val="0"/>
           <w:sz w:val="22"/>
         </w:rPr>
-        <w:t>Как ты себя чувствуешь на этот раз? Иначе, чем в первый?</w:t>
+        <w:t>Отдельной строкой. Даже если это мелочь.</w:t>
       </w:r>
     </w:p>
     <w:p>
       <w:pPr>
-        <w:spacing w:before="0" w:after="110" w:line="300" w:lineRule="auto"/>
+        <w:keepNext/>
+        <w:spacing w:before="320" w:after="140"/>
       </w:pPr>
       <w:r>
         <w:rPr>
           <w:rFonts w:ascii="Times New Roman" w:hAnsi="Times New Roman" w:eastAsia="Malgun Gothic"/>
           <w:b/>
           <w:i w:val="0"/>
-          <w:sz w:val="22"/>
-        </w:rPr>
-        <w:t xml:space="preserve">Лёша: </w:t>
-      </w:r>
-      <w:r>
-        <w:rPr>
-          <w:rFonts w:ascii="Times New Roman" w:hAnsi="Times New Roman" w:eastAsia="Malgun Gothic"/>
-          <w:b w:val="0"/>
-          <w:i w:val="0"/>
-          <w:sz w:val="22"/>
-        </w:rPr>
-        <w:t>Иначе. Тогда была почти невинная радость. Теперь — знание того, чего это может стоить.</w:t>
+          <w:color w:val="1F3864"/>
+          <w:sz w:val="26"/>
+        </w:rPr>
+        <w:t>장면 5 — 코발추크의 전화, 승복</w:t>
       </w:r>
     </w:p>
     <w:p>
@@ -2629,322 +2285,7 @@
           <w:i w:val="0"/>
           <w:sz w:val="22"/>
         </w:rPr>
-        <w:t xml:space="preserve">Анна: </w:t>
-      </w:r>
-      <w:r>
-        <w:rPr>
-          <w:rFonts w:ascii="Times New Roman" w:hAnsi="Times New Roman" w:eastAsia="Malgun Gothic"/>
-          <w:b w:val="0"/>
-          <w:i w:val="0"/>
-          <w:sz w:val="22"/>
-        </w:rPr>
-        <w:t>Значит, ты повзрослел за этот год, сынок. Не только в политике.</w:t>
-      </w:r>
-    </w:p>
-    <w:p>
-      <w:pPr>
-        <w:spacing w:before="0" w:after="110" w:line="300" w:lineRule="auto"/>
-      </w:pPr>
-      <w:r>
-        <w:rPr>
-          <w:rFonts w:ascii="Times New Roman" w:hAnsi="Times New Roman" w:eastAsia="Malgun Gothic"/>
-          <w:b/>
-          <w:i w:val="0"/>
-          <w:sz w:val="22"/>
-        </w:rPr>
-        <w:t xml:space="preserve">Лёша: </w:t>
-      </w:r>
-      <w:r>
-        <w:rPr>
-          <w:rFonts w:ascii="Times New Roman" w:hAnsi="Times New Roman" w:eastAsia="Malgun Gothic"/>
-          <w:b w:val="0"/>
-          <w:i w:val="0"/>
-          <w:sz w:val="22"/>
-        </w:rPr>
-        <w:t>Может быть. Хотя цена этого взросления оказалась высокой.</w:t>
-      </w:r>
-    </w:p>
-    <w:p>
-      <w:pPr>
-        <w:spacing w:before="0" w:after="110" w:line="300" w:lineRule="auto"/>
-      </w:pPr>
-      <w:r>
-        <w:rPr>
-          <w:rFonts w:ascii="Times New Roman" w:hAnsi="Times New Roman" w:eastAsia="Malgun Gothic"/>
-          <w:b/>
-          <w:i w:val="0"/>
-          <w:sz w:val="22"/>
-        </w:rPr>
-        <w:t xml:space="preserve">Анна: </w:t>
-      </w:r>
-      <w:r>
-        <w:rPr>
-          <w:rFonts w:ascii="Times New Roman" w:hAnsi="Times New Roman" w:eastAsia="Malgun Gothic"/>
-          <w:b w:val="0"/>
-          <w:i w:val="0"/>
-          <w:sz w:val="22"/>
-        </w:rPr>
-        <w:t>Слишком высокой. Но, кажется, ты научился её нести, не сгибаясь.</w:t>
-      </w:r>
-    </w:p>
-    <w:p>
-      <w:pPr>
-        <w:spacing w:before="0" w:after="110" w:line="300" w:lineRule="auto"/>
-      </w:pPr>
-      <w:r>
-        <w:rPr>
-          <w:rFonts w:ascii="Times New Roman" w:hAnsi="Times New Roman" w:eastAsia="Malgun Gothic"/>
-          <w:b/>
-          <w:i w:val="0"/>
-          <w:sz w:val="22"/>
-        </w:rPr>
-        <w:t xml:space="preserve">Лёша: </w:t>
-      </w:r>
-      <w:r>
-        <w:rPr>
-          <w:rFonts w:ascii="Times New Roman" w:hAnsi="Times New Roman" w:eastAsia="Malgun Gothic"/>
-          <w:b w:val="0"/>
-          <w:i w:val="0"/>
-          <w:sz w:val="22"/>
-        </w:rPr>
-        <w:t>Учусь, мам. Каждый день учусь заново.</w:t>
-      </w:r>
-    </w:p>
-    <w:p>
-      <w:pPr>
-        <w:spacing w:before="0" w:after="110" w:line="300" w:lineRule="auto"/>
-      </w:pPr>
-      <w:r>
-        <w:rPr>
-          <w:rFonts w:ascii="Times New Roman" w:hAnsi="Times New Roman" w:eastAsia="Malgun Gothic"/>
-          <w:b/>
-          <w:i w:val="0"/>
-          <w:sz w:val="22"/>
-        </w:rPr>
-        <w:t xml:space="preserve">Анна: </w:t>
-      </w:r>
-      <w:r>
-        <w:rPr>
-          <w:rFonts w:ascii="Times New Roman" w:hAnsi="Times New Roman" w:eastAsia="Malgun Gothic"/>
-          <w:b w:val="0"/>
-          <w:i w:val="0"/>
-          <w:sz w:val="22"/>
-        </w:rPr>
-        <w:t>А Ирина? Как она?</w:t>
-      </w:r>
-    </w:p>
-    <w:p>
-      <w:pPr>
-        <w:spacing w:before="0" w:after="110" w:line="300" w:lineRule="auto"/>
-      </w:pPr>
-      <w:r>
-        <w:rPr>
-          <w:rFonts w:ascii="Times New Roman" w:hAnsi="Times New Roman" w:eastAsia="Malgun Gothic"/>
-          <w:b/>
-          <w:i w:val="0"/>
-          <w:sz w:val="22"/>
-        </w:rPr>
-        <w:t xml:space="preserve">Лёша: </w:t>
-      </w:r>
-      <w:r>
-        <w:rPr>
-          <w:rFonts w:ascii="Times New Roman" w:hAnsi="Times New Roman" w:eastAsia="Malgun Gothic"/>
-          <w:b w:val="0"/>
-          <w:i w:val="0"/>
-          <w:sz w:val="22"/>
-        </w:rPr>
-        <w:t>Держится. Лучше, чем я.</w:t>
-      </w:r>
-    </w:p>
-    <w:p>
-      <w:pPr>
-        <w:spacing w:before="0" w:after="110" w:line="300" w:lineRule="auto"/>
-      </w:pPr>
-      <w:r>
-        <w:rPr>
-          <w:rFonts w:ascii="Times New Roman" w:hAnsi="Times New Roman" w:eastAsia="Malgun Gothic"/>
-          <w:b/>
-          <w:i w:val="0"/>
-          <w:sz w:val="22"/>
-        </w:rPr>
-        <w:t xml:space="preserve">Анна: </w:t>
-      </w:r>
-      <w:r>
-        <w:rPr>
-          <w:rFonts w:ascii="Times New Roman" w:hAnsi="Times New Roman" w:eastAsia="Malgun Gothic"/>
-          <w:b w:val="0"/>
-          <w:i w:val="0"/>
-          <w:sz w:val="22"/>
-        </w:rPr>
-        <w:t>Позовёшь её к нам на чай? Я ей обещала.</w:t>
-      </w:r>
-    </w:p>
-    <w:p>
-      <w:pPr>
-        <w:spacing w:before="0" w:after="110" w:line="300" w:lineRule="auto"/>
-      </w:pPr>
-      <w:r>
-        <w:rPr>
-          <w:rFonts w:ascii="Times New Roman" w:hAnsi="Times New Roman" w:eastAsia="Malgun Gothic"/>
-          <w:b/>
-          <w:i w:val="0"/>
-          <w:sz w:val="22"/>
-        </w:rPr>
-        <w:t xml:space="preserve">Лёша: </w:t>
-      </w:r>
-      <w:r>
-        <w:rPr>
-          <w:rFonts w:ascii="Times New Roman" w:hAnsi="Times New Roman" w:eastAsia="Malgun Gothic"/>
-          <w:b w:val="0"/>
-          <w:i w:val="0"/>
-          <w:sz w:val="22"/>
-        </w:rPr>
-        <w:t>Позову. Как только Катя найдёт в расписании свободный вечер.</w:t>
-      </w:r>
-    </w:p>
-    <w:p>
-      <w:pPr>
-        <w:spacing w:before="0" w:after="110" w:line="300" w:lineRule="auto"/>
-      </w:pPr>
-      <w:r>
-        <w:rPr>
-          <w:rFonts w:ascii="Times New Roman" w:hAnsi="Times New Roman" w:eastAsia="Malgun Gothic"/>
-          <w:b/>
-          <w:i w:val="0"/>
-          <w:sz w:val="22"/>
-        </w:rPr>
-        <w:t xml:space="preserve">Анна: </w:t>
-      </w:r>
-      <w:r>
-        <w:rPr>
-          <w:rFonts w:ascii="Times New Roman" w:hAnsi="Times New Roman" w:eastAsia="Malgun Gothic"/>
-          <w:b w:val="0"/>
-          <w:i w:val="0"/>
-          <w:sz w:val="22"/>
-        </w:rPr>
-        <w:t>Тогда никогда. Позову сама.</w:t>
-      </w:r>
-    </w:p>
-    <w:p>
-      <w:pPr>
-        <w:spacing w:before="0" w:after="110" w:line="300" w:lineRule="auto"/>
-      </w:pPr>
-      <w:r>
-        <w:rPr>
-          <w:rFonts w:ascii="Times New Roman" w:hAnsi="Times New Roman" w:eastAsia="Malgun Gothic"/>
-          <w:b/>
-          <w:i w:val="0"/>
-          <w:sz w:val="22"/>
-        </w:rPr>
-        <w:t xml:space="preserve">Анна: </w:t>
-      </w:r>
-      <w:r>
-        <w:rPr>
-          <w:rFonts w:ascii="Times New Roman" w:hAnsi="Times New Roman" w:eastAsia="Malgun Gothic"/>
-          <w:b w:val="0"/>
-          <w:i w:val="0"/>
-          <w:sz w:val="22"/>
-        </w:rPr>
-        <w:t>Коля бы сейчас ничего не сказал. Просто поставил бы чайник. Пойдём, поставлю я.</w:t>
-      </w:r>
-    </w:p>
-    <w:p>
-      <w:pPr>
-        <w:keepNext/>
-        <w:spacing w:before="320" w:after="140"/>
-      </w:pPr>
-      <w:r>
-        <w:rPr>
-          <w:rFonts w:ascii="Times New Roman" w:hAnsi="Times New Roman" w:eastAsia="Malgun Gothic"/>
-          <w:b/>
-          <w:i w:val="0"/>
-          <w:color w:val="1F3864"/>
-          <w:sz w:val="26"/>
-        </w:rPr>
-        <w:t>장면 8 — 마무리, 6부의 끝</w:t>
-      </w:r>
-    </w:p>
-    <w:p>
-      <w:pPr>
-        <w:spacing w:before="0" w:after="110" w:line="300" w:lineRule="auto"/>
-      </w:pPr>
-      <w:r>
-        <w:rPr>
-          <w:rFonts w:ascii="Times New Roman" w:hAnsi="Times New Roman" w:eastAsia="Malgun Gothic"/>
-          <w:b/>
-          <w:i w:val="0"/>
-          <w:sz w:val="22"/>
-        </w:rPr>
-        <w:t xml:space="preserve">Гребенщиков: </w:t>
-      </w:r>
-      <w:r>
-        <w:rPr>
-          <w:rFonts w:ascii="Times New Roman" w:hAnsi="Times New Roman" w:eastAsia="Malgun Gothic"/>
-          <w:b w:val="0"/>
-          <w:i w:val="0"/>
-          <w:sz w:val="22"/>
-        </w:rPr>
-        <w:t>Алексей Николаевич, официальная инаугурация — через месяц. Второй срок начинается.</w:t>
-      </w:r>
-    </w:p>
-    <w:p>
-      <w:pPr>
-        <w:spacing w:before="0" w:after="110" w:line="300" w:lineRule="auto"/>
-      </w:pPr>
-      <w:r>
-        <w:rPr>
-          <w:rFonts w:ascii="Times New Roman" w:hAnsi="Times New Roman" w:eastAsia="Malgun Gothic"/>
-          <w:b/>
-          <w:i w:val="0"/>
-          <w:sz w:val="22"/>
-        </w:rPr>
-        <w:t xml:space="preserve">Лёша: </w:t>
-      </w:r>
-      <w:r>
-        <w:rPr>
-          <w:rFonts w:ascii="Times New Roman" w:hAnsi="Times New Roman" w:eastAsia="Malgun Gothic"/>
-          <w:b w:val="0"/>
-          <w:i w:val="0"/>
-          <w:sz w:val="22"/>
-        </w:rPr>
-        <w:t>Знаю.</w:t>
-      </w:r>
-    </w:p>
-    <w:p>
-      <w:pPr>
-        <w:spacing w:before="0" w:after="110" w:line="300" w:lineRule="auto"/>
-      </w:pPr>
-      <w:r>
-        <w:rPr>
-          <w:rFonts w:ascii="Times New Roman" w:hAnsi="Times New Roman" w:eastAsia="Malgun Gothic"/>
-          <w:b/>
-          <w:i w:val="0"/>
-          <w:sz w:val="22"/>
-        </w:rPr>
-        <w:t xml:space="preserve">Ирина: </w:t>
-      </w:r>
-      <w:r>
-        <w:rPr>
-          <w:rFonts w:ascii="Times New Roman" w:hAnsi="Times New Roman" w:eastAsia="Malgun Gothic"/>
-          <w:b w:val="0"/>
-          <w:i w:val="0"/>
-          <w:sz w:val="22"/>
-        </w:rPr>
-        <w:t>Что дальше, Алексей Николаевич? После всего, через что мы прошли в этом году?</w:t>
-      </w:r>
-    </w:p>
-    <w:p>
-      <w:pPr>
-        <w:spacing w:before="0" w:after="110" w:line="300" w:lineRule="auto"/>
-      </w:pPr>
-      <w:r>
-        <w:rPr>
-          <w:rFonts w:ascii="Times New Roman" w:hAnsi="Times New Roman" w:eastAsia="Malgun Gothic"/>
-          <w:b/>
-          <w:i w:val="0"/>
-          <w:sz w:val="22"/>
-        </w:rPr>
-        <w:t xml:space="preserve">Лёша: </w:t>
+        <w:t xml:space="preserve">Ковальчук: </w:t>
       </w:r>
       <w:r>
         <w:rPr>
@@ -2954,7 +2295,7 @@
           <w:color w:val="555555"/>
           <w:sz w:val="22"/>
         </w:rPr>
-        <w:t>(глядя на светлеющее небо)</w:t>
+        <w:t>(по телефону)</w:t>
       </w:r>
       <w:r>
         <w:rPr>
@@ -2963,7 +2304,7 @@
           <w:i w:val="0"/>
           <w:sz w:val="22"/>
         </w:rPr>
-        <w:t xml:space="preserve"> До конца не знаю. Знаю только, что этот срок будет другим. Опыта больше. Осторожности — тоже.</w:t>
+        <w:t xml:space="preserve"> Алексей Николаевич, данные однозначны. Поздравляю с переизбранием.</w:t>
       </w:r>
     </w:p>
     <w:p>
@@ -2977,7 +2318,7 @@
           <w:i w:val="0"/>
           <w:sz w:val="22"/>
         </w:rPr>
-        <w:t xml:space="preserve">Катя: </w:t>
+        <w:t xml:space="preserve">Лёша: </w:t>
       </w:r>
       <w:r>
         <w:rPr>
@@ -2986,7 +2327,7 @@
           <w:i w:val="0"/>
           <w:sz w:val="22"/>
         </w:rPr>
-        <w:t>Осторожность — хорошее качество для второго срока.</w:t>
+        <w:t>Спасибо, Артём Игоревич. Результат ещё не официальный.</w:t>
       </w:r>
     </w:p>
     <w:p>
@@ -3000,7 +2341,7 @@
           <w:i w:val="0"/>
           <w:sz w:val="22"/>
         </w:rPr>
-        <w:t xml:space="preserve">Лёша: </w:t>
+        <w:t xml:space="preserve">Ковальчук: </w:t>
       </w:r>
       <w:r>
         <w:rPr>
@@ -3009,7 +2350,7 @@
           <w:i w:val="0"/>
           <w:sz w:val="22"/>
         </w:rPr>
-        <w:t>Быков всегда так говорил.</w:t>
+        <w:t>Достаточно окончательный, чтобы признать поражение честно, а не тянуть время. Хочу, чтобы страна увидела мирную передачу… точнее, мирное подтверждение власти. Без драмы.</w:t>
       </w:r>
     </w:p>
     <w:p>
@@ -3023,7 +2364,7 @@
           <w:i w:val="0"/>
           <w:sz w:val="22"/>
         </w:rPr>
-        <w:t xml:space="preserve">Ирина: </w:t>
+        <w:t xml:space="preserve">Лёша: </w:t>
       </w:r>
       <w:r>
         <w:rPr>
@@ -3032,7 +2373,168 @@
           <w:i w:val="0"/>
           <w:sz w:val="22"/>
         </w:rPr>
-        <w:t>И, кажется, впервые вы готовы по-настоящему его послушаться.</w:t>
+        <w:t>Ценю это больше, чем вы думаете, — после такого года.</w:t>
+      </w:r>
+    </w:p>
+    <w:p>
+      <w:pPr>
+        <w:spacing w:before="0" w:after="110" w:line="300" w:lineRule="auto"/>
+      </w:pPr>
+      <w:r>
+        <w:rPr>
+          <w:rFonts w:ascii="Times New Roman" w:hAnsi="Times New Roman" w:eastAsia="Malgun Gothic"/>
+          <w:b/>
+          <w:i w:val="0"/>
+          <w:sz w:val="22"/>
+        </w:rPr>
+        <w:t xml:space="preserve">Ковальчук: </w:t>
+      </w:r>
+      <w:r>
+        <w:rPr>
+          <w:rFonts w:ascii="Times New Roman" w:hAnsi="Times New Roman" w:eastAsia="Malgun Gothic"/>
+          <w:b w:val="0"/>
+          <w:i w:val="0"/>
+          <w:sz w:val="22"/>
+        </w:rPr>
+        <w:t>Знаете, что я понял за эту кампанию?</w:t>
+      </w:r>
+    </w:p>
+    <w:p>
+      <w:pPr>
+        <w:spacing w:before="0" w:after="110" w:line="300" w:lineRule="auto"/>
+      </w:pPr>
+      <w:r>
+        <w:rPr>
+          <w:rFonts w:ascii="Times New Roman" w:hAnsi="Times New Roman" w:eastAsia="Malgun Gothic"/>
+          <w:b/>
+          <w:i w:val="0"/>
+          <w:sz w:val="22"/>
+        </w:rPr>
+        <w:t xml:space="preserve">Лёша: </w:t>
+      </w:r>
+      <w:r>
+        <w:rPr>
+          <w:rFonts w:ascii="Times New Roman" w:hAnsi="Times New Roman" w:eastAsia="Malgun Gothic"/>
+          <w:b w:val="0"/>
+          <w:i w:val="0"/>
+          <w:sz w:val="22"/>
+        </w:rPr>
+        <w:t>Что?</w:t>
+      </w:r>
+    </w:p>
+    <w:p>
+      <w:pPr>
+        <w:spacing w:before="0" w:after="110" w:line="300" w:lineRule="auto"/>
+      </w:pPr>
+      <w:r>
+        <w:rPr>
+          <w:rFonts w:ascii="Times New Roman" w:hAnsi="Times New Roman" w:eastAsia="Malgun Gothic"/>
+          <w:b/>
+          <w:i w:val="0"/>
+          <w:sz w:val="22"/>
+        </w:rPr>
+        <w:t xml:space="preserve">Ковальчук: </w:t>
+      </w:r>
+      <w:r>
+        <w:rPr>
+          <w:rFonts w:ascii="Times New Roman" w:hAnsi="Times New Roman" w:eastAsia="Malgun Gothic"/>
+          <w:b w:val="0"/>
+          <w:i w:val="0"/>
+          <w:sz w:val="22"/>
+        </w:rPr>
+        <w:t>Что проиграть честно — не то же самое, что просто проиграть. Впервые в жизни я горжусь тем, как проиграл, а не стыжусь.</w:t>
+      </w:r>
+    </w:p>
+    <w:p>
+      <w:pPr>
+        <w:spacing w:before="0" w:after="110" w:line="300" w:lineRule="auto"/>
+      </w:pPr>
+      <w:r>
+        <w:rPr>
+          <w:rFonts w:ascii="Times New Roman" w:hAnsi="Times New Roman" w:eastAsia="Malgun Gothic"/>
+          <w:b/>
+          <w:i w:val="0"/>
+          <w:sz w:val="22"/>
+        </w:rPr>
+        <w:t xml:space="preserve">Лёша: </w:t>
+      </w:r>
+      <w:r>
+        <w:rPr>
+          <w:rFonts w:ascii="Times New Roman" w:hAnsi="Times New Roman" w:eastAsia="Malgun Gothic"/>
+          <w:b w:val="0"/>
+          <w:i w:val="0"/>
+          <w:sz w:val="22"/>
+        </w:rPr>
+        <w:t>Сильные слова, Артём Игоревич. Буду рад видеть вас в конструктивной оппозиции. Стране нужны разные голоса — и несогласные тоже.</w:t>
+      </w:r>
+    </w:p>
+    <w:p>
+      <w:pPr>
+        <w:spacing w:before="0" w:after="110" w:line="300" w:lineRule="auto"/>
+      </w:pPr>
+      <w:r>
+        <w:rPr>
+          <w:rFonts w:ascii="Times New Roman" w:hAnsi="Times New Roman" w:eastAsia="Malgun Gothic"/>
+          <w:b/>
+          <w:i w:val="0"/>
+          <w:sz w:val="22"/>
+        </w:rPr>
+        <w:t xml:space="preserve">Ковальчук: </w:t>
+      </w:r>
+      <w:r>
+        <w:rPr>
+          <w:rFonts w:ascii="Times New Roman" w:hAnsi="Times New Roman" w:eastAsia="Malgun Gothic"/>
+          <w:b w:val="0"/>
+          <w:i w:val="0"/>
+          <w:sz w:val="22"/>
+        </w:rPr>
+        <w:t>Конструктивная оппозиция… Звучит как должность без зарплаты.</w:t>
+      </w:r>
+    </w:p>
+    <w:p>
+      <w:pPr>
+        <w:spacing w:before="0" w:after="110" w:line="300" w:lineRule="auto"/>
+      </w:pPr>
+      <w:r>
+        <w:rPr>
+          <w:rFonts w:ascii="Times New Roman" w:hAnsi="Times New Roman" w:eastAsia="Malgun Gothic"/>
+          <w:b/>
+          <w:i w:val="0"/>
+          <w:sz w:val="22"/>
+        </w:rPr>
+        <w:t xml:space="preserve">Лёша: </w:t>
+      </w:r>
+      <w:r>
+        <w:rPr>
+          <w:rFonts w:ascii="Times New Roman" w:hAnsi="Times New Roman" w:eastAsia="Malgun Gothic"/>
+          <w:b w:val="0"/>
+          <w:i w:val="0"/>
+          <w:sz w:val="22"/>
+        </w:rPr>
+        <w:t>Зато с правом говорить мне «нет» в прямом эфире. Это дороже зарплаты.</w:t>
+      </w:r>
+    </w:p>
+    <w:p>
+      <w:pPr>
+        <w:spacing w:before="0" w:after="110" w:line="300" w:lineRule="auto"/>
+      </w:pPr>
+      <w:r>
+        <w:rPr>
+          <w:rFonts w:ascii="Times New Roman" w:hAnsi="Times New Roman" w:eastAsia="Malgun Gothic"/>
+          <w:b/>
+          <w:i w:val="0"/>
+          <w:sz w:val="22"/>
+        </w:rPr>
+        <w:t xml:space="preserve">Ковальчук: </w:t>
+      </w:r>
+      <w:r>
+        <w:rPr>
+          <w:rFonts w:ascii="Times New Roman" w:hAnsi="Times New Roman" w:eastAsia="Malgun Gothic"/>
+          <w:b w:val="0"/>
+          <w:i w:val="0"/>
+          <w:sz w:val="22"/>
+        </w:rPr>
+        <w:t>Учту предложение. Спокойной ночи, Алексей Николаевич. И удачи со вторым сроком. Она вам понадобится.</w:t>
       </w:r>
     </w:p>
     <w:p>
@@ -3056,7 +2558,7 @@
           <w:color w:val="555555"/>
           <w:sz w:val="22"/>
         </w:rPr>
-        <w:t>(помолчав)</w:t>
+        <w:t>(положив трубку, команде)</w:t>
       </w:r>
       <w:r>
         <w:rPr>
@@ -3065,7 +2567,7 @@
           <w:i w:val="0"/>
           <w:sz w:val="22"/>
         </w:rPr>
-        <w:t xml:space="preserve"> Или Гребенщикова с его Годуновым.</w:t>
+        <w:t xml:space="preserve"> Он признал. Первым.</w:t>
       </w:r>
     </w:p>
     <w:p>
@@ -3079,7 +2581,7 @@
           <w:i w:val="0"/>
           <w:sz w:val="22"/>
         </w:rPr>
-        <w:t xml:space="preserve">Ирина: </w:t>
+        <w:t xml:space="preserve">Катя: </w:t>
       </w:r>
       <w:r>
         <w:rPr>
@@ -3088,11 +2590,27 @@
           <w:i w:val="0"/>
           <w:sz w:val="22"/>
         </w:rPr>
-        <w:t>Годунов плохо кончил, Алексей Николаевич.</w:t>
+        <w:t>Первым. Ещё до официальных цифр.</w:t>
       </w:r>
     </w:p>
     <w:p>
       <w:pPr>
+        <w:keepNext/>
+        <w:spacing w:before="320" w:after="140"/>
+      </w:pPr>
+      <w:r>
+        <w:rPr>
+          <w:rFonts w:ascii="Times New Roman" w:hAnsi="Times New Roman" w:eastAsia="Malgun Gothic"/>
+          <w:b/>
+          <w:i w:val="0"/>
+          <w:color w:val="1F3864"/>
+          <w:sz w:val="26"/>
+        </w:rPr>
+        <w:t>장면 6 — 승리 확정, 팀의 반응</w:t>
+      </w:r>
+    </w:p>
+    <w:p>
+      <w:pPr>
         <w:spacing w:before="0" w:after="110" w:line="300" w:lineRule="auto"/>
       </w:pPr>
       <w:r>
@@ -3102,16 +2620,7 @@
           <w:i w:val="0"/>
           <w:sz w:val="22"/>
         </w:rPr>
-        <w:t xml:space="preserve">Лёша: </w:t>
-      </w:r>
-      <w:r>
-        <w:rPr>
-          <w:rFonts w:ascii="Times New Roman" w:hAnsi="Times New Roman" w:eastAsia="Malgun Gothic"/>
-          <w:b w:val="0"/>
-          <w:i w:val="0"/>
-          <w:sz w:val="22"/>
-        </w:rPr>
-        <w:t xml:space="preserve">Потому Анатолий Викторович его и вспомнил. Пусть звучит у меня в голове как предупреждение. </w:t>
+        <w:t xml:space="preserve">Ирина: </w:t>
       </w:r>
       <w:r>
         <w:rPr>
@@ -3121,7 +2630,7 @@
           <w:color w:val="555555"/>
           <w:sz w:val="22"/>
         </w:rPr>
-        <w:t>(пауза)</w:t>
+        <w:t>(почти кричит)</w:t>
       </w:r>
       <w:r>
         <w:rPr>
@@ -3130,91 +2639,13 @@
           <w:i w:val="0"/>
           <w:sz w:val="22"/>
         </w:rPr>
-        <w:t xml:space="preserve"> Знаете, чего я боюсь больше всего? Не проиграть. Привыкнуть.</w:t>
+        <w:t xml:space="preserve"> Официально! Пятьдесят один и восемь против тридцати пяти!</w:t>
       </w:r>
     </w:p>
     <w:p>
       <w:pPr>
         <w:spacing w:before="0" w:after="110" w:line="300" w:lineRule="auto"/>
       </w:pPr>
-      <w:r>
-        <w:rPr>
-          <w:rFonts w:ascii="Times New Roman" w:hAnsi="Times New Roman" w:eastAsia="Malgun Gothic"/>
-          <w:b/>
-          <w:i w:val="0"/>
-          <w:sz w:val="22"/>
-        </w:rPr>
-        <w:t xml:space="preserve">Ирина: </w:t>
-      </w:r>
-      <w:r>
-        <w:rPr>
-          <w:rFonts w:ascii="Times New Roman" w:hAnsi="Times New Roman" w:eastAsia="Malgun Gothic"/>
-          <w:b w:val="0"/>
-          <w:i w:val="0"/>
-          <w:sz w:val="22"/>
-        </w:rPr>
-        <w:t>К чему?</w:t>
-      </w:r>
-    </w:p>
-    <w:p>
-      <w:pPr>
-        <w:spacing w:before="0" w:after="110" w:line="300" w:lineRule="auto"/>
-      </w:pPr>
-      <w:r>
-        <w:rPr>
-          <w:rFonts w:ascii="Times New Roman" w:hAnsi="Times New Roman" w:eastAsia="Malgun Gothic"/>
-          <w:b/>
-          <w:i w:val="0"/>
-          <w:sz w:val="22"/>
-        </w:rPr>
-        <w:t xml:space="preserve">Лёша: </w:t>
-      </w:r>
-      <w:r>
-        <w:rPr>
-          <w:rFonts w:ascii="Times New Roman" w:hAnsi="Times New Roman" w:eastAsia="Malgun Gothic"/>
-          <w:b w:val="0"/>
-          <w:i w:val="0"/>
-          <w:sz w:val="22"/>
-        </w:rPr>
-        <w:t>К тому, что мне все уступают дорогу.</w:t>
-      </w:r>
-    </w:p>
-    <w:p>
-      <w:pPr>
-        <w:spacing w:before="0" w:after="110" w:line="300" w:lineRule="auto"/>
-      </w:pPr>
-      <w:r>
-        <w:rPr>
-          <w:rFonts w:ascii="Times New Roman" w:hAnsi="Times New Roman" w:eastAsia="Malgun Gothic"/>
-          <w:b/>
-          <w:i w:val="0"/>
-          <w:sz w:val="22"/>
-        </w:rPr>
-        <w:t xml:space="preserve">Ирина: </w:t>
-      </w:r>
-      <w:r>
-        <w:rPr>
-          <w:rFonts w:ascii="Times New Roman" w:hAnsi="Times New Roman" w:eastAsia="Malgun Gothic"/>
-          <w:b w:val="0"/>
-          <w:i w:val="0"/>
-          <w:sz w:val="22"/>
-        </w:rPr>
-        <w:t>Тогда я буду стоять на дороге. Иногда.</w:t>
-      </w:r>
-    </w:p>
-    <w:p>
-      <w:pPr>
-        <w:spacing w:before="0" w:after="110" w:line="300" w:lineRule="auto"/>
-      </w:pPr>
-      <w:r>
-        <w:rPr>
-          <w:rFonts w:ascii="Times New Roman" w:hAnsi="Times New Roman" w:eastAsia="Malgun Gothic"/>
-          <w:b/>
-          <w:i w:val="0"/>
-          <w:sz w:val="22"/>
-        </w:rPr>
-        <w:t xml:space="preserve">Катя: </w:t>
-      </w:r>
       <w:r>
         <w:rPr>
           <w:rFonts w:ascii="Times New Roman" w:hAnsi="Times New Roman" w:eastAsia="Malgun Gothic"/>
@@ -3223,16 +2654,7 @@
           <w:color w:val="555555"/>
           <w:sz w:val="22"/>
         </w:rPr>
-        <w:t>(от двери)</w:t>
-      </w:r>
-      <w:r>
-        <w:rPr>
-          <w:rFonts w:ascii="Times New Roman" w:hAnsi="Times New Roman" w:eastAsia="Malgun Gothic"/>
-          <w:b w:val="0"/>
-          <w:i w:val="0"/>
-          <w:sz w:val="22"/>
-        </w:rPr>
-        <w:t xml:space="preserve"> «Иногда» — это сколько? Мне нужно внести в расписание.</w:t>
+        <w:t>(штаб взрывается ликованием, но сдержаннее, чем в первый раз: усталость и потери этого года чувствуются в воздухе)</w:t>
       </w:r>
     </w:p>
     <w:p>
@@ -3246,7 +2668,7 @@
           <w:i w:val="0"/>
           <w:sz w:val="22"/>
         </w:rPr>
-        <w:t xml:space="preserve">Лёша: </w:t>
+        <w:t xml:space="preserve">Кирилл: </w:t>
       </w:r>
       <w:r>
         <w:rPr>
@@ -3256,7 +2678,7 @@
           <w:color w:val="555555"/>
           <w:sz w:val="22"/>
         </w:rPr>
-        <w:t>(слабая улыбка)</w:t>
+        <w:t>(обнимая Настю)</w:t>
       </w:r>
       <w:r>
         <w:rPr>
@@ -3265,11 +2687,373 @@
           <w:i w:val="0"/>
           <w:sz w:val="22"/>
         </w:rPr>
-        <w:t xml:space="preserve"> Посмотрим, Ирина. Посмотрим, как долго продержится эта осторожность.</w:t>
+        <w:t xml:space="preserve"> Мы сделали это. Снова.</w:t>
       </w:r>
     </w:p>
     <w:p>
       <w:pPr>
+        <w:spacing w:before="0" w:after="110" w:line="300" w:lineRule="auto"/>
+      </w:pPr>
+      <w:r>
+        <w:rPr>
+          <w:rFonts w:ascii="Times New Roman" w:hAnsi="Times New Roman" w:eastAsia="Malgun Gothic"/>
+          <w:b/>
+          <w:i w:val="0"/>
+          <w:sz w:val="22"/>
+        </w:rPr>
+        <w:t xml:space="preserve">Настя: </w:t>
+      </w:r>
+      <w:r>
+        <w:rPr>
+          <w:rFonts w:ascii="Times New Roman" w:hAnsi="Times New Roman" w:eastAsia="Malgun Gothic"/>
+          <w:b w:val="0"/>
+          <w:i/>
+          <w:color w:val="555555"/>
+          <w:sz w:val="22"/>
+        </w:rPr>
+        <w:t>(сквозь слёзы, радость пополам с горем)</w:t>
+      </w:r>
+      <w:r>
+        <w:rPr>
+          <w:rFonts w:ascii="Times New Roman" w:hAnsi="Times New Roman" w:eastAsia="Malgun Gothic"/>
+          <w:b w:val="0"/>
+          <w:i w:val="0"/>
+          <w:sz w:val="22"/>
+        </w:rPr>
+        <w:t xml:space="preserve"> Если бы только Изольда Тимофеевна была здесь.</w:t>
+      </w:r>
+    </w:p>
+    <w:p>
+      <w:pPr>
+        <w:spacing w:before="0" w:after="110" w:line="300" w:lineRule="auto"/>
+      </w:pPr>
+      <w:r>
+        <w:rPr>
+          <w:rFonts w:ascii="Times New Roman" w:hAnsi="Times New Roman" w:eastAsia="Malgun Gothic"/>
+          <w:b/>
+          <w:i w:val="0"/>
+          <w:sz w:val="22"/>
+        </w:rPr>
+        <w:t xml:space="preserve">Вениамин: </w:t>
+      </w:r>
+      <w:r>
+        <w:rPr>
+          <w:rFonts w:ascii="Times New Roman" w:hAnsi="Times New Roman" w:eastAsia="Malgun Gothic"/>
+          <w:b w:val="0"/>
+          <w:i w:val="0"/>
+          <w:sz w:val="22"/>
+        </w:rPr>
+        <w:t>Она здесь, по-своему. В каждой цифре, которую мы проверили за эту кампанию.</w:t>
+      </w:r>
+    </w:p>
+    <w:p>
+      <w:pPr>
+        <w:spacing w:before="0" w:after="110" w:line="300" w:lineRule="auto"/>
+      </w:pPr>
+      <w:r>
+        <w:rPr>
+          <w:rFonts w:ascii="Times New Roman" w:hAnsi="Times New Roman" w:eastAsia="Malgun Gothic"/>
+          <w:b/>
+          <w:i w:val="0"/>
+          <w:sz w:val="22"/>
+        </w:rPr>
+        <w:t xml:space="preserve">Катя: </w:t>
+      </w:r>
+      <w:r>
+        <w:rPr>
+          <w:rFonts w:ascii="Times New Roman" w:hAnsi="Times New Roman" w:eastAsia="Malgun Gothic"/>
+          <w:b w:val="0"/>
+          <w:i/>
+          <w:color w:val="555555"/>
+          <w:sz w:val="22"/>
+        </w:rPr>
+        <w:t>(подходя к Лёше)</w:t>
+      </w:r>
+      <w:r>
+        <w:rPr>
+          <w:rFonts w:ascii="Times New Roman" w:hAnsi="Times New Roman" w:eastAsia="Malgun Gothic"/>
+          <w:b w:val="0"/>
+          <w:i w:val="0"/>
+          <w:sz w:val="22"/>
+        </w:rPr>
+        <w:t xml:space="preserve"> Поздравляю, Алексей Николаевич. Второй срок.</w:t>
+      </w:r>
+    </w:p>
+    <w:p>
+      <w:pPr>
+        <w:spacing w:before="0" w:after="110" w:line="300" w:lineRule="auto"/>
+      </w:pPr>
+      <w:r>
+        <w:rPr>
+          <w:rFonts w:ascii="Times New Roman" w:hAnsi="Times New Roman" w:eastAsia="Malgun Gothic"/>
+          <w:b/>
+          <w:i w:val="0"/>
+          <w:sz w:val="22"/>
+        </w:rPr>
+        <w:t xml:space="preserve">Лёша: </w:t>
+      </w:r>
+      <w:r>
+        <w:rPr>
+          <w:rFonts w:ascii="Times New Roman" w:hAnsi="Times New Roman" w:eastAsia="Malgun Gothic"/>
+          <w:b w:val="0"/>
+          <w:i/>
+          <w:color w:val="555555"/>
+          <w:sz w:val="22"/>
+        </w:rPr>
+        <w:t>(сдержанно, без эйфории первого раза)</w:t>
+      </w:r>
+      <w:r>
+        <w:rPr>
+          <w:rFonts w:ascii="Times New Roman" w:hAnsi="Times New Roman" w:eastAsia="Malgun Gothic"/>
+          <w:b w:val="0"/>
+          <w:i w:val="0"/>
+          <w:sz w:val="22"/>
+        </w:rPr>
+        <w:t xml:space="preserve"> Спасибо, Катя. Странное чувство в этот раз. Меньше радости, больше… ответственности, наверное.</w:t>
+      </w:r>
+    </w:p>
+    <w:p>
+      <w:pPr>
+        <w:spacing w:before="0" w:after="110" w:line="300" w:lineRule="auto"/>
+      </w:pPr>
+      <w:r>
+        <w:rPr>
+          <w:rFonts w:ascii="Times New Roman" w:hAnsi="Times New Roman" w:eastAsia="Malgun Gothic"/>
+          <w:b/>
+          <w:i w:val="0"/>
+          <w:sz w:val="22"/>
+        </w:rPr>
+        <w:t xml:space="preserve">Катя: </w:t>
+      </w:r>
+      <w:r>
+        <w:rPr>
+          <w:rFonts w:ascii="Times New Roman" w:hAnsi="Times New Roman" w:eastAsia="Malgun Gothic"/>
+          <w:b w:val="0"/>
+          <w:i w:val="0"/>
+          <w:sz w:val="22"/>
+        </w:rPr>
+        <w:t>Понимаю. Год был другим.</w:t>
+      </w:r>
+    </w:p>
+    <w:p>
+      <w:pPr>
+        <w:spacing w:before="0" w:after="110" w:line="300" w:lineRule="auto"/>
+      </w:pPr>
+      <w:r>
+        <w:rPr>
+          <w:rFonts w:ascii="Times New Roman" w:hAnsi="Times New Roman" w:eastAsia="Malgun Gothic"/>
+          <w:b/>
+          <w:i w:val="0"/>
+          <w:sz w:val="22"/>
+        </w:rPr>
+        <w:t xml:space="preserve">Гребенщиков: </w:t>
+      </w:r>
+      <w:r>
+        <w:rPr>
+          <w:rFonts w:ascii="Times New Roman" w:hAnsi="Times New Roman" w:eastAsia="Malgun Gothic"/>
+          <w:b w:val="0"/>
+          <w:i w:val="0"/>
+          <w:sz w:val="22"/>
+        </w:rPr>
+        <w:t>Позвольте старому циничному стратегу сказать одну нециничную вещь: вы выиграли, ни разу не соврав в этой кампании. Я такого раньше не видел.</w:t>
+      </w:r>
+    </w:p>
+    <w:p>
+      <w:pPr>
+        <w:spacing w:before="0" w:after="110" w:line="300" w:lineRule="auto"/>
+      </w:pPr>
+      <w:r>
+        <w:rPr>
+          <w:rFonts w:ascii="Times New Roman" w:hAnsi="Times New Roman" w:eastAsia="Malgun Gothic"/>
+          <w:b/>
+          <w:i w:val="0"/>
+          <w:sz w:val="22"/>
+        </w:rPr>
+        <w:t xml:space="preserve">Лёша: </w:t>
+      </w:r>
+      <w:r>
+        <w:rPr>
+          <w:rFonts w:ascii="Times New Roman" w:hAnsi="Times New Roman" w:eastAsia="Malgun Gothic"/>
+          <w:b w:val="0"/>
+          <w:i w:val="0"/>
+          <w:sz w:val="22"/>
+        </w:rPr>
+        <w:t>Анатолий Викторович, вы же сами предлагали промолчать про инфляцию.</w:t>
+      </w:r>
+    </w:p>
+    <w:p>
+      <w:pPr>
+        <w:spacing w:before="0" w:after="110" w:line="300" w:lineRule="auto"/>
+      </w:pPr>
+      <w:r>
+        <w:rPr>
+          <w:rFonts w:ascii="Times New Roman" w:hAnsi="Times New Roman" w:eastAsia="Malgun Gothic"/>
+          <w:b/>
+          <w:i w:val="0"/>
+          <w:sz w:val="22"/>
+        </w:rPr>
+        <w:t xml:space="preserve">Гребенщиков: </w:t>
+      </w:r>
+      <w:r>
+        <w:rPr>
+          <w:rFonts w:ascii="Times New Roman" w:hAnsi="Times New Roman" w:eastAsia="Malgun Gothic"/>
+          <w:b w:val="0"/>
+          <w:i w:val="0"/>
+          <w:sz w:val="22"/>
+        </w:rPr>
+        <w:t>Предлагал. И счастлив, что вы меня не послушали.</w:t>
+      </w:r>
+    </w:p>
+    <w:p>
+      <w:pPr>
+        <w:spacing w:before="0" w:after="110" w:line="300" w:lineRule="auto"/>
+      </w:pPr>
+      <w:r>
+        <w:rPr>
+          <w:rFonts w:ascii="Times New Roman" w:hAnsi="Times New Roman" w:eastAsia="Malgun Gothic"/>
+          <w:b/>
+          <w:i w:val="0"/>
+          <w:sz w:val="22"/>
+        </w:rPr>
+        <w:t xml:space="preserve">Гребенщиков: </w:t>
+      </w:r>
+      <w:r>
+        <w:rPr>
+          <w:rFonts w:ascii="Times New Roman" w:hAnsi="Times New Roman" w:eastAsia="Malgun Gothic"/>
+          <w:b w:val="0"/>
+          <w:i/>
+          <w:color w:val="555555"/>
+          <w:sz w:val="22"/>
+        </w:rPr>
+        <w:t>(с полуулыбкой)</w:t>
+      </w:r>
+      <w:r>
+        <w:rPr>
+          <w:rFonts w:ascii="Times New Roman" w:hAnsi="Times New Roman" w:eastAsia="Malgun Gothic"/>
+          <w:b w:val="0"/>
+          <w:i w:val="0"/>
+          <w:sz w:val="22"/>
+        </w:rPr>
+        <w:t xml:space="preserve"> И всё-таки вид у вас, Алексей Николаевич, как у пушкинского Годунова: «Достиг я высшей власти…»</w:t>
+      </w:r>
+    </w:p>
+    <w:p>
+      <w:pPr>
+        <w:spacing w:before="0" w:after="110" w:line="300" w:lineRule="auto"/>
+      </w:pPr>
+      <w:r>
+        <w:rPr>
+          <w:rFonts w:ascii="Times New Roman" w:hAnsi="Times New Roman" w:eastAsia="Malgun Gothic"/>
+          <w:b/>
+          <w:i w:val="0"/>
+          <w:sz w:val="22"/>
+        </w:rPr>
+        <w:t xml:space="preserve">Лёша: </w:t>
+      </w:r>
+      <w:r>
+        <w:rPr>
+          <w:rFonts w:ascii="Times New Roman" w:hAnsi="Times New Roman" w:eastAsia="Malgun Gothic"/>
+          <w:b w:val="0"/>
+          <w:i w:val="0"/>
+          <w:sz w:val="22"/>
+        </w:rPr>
+        <w:t>«…Но счастья нет моей душе». Спасибо, Анатолий Викторович, утешили.</w:t>
+      </w:r>
+    </w:p>
+    <w:p>
+      <w:pPr>
+        <w:spacing w:before="0" w:after="110" w:line="300" w:lineRule="auto"/>
+      </w:pPr>
+      <w:r>
+        <w:rPr>
+          <w:rFonts w:ascii="Times New Roman" w:hAnsi="Times New Roman" w:eastAsia="Malgun Gothic"/>
+          <w:b/>
+          <w:i w:val="0"/>
+          <w:sz w:val="22"/>
+        </w:rPr>
+        <w:t xml:space="preserve">Гребенщиков: </w:t>
+      </w:r>
+      <w:r>
+        <w:rPr>
+          <w:rFonts w:ascii="Times New Roman" w:hAnsi="Times New Roman" w:eastAsia="Malgun Gothic"/>
+          <w:b w:val="0"/>
+          <w:i w:val="0"/>
+          <w:sz w:val="22"/>
+        </w:rPr>
+        <w:t>Я не утешаю. Я предупреждаю. Мне за это много лет платили.</w:t>
+      </w:r>
+    </w:p>
+    <w:p>
+      <w:pPr>
+        <w:spacing w:before="0" w:after="110" w:line="300" w:lineRule="auto"/>
+      </w:pPr>
+      <w:r>
+        <w:rPr>
+          <w:rFonts w:ascii="Times New Roman" w:hAnsi="Times New Roman" w:eastAsia="Malgun Gothic"/>
+          <w:b/>
+          <w:i w:val="0"/>
+          <w:sz w:val="22"/>
+        </w:rPr>
+        <w:t xml:space="preserve">Кирилл: </w:t>
+      </w:r>
+      <w:r>
+        <w:rPr>
+          <w:rFonts w:ascii="Times New Roman" w:hAnsi="Times New Roman" w:eastAsia="Malgun Gothic"/>
+          <w:b w:val="0"/>
+          <w:i w:val="0"/>
+          <w:sz w:val="22"/>
+        </w:rPr>
+        <w:t>Служба завтра утром публикует итоговый отчёт о нарушениях. Как обычно — по всем кандидатам одинаково.</w:t>
+      </w:r>
+    </w:p>
+    <w:p>
+      <w:pPr>
+        <w:spacing w:before="0" w:after="110" w:line="300" w:lineRule="auto"/>
+      </w:pPr>
+      <w:r>
+        <w:rPr>
+          <w:rFonts w:ascii="Times New Roman" w:hAnsi="Times New Roman" w:eastAsia="Malgun Gothic"/>
+          <w:b/>
+          <w:i w:val="0"/>
+          <w:sz w:val="22"/>
+        </w:rPr>
+        <w:t xml:space="preserve">Лёша: </w:t>
+      </w:r>
+      <w:r>
+        <w:rPr>
+          <w:rFonts w:ascii="Times New Roman" w:hAnsi="Times New Roman" w:eastAsia="Malgun Gothic"/>
+          <w:b w:val="0"/>
+          <w:i w:val="0"/>
+          <w:sz w:val="22"/>
+        </w:rPr>
+        <w:t>Как обычно.</w:t>
+      </w:r>
+    </w:p>
+    <w:p>
+      <w:pPr>
+        <w:spacing w:before="0" w:after="110" w:line="300" w:lineRule="auto"/>
+      </w:pPr>
+      <w:r>
+        <w:rPr>
+          <w:rFonts w:ascii="Times New Roman" w:hAnsi="Times New Roman" w:eastAsia="Malgun Gothic"/>
+          <w:b/>
+          <w:i w:val="0"/>
+          <w:sz w:val="22"/>
+        </w:rPr>
+        <w:t xml:space="preserve">Настя: </w:t>
+      </w:r>
+      <w:r>
+        <w:rPr>
+          <w:rFonts w:ascii="Times New Roman" w:hAnsi="Times New Roman" w:eastAsia="Malgun Gothic"/>
+          <w:b w:val="0"/>
+          <w:i w:val="0"/>
+          <w:sz w:val="22"/>
+        </w:rPr>
+        <w:t>Праздновать будем после отчёта. Кирилл по-другому не умеет.</w:t>
+      </w:r>
+    </w:p>
+    <w:p>
+      <w:pPr>
         <w:keepNext/>
         <w:spacing w:before="320" w:after="140"/>
       </w:pPr>
@@ -3281,11 +3065,1258 @@
           <w:color w:val="1F3864"/>
           <w:sz w:val="26"/>
         </w:rPr>
-        <w:t>핵심 문학 인용</w:t>
+        <w:t>장면 7 — 이리나와 료샤, 조용한 순간</w:t>
       </w:r>
     </w:p>
     <w:p>
       <w:pPr>
+        <w:spacing w:before="0" w:after="110" w:line="300" w:lineRule="auto"/>
+      </w:pPr>
+      <w:r>
+        <w:rPr>
+          <w:rFonts w:ascii="Times New Roman" w:hAnsi="Times New Roman" w:eastAsia="Malgun Gothic"/>
+          <w:b/>
+          <w:i w:val="0"/>
+          <w:sz w:val="22"/>
+        </w:rPr>
+        <w:t xml:space="preserve">Лёша: </w:t>
+      </w:r>
+      <w:r>
+        <w:rPr>
+          <w:rFonts w:ascii="Times New Roman" w:hAnsi="Times New Roman" w:eastAsia="Malgun Gothic"/>
+          <w:b w:val="0"/>
+          <w:i/>
+          <w:color w:val="555555"/>
+          <w:sz w:val="22"/>
+        </w:rPr>
+        <w:t>(выходя на тот же балкон, что и полтора года назад)</w:t>
+      </w:r>
+      <w:r>
+        <w:rPr>
+          <w:rFonts w:ascii="Times New Roman" w:hAnsi="Times New Roman" w:eastAsia="Malgun Gothic"/>
+          <w:b w:val="0"/>
+          <w:i w:val="0"/>
+          <w:sz w:val="22"/>
+        </w:rPr>
+        <w:t xml:space="preserve"> Помните нашу первую ночь победы здесь?</w:t>
+      </w:r>
+    </w:p>
+    <w:p>
+      <w:pPr>
+        <w:spacing w:before="0" w:after="110" w:line="300" w:lineRule="auto"/>
+      </w:pPr>
+      <w:r>
+        <w:rPr>
+          <w:rFonts w:ascii="Times New Roman" w:hAnsi="Times New Roman" w:eastAsia="Malgun Gothic"/>
+          <w:b/>
+          <w:i w:val="0"/>
+          <w:sz w:val="22"/>
+        </w:rPr>
+        <w:t xml:space="preserve">Ирина: </w:t>
+      </w:r>
+      <w:r>
+        <w:rPr>
+          <w:rFonts w:ascii="Times New Roman" w:hAnsi="Times New Roman" w:eastAsia="Malgun Gothic"/>
+          <w:b w:val="0"/>
+          <w:i w:val="0"/>
+          <w:sz w:val="22"/>
+        </w:rPr>
+        <w:t>Помню. Тогда вы разговаривали с призраками в темноте.</w:t>
+      </w:r>
+    </w:p>
+    <w:p>
+      <w:pPr>
+        <w:spacing w:before="0" w:after="110" w:line="300" w:lineRule="auto"/>
+      </w:pPr>
+      <w:r>
+        <w:rPr>
+          <w:rFonts w:ascii="Times New Roman" w:hAnsi="Times New Roman" w:eastAsia="Malgun Gothic"/>
+          <w:b/>
+          <w:i w:val="0"/>
+          <w:sz w:val="22"/>
+        </w:rPr>
+        <w:t xml:space="preserve">Лёша: </w:t>
+      </w:r>
+      <w:r>
+        <w:rPr>
+          <w:rFonts w:ascii="Times New Roman" w:hAnsi="Times New Roman" w:eastAsia="Malgun Gothic"/>
+          <w:b w:val="0"/>
+          <w:i w:val="0"/>
+          <w:sz w:val="22"/>
+        </w:rPr>
+        <w:t>Сегодня к ним добавился ещё один.</w:t>
+      </w:r>
+    </w:p>
+    <w:p>
+      <w:pPr>
+        <w:spacing w:before="0" w:after="110" w:line="300" w:lineRule="auto"/>
+      </w:pPr>
+      <w:r>
+        <w:rPr>
+          <w:rFonts w:ascii="Times New Roman" w:hAnsi="Times New Roman" w:eastAsia="Malgun Gothic"/>
+          <w:b/>
+          <w:i w:val="0"/>
+          <w:sz w:val="22"/>
+        </w:rPr>
+        <w:t xml:space="preserve">Ирина: </w:t>
+      </w:r>
+      <w:r>
+        <w:rPr>
+          <w:rFonts w:ascii="Times New Roman" w:hAnsi="Times New Roman" w:eastAsia="Malgun Gothic"/>
+          <w:b w:val="0"/>
+          <w:i w:val="0"/>
+          <w:sz w:val="22"/>
+        </w:rPr>
+        <w:t>Изольда Тимофеевна.</w:t>
+      </w:r>
+    </w:p>
+    <w:p>
+      <w:pPr>
+        <w:spacing w:before="0" w:after="110" w:line="300" w:lineRule="auto"/>
+      </w:pPr>
+      <w:r>
+        <w:rPr>
+          <w:rFonts w:ascii="Times New Roman" w:hAnsi="Times New Roman" w:eastAsia="Malgun Gothic"/>
+          <w:b/>
+          <w:i w:val="0"/>
+          <w:sz w:val="22"/>
+        </w:rPr>
+        <w:t xml:space="preserve">Лёша: </w:t>
+      </w:r>
+      <w:r>
+        <w:rPr>
+          <w:rFonts w:ascii="Times New Roman" w:hAnsi="Times New Roman" w:eastAsia="Malgun Gothic"/>
+          <w:b w:val="0"/>
+          <w:i w:val="0"/>
+          <w:sz w:val="22"/>
+        </w:rPr>
+        <w:t xml:space="preserve">Изольда Тимофеевна. </w:t>
+      </w:r>
+      <w:r>
+        <w:rPr>
+          <w:rFonts w:ascii="Times New Roman" w:hAnsi="Times New Roman" w:eastAsia="Malgun Gothic"/>
+          <w:b w:val="0"/>
+          <w:i/>
+          <w:color w:val="555555"/>
+          <w:sz w:val="22"/>
+        </w:rPr>
+        <w:t>(пауза)</w:t>
+      </w:r>
+      <w:r>
+        <w:rPr>
+          <w:rFonts w:ascii="Times New Roman" w:hAnsi="Times New Roman" w:eastAsia="Malgun Gothic"/>
+          <w:b w:val="0"/>
+          <w:i w:val="0"/>
+          <w:sz w:val="22"/>
+        </w:rPr>
+        <w:t xml:space="preserve"> Как вы, Ирина? По-настоящему?</w:t>
+      </w:r>
+    </w:p>
+    <w:p>
+      <w:pPr>
+        <w:spacing w:before="0" w:after="110" w:line="300" w:lineRule="auto"/>
+      </w:pPr>
+      <w:r>
+        <w:rPr>
+          <w:rFonts w:ascii="Times New Roman" w:hAnsi="Times New Roman" w:eastAsia="Malgun Gothic"/>
+          <w:b/>
+          <w:i w:val="0"/>
+          <w:sz w:val="22"/>
+        </w:rPr>
+        <w:t xml:space="preserve">Ирина: </w:t>
+      </w:r>
+      <w:r>
+        <w:rPr>
+          <w:rFonts w:ascii="Times New Roman" w:hAnsi="Times New Roman" w:eastAsia="Malgun Gothic"/>
+          <w:b w:val="0"/>
+          <w:i w:val="0"/>
+          <w:sz w:val="22"/>
+        </w:rPr>
+        <w:t>Странно. Радуюсь и горюю одновременно — и не знаю, как разделить эти чувства.</w:t>
+      </w:r>
+    </w:p>
+    <w:p>
+      <w:pPr>
+        <w:spacing w:before="0" w:after="110" w:line="300" w:lineRule="auto"/>
+      </w:pPr>
+      <w:r>
+        <w:rPr>
+          <w:rFonts w:ascii="Times New Roman" w:hAnsi="Times New Roman" w:eastAsia="Malgun Gothic"/>
+          <w:b/>
+          <w:i w:val="0"/>
+          <w:sz w:val="22"/>
+        </w:rPr>
+        <w:t xml:space="preserve">Лёша: </w:t>
+      </w:r>
+      <w:r>
+        <w:rPr>
+          <w:rFonts w:ascii="Times New Roman" w:hAnsi="Times New Roman" w:eastAsia="Malgun Gothic"/>
+          <w:b w:val="0"/>
+          <w:i w:val="0"/>
+          <w:sz w:val="22"/>
+        </w:rPr>
+        <w:t>Может, и не нужно их разделять. Может, на этом пути они всегда идут вместе.</w:t>
+      </w:r>
+    </w:p>
+    <w:p>
+      <w:pPr>
+        <w:spacing w:before="0" w:after="110" w:line="300" w:lineRule="auto"/>
+      </w:pPr>
+      <w:r>
+        <w:rPr>
+          <w:rFonts w:ascii="Times New Roman" w:hAnsi="Times New Roman" w:eastAsia="Malgun Gothic"/>
+          <w:b/>
+          <w:i w:val="0"/>
+          <w:sz w:val="22"/>
+        </w:rPr>
+        <w:t xml:space="preserve">Ирина: </w:t>
+      </w:r>
+      <w:r>
+        <w:rPr>
+          <w:rFonts w:ascii="Times New Roman" w:hAnsi="Times New Roman" w:eastAsia="Malgun Gothic"/>
+          <w:b w:val="0"/>
+          <w:i w:val="0"/>
+          <w:sz w:val="22"/>
+        </w:rPr>
+        <w:t>Похоже на правду.</w:t>
+      </w:r>
+    </w:p>
+    <w:p>
+      <w:pPr>
+        <w:spacing w:before="0" w:after="110" w:line="300" w:lineRule="auto"/>
+      </w:pPr>
+      <w:r>
+        <w:rPr>
+          <w:rFonts w:ascii="Times New Roman" w:hAnsi="Times New Roman" w:eastAsia="Malgun Gothic"/>
+          <w:b/>
+          <w:i w:val="0"/>
+          <w:sz w:val="22"/>
+        </w:rPr>
+        <w:t xml:space="preserve">Лёша: </w:t>
+      </w:r>
+      <w:r>
+        <w:rPr>
+          <w:rFonts w:ascii="Times New Roman" w:hAnsi="Times New Roman" w:eastAsia="Malgun Gothic"/>
+          <w:b w:val="0"/>
+          <w:i w:val="0"/>
+          <w:sz w:val="22"/>
+        </w:rPr>
+        <w:t>Спасибо, что остались. После всего, через что вы прошли в этом году, вы могли уйти. Никто бы не осудил.</w:t>
+      </w:r>
+    </w:p>
+    <w:p>
+      <w:pPr>
+        <w:spacing w:before="0" w:after="110" w:line="300" w:lineRule="auto"/>
+      </w:pPr>
+      <w:r>
+        <w:rPr>
+          <w:rFonts w:ascii="Times New Roman" w:hAnsi="Times New Roman" w:eastAsia="Malgun Gothic"/>
+          <w:b/>
+          <w:i w:val="0"/>
+          <w:sz w:val="22"/>
+        </w:rPr>
+        <w:t xml:space="preserve">Ирина: </w:t>
+      </w:r>
+      <w:r>
+        <w:rPr>
+          <w:rFonts w:ascii="Times New Roman" w:hAnsi="Times New Roman" w:eastAsia="Malgun Gothic"/>
+          <w:b w:val="0"/>
+          <w:i w:val="0"/>
+          <w:sz w:val="22"/>
+        </w:rPr>
+        <w:t>Я не могла уйти, Алексей Николаевич. Не после того, чему меня научили дед, Изольда Тимофеевна и вы. И Быков — через его дела, которые я знаю почти наизусть, хоть и не застала его самого.</w:t>
+      </w:r>
+    </w:p>
+    <w:p>
+      <w:pPr>
+        <w:spacing w:before="0" w:after="110" w:line="300" w:lineRule="auto"/>
+      </w:pPr>
+      <w:r>
+        <w:rPr>
+          <w:rFonts w:ascii="Times New Roman" w:hAnsi="Times New Roman" w:eastAsia="Malgun Gothic"/>
+          <w:b/>
+          <w:i w:val="0"/>
+          <w:sz w:val="22"/>
+        </w:rPr>
+        <w:t xml:space="preserve">Лёша: </w:t>
+      </w:r>
+      <w:r>
+        <w:rPr>
+          <w:rFonts w:ascii="Times New Roman" w:hAnsi="Times New Roman" w:eastAsia="Malgun Gothic"/>
+          <w:b w:val="0"/>
+          <w:i w:val="0"/>
+          <w:sz w:val="22"/>
+        </w:rPr>
+        <w:t>Он был бы рад такой ученице. Даже заочной.</w:t>
+      </w:r>
+    </w:p>
+    <w:p>
+      <w:pPr>
+        <w:spacing w:before="0" w:after="110" w:line="300" w:lineRule="auto"/>
+      </w:pPr>
+      <w:r>
+        <w:rPr>
+          <w:rFonts w:ascii="Times New Roman" w:hAnsi="Times New Roman" w:eastAsia="Malgun Gothic"/>
+          <w:b/>
+          <w:i w:val="0"/>
+          <w:sz w:val="22"/>
+        </w:rPr>
+        <w:t xml:space="preserve">Ирина: </w:t>
+      </w:r>
+      <w:r>
+        <w:rPr>
+          <w:rFonts w:ascii="Times New Roman" w:hAnsi="Times New Roman" w:eastAsia="Malgun Gothic"/>
+          <w:b w:val="0"/>
+          <w:i w:val="0"/>
+          <w:sz w:val="22"/>
+        </w:rPr>
+        <w:t>Заочной — лучше. Мне не пришлось видеть, как он ест бутерброды над делами.</w:t>
+      </w:r>
+    </w:p>
+    <w:p>
+      <w:pPr>
+        <w:spacing w:before="0" w:after="110" w:line="300" w:lineRule="auto"/>
+      </w:pPr>
+      <w:r>
+        <w:rPr>
+          <w:rFonts w:ascii="Times New Roman" w:hAnsi="Times New Roman" w:eastAsia="Malgun Gothic"/>
+          <w:b/>
+          <w:i w:val="0"/>
+          <w:sz w:val="22"/>
+        </w:rPr>
+        <w:t xml:space="preserve">Лёша: </w:t>
+      </w:r>
+      <w:r>
+        <w:rPr>
+          <w:rFonts w:ascii="Times New Roman" w:hAnsi="Times New Roman" w:eastAsia="Malgun Gothic"/>
+          <w:b w:val="0"/>
+          <w:i/>
+          <w:color w:val="555555"/>
+          <w:sz w:val="22"/>
+        </w:rPr>
+        <w:t>(смеясь)</w:t>
+      </w:r>
+      <w:r>
+        <w:rPr>
+          <w:rFonts w:ascii="Times New Roman" w:hAnsi="Times New Roman" w:eastAsia="Malgun Gothic"/>
+          <w:b w:val="0"/>
+          <w:i w:val="0"/>
+          <w:sz w:val="22"/>
+        </w:rPr>
+        <w:t xml:space="preserve"> Кто вам рассказал?</w:t>
+      </w:r>
+    </w:p>
+    <w:p>
+      <w:pPr>
+        <w:spacing w:before="0" w:after="110" w:line="300" w:lineRule="auto"/>
+      </w:pPr>
+      <w:r>
+        <w:rPr>
+          <w:rFonts w:ascii="Times New Roman" w:hAnsi="Times New Roman" w:eastAsia="Malgun Gothic"/>
+          <w:b/>
+          <w:i w:val="0"/>
+          <w:sz w:val="22"/>
+        </w:rPr>
+        <w:t xml:space="preserve">Ирина: </w:t>
+      </w:r>
+      <w:r>
+        <w:rPr>
+          <w:rFonts w:ascii="Times New Roman" w:hAnsi="Times New Roman" w:eastAsia="Malgun Gothic"/>
+          <w:b w:val="0"/>
+          <w:i w:val="0"/>
+          <w:sz w:val="22"/>
+        </w:rPr>
+        <w:t>Вы. Раз двадцать.</w:t>
+      </w:r>
+    </w:p>
+    <w:p>
+      <w:pPr>
+        <w:spacing w:before="0" w:after="110" w:line="300" w:lineRule="auto"/>
+      </w:pPr>
+      <w:r>
+        <w:rPr>
+          <w:rFonts w:ascii="Times New Roman" w:hAnsi="Times New Roman" w:eastAsia="Malgun Gothic"/>
+          <w:b/>
+          <w:i w:val="0"/>
+          <w:sz w:val="22"/>
+        </w:rPr>
+        <w:t xml:space="preserve">Лёша: </w:t>
+      </w:r>
+      <w:r>
+        <w:rPr>
+          <w:rFonts w:ascii="Times New Roman" w:hAnsi="Times New Roman" w:eastAsia="Malgun Gothic"/>
+          <w:b w:val="0"/>
+          <w:i/>
+          <w:color w:val="555555"/>
+          <w:sz w:val="22"/>
+        </w:rPr>
+        <w:t>(помолчав)</w:t>
+      </w:r>
+      <w:r>
+        <w:rPr>
+          <w:rFonts w:ascii="Times New Roman" w:hAnsi="Times New Roman" w:eastAsia="Malgun Gothic"/>
+          <w:b w:val="0"/>
+          <w:i w:val="0"/>
+          <w:sz w:val="22"/>
+        </w:rPr>
+        <w:t xml:space="preserve"> Ирина, вы помните, что обещали в Тайболе?</w:t>
+      </w:r>
+    </w:p>
+    <w:p>
+      <w:pPr>
+        <w:spacing w:before="0" w:after="110" w:line="300" w:lineRule="auto"/>
+      </w:pPr>
+      <w:r>
+        <w:rPr>
+          <w:rFonts w:ascii="Times New Roman" w:hAnsi="Times New Roman" w:eastAsia="Malgun Gothic"/>
+          <w:b/>
+          <w:i w:val="0"/>
+          <w:sz w:val="22"/>
+        </w:rPr>
+        <w:t xml:space="preserve">Ирина: </w:t>
+      </w:r>
+      <w:r>
+        <w:rPr>
+          <w:rFonts w:ascii="Times New Roman" w:hAnsi="Times New Roman" w:eastAsia="Malgun Gothic"/>
+          <w:b w:val="0"/>
+          <w:i w:val="0"/>
+          <w:sz w:val="22"/>
+        </w:rPr>
+        <w:t>Напоминать. Всегда, когда увижу, что вы забываете.</w:t>
+      </w:r>
+    </w:p>
+    <w:p>
+      <w:pPr>
+        <w:spacing w:before="0" w:after="110" w:line="300" w:lineRule="auto"/>
+      </w:pPr>
+      <w:r>
+        <w:rPr>
+          <w:rFonts w:ascii="Times New Roman" w:hAnsi="Times New Roman" w:eastAsia="Malgun Gothic"/>
+          <w:b/>
+          <w:i w:val="0"/>
+          <w:sz w:val="22"/>
+        </w:rPr>
+        <w:t xml:space="preserve">Лёша: </w:t>
+      </w:r>
+      <w:r>
+        <w:rPr>
+          <w:rFonts w:ascii="Times New Roman" w:hAnsi="Times New Roman" w:eastAsia="Malgun Gothic"/>
+          <w:b w:val="0"/>
+          <w:i w:val="0"/>
+          <w:sz w:val="22"/>
+        </w:rPr>
+        <w:t>Начинайте с завтрашнего дня.</w:t>
+      </w:r>
+    </w:p>
+    <w:p>
+      <w:pPr>
+        <w:spacing w:before="0" w:after="110" w:line="300" w:lineRule="auto"/>
+      </w:pPr>
+      <w:r>
+        <w:rPr>
+          <w:rFonts w:ascii="Times New Roman" w:hAnsi="Times New Roman" w:eastAsia="Malgun Gothic"/>
+          <w:b/>
+          <w:i w:val="0"/>
+          <w:sz w:val="22"/>
+        </w:rPr>
+        <w:t xml:space="preserve">Ирина: </w:t>
+      </w:r>
+      <w:r>
+        <w:rPr>
+          <w:rFonts w:ascii="Times New Roman" w:hAnsi="Times New Roman" w:eastAsia="Malgun Gothic"/>
+          <w:b w:val="0"/>
+          <w:i w:val="0"/>
+          <w:sz w:val="22"/>
+        </w:rPr>
+        <w:t>Начну с сегодняшнего. Вы опять ничего не ели.</w:t>
+      </w:r>
+    </w:p>
+    <w:p>
+      <w:pPr>
+        <w:keepNext/>
+        <w:spacing w:before="320" w:after="140"/>
+      </w:pPr>
+      <w:r>
+        <w:rPr>
+          <w:rFonts w:ascii="Times New Roman" w:hAnsi="Times New Roman" w:eastAsia="Malgun Gothic"/>
+          <w:b/>
+          <w:i w:val="0"/>
+          <w:color w:val="1F3864"/>
+          <w:sz w:val="26"/>
+        </w:rPr>
+        <w:t>장면 8 — 어머니와의 순간</w:t>
+      </w:r>
+    </w:p>
+    <w:p>
+      <w:pPr>
+        <w:spacing w:before="0" w:after="110" w:line="300" w:lineRule="auto"/>
+      </w:pPr>
+      <w:r>
+        <w:rPr>
+          <w:rFonts w:ascii="Times New Roman" w:hAnsi="Times New Roman" w:eastAsia="Malgun Gothic"/>
+          <w:b/>
+          <w:i w:val="0"/>
+          <w:sz w:val="22"/>
+        </w:rPr>
+        <w:t xml:space="preserve">Анна: </w:t>
+      </w:r>
+      <w:r>
+        <w:rPr>
+          <w:rFonts w:ascii="Times New Roman" w:hAnsi="Times New Roman" w:eastAsia="Malgun Gothic"/>
+          <w:b w:val="0"/>
+          <w:i/>
+          <w:color w:val="555555"/>
+          <w:sz w:val="22"/>
+        </w:rPr>
+        <w:t>(обнимая сына)</w:t>
+      </w:r>
+      <w:r>
+        <w:rPr>
+          <w:rFonts w:ascii="Times New Roman" w:hAnsi="Times New Roman" w:eastAsia="Malgun Gothic"/>
+          <w:b w:val="0"/>
+          <w:i w:val="0"/>
+          <w:sz w:val="22"/>
+        </w:rPr>
+        <w:t xml:space="preserve"> Второй срок, Лёша. Кто бы мог подумать, когда ты бегал с папками за Быковым.</w:t>
+      </w:r>
+    </w:p>
+    <w:p>
+      <w:pPr>
+        <w:spacing w:before="0" w:after="110" w:line="300" w:lineRule="auto"/>
+      </w:pPr>
+      <w:r>
+        <w:rPr>
+          <w:rFonts w:ascii="Times New Roman" w:hAnsi="Times New Roman" w:eastAsia="Malgun Gothic"/>
+          <w:b/>
+          <w:i w:val="0"/>
+          <w:sz w:val="22"/>
+        </w:rPr>
+        <w:t xml:space="preserve">Лёша: </w:t>
+      </w:r>
+      <w:r>
+        <w:rPr>
+          <w:rFonts w:ascii="Times New Roman" w:hAnsi="Times New Roman" w:eastAsia="Malgun Gothic"/>
+          <w:b w:val="0"/>
+          <w:i w:val="0"/>
+          <w:sz w:val="22"/>
+        </w:rPr>
+        <w:t>Точно не я, мам.</w:t>
+      </w:r>
+    </w:p>
+    <w:p>
+      <w:pPr>
+        <w:spacing w:before="0" w:after="110" w:line="300" w:lineRule="auto"/>
+      </w:pPr>
+      <w:r>
+        <w:rPr>
+          <w:rFonts w:ascii="Times New Roman" w:hAnsi="Times New Roman" w:eastAsia="Malgun Gothic"/>
+          <w:b/>
+          <w:i w:val="0"/>
+          <w:sz w:val="22"/>
+        </w:rPr>
+        <w:t xml:space="preserve">Анна: </w:t>
+      </w:r>
+      <w:r>
+        <w:rPr>
+          <w:rFonts w:ascii="Times New Roman" w:hAnsi="Times New Roman" w:eastAsia="Malgun Gothic"/>
+          <w:b w:val="0"/>
+          <w:i w:val="0"/>
+          <w:sz w:val="22"/>
+        </w:rPr>
+        <w:t>Как ты себя чувствуешь на этот раз? Иначе, чем в первый?</w:t>
+      </w:r>
+    </w:p>
+    <w:p>
+      <w:pPr>
+        <w:spacing w:before="0" w:after="110" w:line="300" w:lineRule="auto"/>
+      </w:pPr>
+      <w:r>
+        <w:rPr>
+          <w:rFonts w:ascii="Times New Roman" w:hAnsi="Times New Roman" w:eastAsia="Malgun Gothic"/>
+          <w:b/>
+          <w:i w:val="0"/>
+          <w:sz w:val="22"/>
+        </w:rPr>
+        <w:t xml:space="preserve">Лёша: </w:t>
+      </w:r>
+      <w:r>
+        <w:rPr>
+          <w:rFonts w:ascii="Times New Roman" w:hAnsi="Times New Roman" w:eastAsia="Malgun Gothic"/>
+          <w:b w:val="0"/>
+          <w:i w:val="0"/>
+          <w:sz w:val="22"/>
+        </w:rPr>
+        <w:t>Иначе. Тогда была почти невинная радость. Теперь — знание того, чего это может стоить.</w:t>
+      </w:r>
+    </w:p>
+    <w:p>
+      <w:pPr>
+        <w:spacing w:before="0" w:after="110" w:line="300" w:lineRule="auto"/>
+      </w:pPr>
+      <w:r>
+        <w:rPr>
+          <w:rFonts w:ascii="Times New Roman" w:hAnsi="Times New Roman" w:eastAsia="Malgun Gothic"/>
+          <w:b/>
+          <w:i w:val="0"/>
+          <w:sz w:val="22"/>
+        </w:rPr>
+        <w:t xml:space="preserve">Анна: </w:t>
+      </w:r>
+      <w:r>
+        <w:rPr>
+          <w:rFonts w:ascii="Times New Roman" w:hAnsi="Times New Roman" w:eastAsia="Malgun Gothic"/>
+          <w:b w:val="0"/>
+          <w:i w:val="0"/>
+          <w:sz w:val="22"/>
+        </w:rPr>
+        <w:t>Значит, ты повзрослел за этот год, сынок. Не только в политике.</w:t>
+      </w:r>
+    </w:p>
+    <w:p>
+      <w:pPr>
+        <w:spacing w:before="0" w:after="110" w:line="300" w:lineRule="auto"/>
+      </w:pPr>
+      <w:r>
+        <w:rPr>
+          <w:rFonts w:ascii="Times New Roman" w:hAnsi="Times New Roman" w:eastAsia="Malgun Gothic"/>
+          <w:b/>
+          <w:i w:val="0"/>
+          <w:sz w:val="22"/>
+        </w:rPr>
+        <w:t xml:space="preserve">Лёша: </w:t>
+      </w:r>
+      <w:r>
+        <w:rPr>
+          <w:rFonts w:ascii="Times New Roman" w:hAnsi="Times New Roman" w:eastAsia="Malgun Gothic"/>
+          <w:b w:val="0"/>
+          <w:i w:val="0"/>
+          <w:sz w:val="22"/>
+        </w:rPr>
+        <w:t>Может быть. Хотя цена этого взросления оказалась высокой.</w:t>
+      </w:r>
+    </w:p>
+    <w:p>
+      <w:pPr>
+        <w:spacing w:before="0" w:after="110" w:line="300" w:lineRule="auto"/>
+      </w:pPr>
+      <w:r>
+        <w:rPr>
+          <w:rFonts w:ascii="Times New Roman" w:hAnsi="Times New Roman" w:eastAsia="Malgun Gothic"/>
+          <w:b/>
+          <w:i w:val="0"/>
+          <w:sz w:val="22"/>
+        </w:rPr>
+        <w:t xml:space="preserve">Анна: </w:t>
+      </w:r>
+      <w:r>
+        <w:rPr>
+          <w:rFonts w:ascii="Times New Roman" w:hAnsi="Times New Roman" w:eastAsia="Malgun Gothic"/>
+          <w:b w:val="0"/>
+          <w:i w:val="0"/>
+          <w:sz w:val="22"/>
+        </w:rPr>
+        <w:t>Слишком высокой. Но, кажется, ты научился её нести, не сгибаясь.</w:t>
+      </w:r>
+    </w:p>
+    <w:p>
+      <w:pPr>
+        <w:spacing w:before="0" w:after="110" w:line="300" w:lineRule="auto"/>
+      </w:pPr>
+      <w:r>
+        <w:rPr>
+          <w:rFonts w:ascii="Times New Roman" w:hAnsi="Times New Roman" w:eastAsia="Malgun Gothic"/>
+          <w:b/>
+          <w:i w:val="0"/>
+          <w:sz w:val="22"/>
+        </w:rPr>
+        <w:t xml:space="preserve">Лёша: </w:t>
+      </w:r>
+      <w:r>
+        <w:rPr>
+          <w:rFonts w:ascii="Times New Roman" w:hAnsi="Times New Roman" w:eastAsia="Malgun Gothic"/>
+          <w:b w:val="0"/>
+          <w:i w:val="0"/>
+          <w:sz w:val="22"/>
+        </w:rPr>
+        <w:t>Учусь, мам. Каждый день учусь заново.</w:t>
+      </w:r>
+    </w:p>
+    <w:p>
+      <w:pPr>
+        <w:spacing w:before="0" w:after="110" w:line="300" w:lineRule="auto"/>
+      </w:pPr>
+      <w:r>
+        <w:rPr>
+          <w:rFonts w:ascii="Times New Roman" w:hAnsi="Times New Roman" w:eastAsia="Malgun Gothic"/>
+          <w:b/>
+          <w:i w:val="0"/>
+          <w:sz w:val="22"/>
+        </w:rPr>
+        <w:t xml:space="preserve">Анна: </w:t>
+      </w:r>
+      <w:r>
+        <w:rPr>
+          <w:rFonts w:ascii="Times New Roman" w:hAnsi="Times New Roman" w:eastAsia="Malgun Gothic"/>
+          <w:b w:val="0"/>
+          <w:i w:val="0"/>
+          <w:sz w:val="22"/>
+        </w:rPr>
+        <w:t>А Ирина? Как она?</w:t>
+      </w:r>
+    </w:p>
+    <w:p>
+      <w:pPr>
+        <w:spacing w:before="0" w:after="110" w:line="300" w:lineRule="auto"/>
+      </w:pPr>
+      <w:r>
+        <w:rPr>
+          <w:rFonts w:ascii="Times New Roman" w:hAnsi="Times New Roman" w:eastAsia="Malgun Gothic"/>
+          <w:b/>
+          <w:i w:val="0"/>
+          <w:sz w:val="22"/>
+        </w:rPr>
+        <w:t xml:space="preserve">Лёша: </w:t>
+      </w:r>
+      <w:r>
+        <w:rPr>
+          <w:rFonts w:ascii="Times New Roman" w:hAnsi="Times New Roman" w:eastAsia="Malgun Gothic"/>
+          <w:b w:val="0"/>
+          <w:i w:val="0"/>
+          <w:sz w:val="22"/>
+        </w:rPr>
+        <w:t>Держится. Лучше, чем я.</w:t>
+      </w:r>
+    </w:p>
+    <w:p>
+      <w:pPr>
+        <w:spacing w:before="0" w:after="110" w:line="300" w:lineRule="auto"/>
+      </w:pPr>
+      <w:r>
+        <w:rPr>
+          <w:rFonts w:ascii="Times New Roman" w:hAnsi="Times New Roman" w:eastAsia="Malgun Gothic"/>
+          <w:b/>
+          <w:i w:val="0"/>
+          <w:sz w:val="22"/>
+        </w:rPr>
+        <w:t xml:space="preserve">Анна: </w:t>
+      </w:r>
+      <w:r>
+        <w:rPr>
+          <w:rFonts w:ascii="Times New Roman" w:hAnsi="Times New Roman" w:eastAsia="Malgun Gothic"/>
+          <w:b w:val="0"/>
+          <w:i w:val="0"/>
+          <w:sz w:val="22"/>
+        </w:rPr>
+        <w:t>Позовёшь её к нам на чай? Я ей обещала.</w:t>
+      </w:r>
+    </w:p>
+    <w:p>
+      <w:pPr>
+        <w:spacing w:before="0" w:after="110" w:line="300" w:lineRule="auto"/>
+      </w:pPr>
+      <w:r>
+        <w:rPr>
+          <w:rFonts w:ascii="Times New Roman" w:hAnsi="Times New Roman" w:eastAsia="Malgun Gothic"/>
+          <w:b/>
+          <w:i w:val="0"/>
+          <w:sz w:val="22"/>
+        </w:rPr>
+        <w:t xml:space="preserve">Лёша: </w:t>
+      </w:r>
+      <w:r>
+        <w:rPr>
+          <w:rFonts w:ascii="Times New Roman" w:hAnsi="Times New Roman" w:eastAsia="Malgun Gothic"/>
+          <w:b w:val="0"/>
+          <w:i w:val="0"/>
+          <w:sz w:val="22"/>
+        </w:rPr>
+        <w:t>Позову. Как только Катя найдёт в расписании свободный вечер.</w:t>
+      </w:r>
+    </w:p>
+    <w:p>
+      <w:pPr>
+        <w:spacing w:before="0" w:after="110" w:line="300" w:lineRule="auto"/>
+      </w:pPr>
+      <w:r>
+        <w:rPr>
+          <w:rFonts w:ascii="Times New Roman" w:hAnsi="Times New Roman" w:eastAsia="Malgun Gothic"/>
+          <w:b/>
+          <w:i w:val="0"/>
+          <w:sz w:val="22"/>
+        </w:rPr>
+        <w:t xml:space="preserve">Анна: </w:t>
+      </w:r>
+      <w:r>
+        <w:rPr>
+          <w:rFonts w:ascii="Times New Roman" w:hAnsi="Times New Roman" w:eastAsia="Malgun Gothic"/>
+          <w:b w:val="0"/>
+          <w:i w:val="0"/>
+          <w:sz w:val="22"/>
+        </w:rPr>
+        <w:t>Тогда никогда. Позову сама.</w:t>
+      </w:r>
+    </w:p>
+    <w:p>
+      <w:pPr>
+        <w:spacing w:before="0" w:after="110" w:line="300" w:lineRule="auto"/>
+      </w:pPr>
+      <w:r>
+        <w:rPr>
+          <w:rFonts w:ascii="Times New Roman" w:hAnsi="Times New Roman" w:eastAsia="Malgun Gothic"/>
+          <w:b/>
+          <w:i w:val="0"/>
+          <w:sz w:val="22"/>
+        </w:rPr>
+        <w:t xml:space="preserve">Анна: </w:t>
+      </w:r>
+      <w:r>
+        <w:rPr>
+          <w:rFonts w:ascii="Times New Roman" w:hAnsi="Times New Roman" w:eastAsia="Malgun Gothic"/>
+          <w:b w:val="0"/>
+          <w:i w:val="0"/>
+          <w:sz w:val="22"/>
+        </w:rPr>
+        <w:t>Коля бы сейчас ничего не сказал. Просто поставил бы чайник. Пойдём, поставлю я.</w:t>
+      </w:r>
+    </w:p>
+    <w:p>
+      <w:pPr>
+        <w:keepNext/>
+        <w:spacing w:before="320" w:after="140"/>
+      </w:pPr>
+      <w:r>
+        <w:rPr>
+          <w:rFonts w:ascii="Times New Roman" w:hAnsi="Times New Roman" w:eastAsia="Malgun Gothic"/>
+          <w:b/>
+          <w:i w:val="0"/>
+          <w:color w:val="1F3864"/>
+          <w:sz w:val="26"/>
+        </w:rPr>
+        <w:t>장면 9 — 마무리, 6부의 끝</w:t>
+      </w:r>
+    </w:p>
+    <w:p>
+      <w:pPr>
+        <w:spacing w:before="0" w:after="110" w:line="300" w:lineRule="auto"/>
+      </w:pPr>
+      <w:r>
+        <w:rPr>
+          <w:rFonts w:ascii="Times New Roman" w:hAnsi="Times New Roman" w:eastAsia="Malgun Gothic"/>
+          <w:b/>
+          <w:i w:val="0"/>
+          <w:sz w:val="22"/>
+        </w:rPr>
+        <w:t xml:space="preserve">Гребенщиков: </w:t>
+      </w:r>
+      <w:r>
+        <w:rPr>
+          <w:rFonts w:ascii="Times New Roman" w:hAnsi="Times New Roman" w:eastAsia="Malgun Gothic"/>
+          <w:b w:val="0"/>
+          <w:i w:val="0"/>
+          <w:sz w:val="22"/>
+        </w:rPr>
+        <w:t>Алексей Николаевич, официальная инаугурация — через месяц. Второй срок начинается.</w:t>
+      </w:r>
+    </w:p>
+    <w:p>
+      <w:pPr>
+        <w:spacing w:before="0" w:after="110" w:line="300" w:lineRule="auto"/>
+      </w:pPr>
+      <w:r>
+        <w:rPr>
+          <w:rFonts w:ascii="Times New Roman" w:hAnsi="Times New Roman" w:eastAsia="Malgun Gothic"/>
+          <w:b/>
+          <w:i w:val="0"/>
+          <w:sz w:val="22"/>
+        </w:rPr>
+        <w:t xml:space="preserve">Лёша: </w:t>
+      </w:r>
+      <w:r>
+        <w:rPr>
+          <w:rFonts w:ascii="Times New Roman" w:hAnsi="Times New Roman" w:eastAsia="Malgun Gothic"/>
+          <w:b w:val="0"/>
+          <w:i w:val="0"/>
+          <w:sz w:val="22"/>
+        </w:rPr>
+        <w:t>Знаю.</w:t>
+      </w:r>
+    </w:p>
+    <w:p>
+      <w:pPr>
+        <w:spacing w:before="0" w:after="110" w:line="300" w:lineRule="auto"/>
+      </w:pPr>
+      <w:r>
+        <w:rPr>
+          <w:rFonts w:ascii="Times New Roman" w:hAnsi="Times New Roman" w:eastAsia="Malgun Gothic"/>
+          <w:b/>
+          <w:i w:val="0"/>
+          <w:sz w:val="22"/>
+        </w:rPr>
+        <w:t xml:space="preserve">Ирина: </w:t>
+      </w:r>
+      <w:r>
+        <w:rPr>
+          <w:rFonts w:ascii="Times New Roman" w:hAnsi="Times New Roman" w:eastAsia="Malgun Gothic"/>
+          <w:b w:val="0"/>
+          <w:i w:val="0"/>
+          <w:sz w:val="22"/>
+        </w:rPr>
+        <w:t>Что дальше, Алексей Николаевич? После всего, через что мы прошли в этом году?</w:t>
+      </w:r>
+    </w:p>
+    <w:p>
+      <w:pPr>
+        <w:spacing w:before="0" w:after="110" w:line="300" w:lineRule="auto"/>
+      </w:pPr>
+      <w:r>
+        <w:rPr>
+          <w:rFonts w:ascii="Times New Roman" w:hAnsi="Times New Roman" w:eastAsia="Malgun Gothic"/>
+          <w:b/>
+          <w:i w:val="0"/>
+          <w:sz w:val="22"/>
+        </w:rPr>
+        <w:t xml:space="preserve">Лёша: </w:t>
+      </w:r>
+      <w:r>
+        <w:rPr>
+          <w:rFonts w:ascii="Times New Roman" w:hAnsi="Times New Roman" w:eastAsia="Malgun Gothic"/>
+          <w:b w:val="0"/>
+          <w:i/>
+          <w:color w:val="555555"/>
+          <w:sz w:val="22"/>
+        </w:rPr>
+        <w:t>(глядя на светлеющее небо)</w:t>
+      </w:r>
+      <w:r>
+        <w:rPr>
+          <w:rFonts w:ascii="Times New Roman" w:hAnsi="Times New Roman" w:eastAsia="Malgun Gothic"/>
+          <w:b w:val="0"/>
+          <w:i w:val="0"/>
+          <w:sz w:val="22"/>
+        </w:rPr>
+        <w:t xml:space="preserve"> До конца не знаю. Знаю только, что этот срок будет другим. Опыта больше. Осторожности — тоже.</w:t>
+      </w:r>
+    </w:p>
+    <w:p>
+      <w:pPr>
+        <w:spacing w:before="0" w:after="110" w:line="300" w:lineRule="auto"/>
+      </w:pPr>
+      <w:r>
+        <w:rPr>
+          <w:rFonts w:ascii="Times New Roman" w:hAnsi="Times New Roman" w:eastAsia="Malgun Gothic"/>
+          <w:b/>
+          <w:i w:val="0"/>
+          <w:sz w:val="22"/>
+        </w:rPr>
+        <w:t xml:space="preserve">Катя: </w:t>
+      </w:r>
+      <w:r>
+        <w:rPr>
+          <w:rFonts w:ascii="Times New Roman" w:hAnsi="Times New Roman" w:eastAsia="Malgun Gothic"/>
+          <w:b w:val="0"/>
+          <w:i w:val="0"/>
+          <w:sz w:val="22"/>
+        </w:rPr>
+        <w:t>Осторожность — хорошее качество для второго срока.</w:t>
+      </w:r>
+    </w:p>
+    <w:p>
+      <w:pPr>
+        <w:spacing w:before="0" w:after="110" w:line="300" w:lineRule="auto"/>
+      </w:pPr>
+      <w:r>
+        <w:rPr>
+          <w:rFonts w:ascii="Times New Roman" w:hAnsi="Times New Roman" w:eastAsia="Malgun Gothic"/>
+          <w:b/>
+          <w:i w:val="0"/>
+          <w:sz w:val="22"/>
+        </w:rPr>
+        <w:t xml:space="preserve">Лёша: </w:t>
+      </w:r>
+      <w:r>
+        <w:rPr>
+          <w:rFonts w:ascii="Times New Roman" w:hAnsi="Times New Roman" w:eastAsia="Malgun Gothic"/>
+          <w:b w:val="0"/>
+          <w:i w:val="0"/>
+          <w:sz w:val="22"/>
+        </w:rPr>
+        <w:t>Быков всегда так говорил.</w:t>
+      </w:r>
+    </w:p>
+    <w:p>
+      <w:pPr>
+        <w:spacing w:before="0" w:after="110" w:line="300" w:lineRule="auto"/>
+      </w:pPr>
+      <w:r>
+        <w:rPr>
+          <w:rFonts w:ascii="Times New Roman" w:hAnsi="Times New Roman" w:eastAsia="Malgun Gothic"/>
+          <w:b/>
+          <w:i w:val="0"/>
+          <w:sz w:val="22"/>
+        </w:rPr>
+        <w:t xml:space="preserve">Ирина: </w:t>
+      </w:r>
+      <w:r>
+        <w:rPr>
+          <w:rFonts w:ascii="Times New Roman" w:hAnsi="Times New Roman" w:eastAsia="Malgun Gothic"/>
+          <w:b w:val="0"/>
+          <w:i w:val="0"/>
+          <w:sz w:val="22"/>
+        </w:rPr>
+        <w:t>И, кажется, впервые вы готовы по-настоящему его послушаться.</w:t>
+      </w:r>
+    </w:p>
+    <w:p>
+      <w:pPr>
+        <w:spacing w:before="0" w:after="110" w:line="300" w:lineRule="auto"/>
+      </w:pPr>
+      <w:r>
+        <w:rPr>
+          <w:rFonts w:ascii="Times New Roman" w:hAnsi="Times New Roman" w:eastAsia="Malgun Gothic"/>
+          <w:b/>
+          <w:i w:val="0"/>
+          <w:sz w:val="22"/>
+        </w:rPr>
+        <w:t xml:space="preserve">Лёша: </w:t>
+      </w:r>
+      <w:r>
+        <w:rPr>
+          <w:rFonts w:ascii="Times New Roman" w:hAnsi="Times New Roman" w:eastAsia="Malgun Gothic"/>
+          <w:b w:val="0"/>
+          <w:i/>
+          <w:color w:val="555555"/>
+          <w:sz w:val="22"/>
+        </w:rPr>
+        <w:t>(помолчав)</w:t>
+      </w:r>
+      <w:r>
+        <w:rPr>
+          <w:rFonts w:ascii="Times New Roman" w:hAnsi="Times New Roman" w:eastAsia="Malgun Gothic"/>
+          <w:b w:val="0"/>
+          <w:i w:val="0"/>
+          <w:sz w:val="22"/>
+        </w:rPr>
+        <w:t xml:space="preserve"> Или Гребенщикова с его Годуновым.</w:t>
+      </w:r>
+    </w:p>
+    <w:p>
+      <w:pPr>
+        <w:spacing w:before="0" w:after="110" w:line="300" w:lineRule="auto"/>
+      </w:pPr>
+      <w:r>
+        <w:rPr>
+          <w:rFonts w:ascii="Times New Roman" w:hAnsi="Times New Roman" w:eastAsia="Malgun Gothic"/>
+          <w:b/>
+          <w:i w:val="0"/>
+          <w:sz w:val="22"/>
+        </w:rPr>
+        <w:t xml:space="preserve">Ирина: </w:t>
+      </w:r>
+      <w:r>
+        <w:rPr>
+          <w:rFonts w:ascii="Times New Roman" w:hAnsi="Times New Roman" w:eastAsia="Malgun Gothic"/>
+          <w:b w:val="0"/>
+          <w:i w:val="0"/>
+          <w:sz w:val="22"/>
+        </w:rPr>
+        <w:t>Годунов плохо кончил, Алексей Николаевич.</w:t>
+      </w:r>
+    </w:p>
+    <w:p>
+      <w:pPr>
+        <w:spacing w:before="0" w:after="110" w:line="300" w:lineRule="auto"/>
+      </w:pPr>
+      <w:r>
+        <w:rPr>
+          <w:rFonts w:ascii="Times New Roman" w:hAnsi="Times New Roman" w:eastAsia="Malgun Gothic"/>
+          <w:b/>
+          <w:i w:val="0"/>
+          <w:sz w:val="22"/>
+        </w:rPr>
+        <w:t xml:space="preserve">Лёша: </w:t>
+      </w:r>
+      <w:r>
+        <w:rPr>
+          <w:rFonts w:ascii="Times New Roman" w:hAnsi="Times New Roman" w:eastAsia="Malgun Gothic"/>
+          <w:b w:val="0"/>
+          <w:i w:val="0"/>
+          <w:sz w:val="22"/>
+        </w:rPr>
+        <w:t xml:space="preserve">Потому Анатолий Викторович его и вспомнил. Пусть звучит у меня в голове как предупреждение. </w:t>
+      </w:r>
+      <w:r>
+        <w:rPr>
+          <w:rFonts w:ascii="Times New Roman" w:hAnsi="Times New Roman" w:eastAsia="Malgun Gothic"/>
+          <w:b w:val="0"/>
+          <w:i/>
+          <w:color w:val="555555"/>
+          <w:sz w:val="22"/>
+        </w:rPr>
+        <w:t>(пауза)</w:t>
+      </w:r>
+      <w:r>
+        <w:rPr>
+          <w:rFonts w:ascii="Times New Roman" w:hAnsi="Times New Roman" w:eastAsia="Malgun Gothic"/>
+          <w:b w:val="0"/>
+          <w:i w:val="0"/>
+          <w:sz w:val="22"/>
+        </w:rPr>
+        <w:t xml:space="preserve"> Знаете, чего я боюсь больше всего? Не проиграть. Привыкнуть.</w:t>
+      </w:r>
+    </w:p>
+    <w:p>
+      <w:pPr>
+        <w:spacing w:before="0" w:after="110" w:line="300" w:lineRule="auto"/>
+      </w:pPr>
+      <w:r>
+        <w:rPr>
+          <w:rFonts w:ascii="Times New Roman" w:hAnsi="Times New Roman" w:eastAsia="Malgun Gothic"/>
+          <w:b/>
+          <w:i w:val="0"/>
+          <w:sz w:val="22"/>
+        </w:rPr>
+        <w:t xml:space="preserve">Ирина: </w:t>
+      </w:r>
+      <w:r>
+        <w:rPr>
+          <w:rFonts w:ascii="Times New Roman" w:hAnsi="Times New Roman" w:eastAsia="Malgun Gothic"/>
+          <w:b w:val="0"/>
+          <w:i w:val="0"/>
+          <w:sz w:val="22"/>
+        </w:rPr>
+        <w:t>К чему?</w:t>
+      </w:r>
+    </w:p>
+    <w:p>
+      <w:pPr>
+        <w:spacing w:before="0" w:after="110" w:line="300" w:lineRule="auto"/>
+      </w:pPr>
+      <w:r>
+        <w:rPr>
+          <w:rFonts w:ascii="Times New Roman" w:hAnsi="Times New Roman" w:eastAsia="Malgun Gothic"/>
+          <w:b/>
+          <w:i w:val="0"/>
+          <w:sz w:val="22"/>
+        </w:rPr>
+        <w:t xml:space="preserve">Лёша: </w:t>
+      </w:r>
+      <w:r>
+        <w:rPr>
+          <w:rFonts w:ascii="Times New Roman" w:hAnsi="Times New Roman" w:eastAsia="Malgun Gothic"/>
+          <w:b w:val="0"/>
+          <w:i w:val="0"/>
+          <w:sz w:val="22"/>
+        </w:rPr>
+        <w:t>К тому, что мне все уступают дорогу.</w:t>
+      </w:r>
+    </w:p>
+    <w:p>
+      <w:pPr>
+        <w:spacing w:before="0" w:after="110" w:line="300" w:lineRule="auto"/>
+      </w:pPr>
+      <w:r>
+        <w:rPr>
+          <w:rFonts w:ascii="Times New Roman" w:hAnsi="Times New Roman" w:eastAsia="Malgun Gothic"/>
+          <w:b/>
+          <w:i w:val="0"/>
+          <w:sz w:val="22"/>
+        </w:rPr>
+        <w:t xml:space="preserve">Ирина: </w:t>
+      </w:r>
+      <w:r>
+        <w:rPr>
+          <w:rFonts w:ascii="Times New Roman" w:hAnsi="Times New Roman" w:eastAsia="Malgun Gothic"/>
+          <w:b w:val="0"/>
+          <w:i w:val="0"/>
+          <w:sz w:val="22"/>
+        </w:rPr>
+        <w:t>Тогда я буду стоять на дороге. Иногда.</w:t>
+      </w:r>
+    </w:p>
+    <w:p>
+      <w:pPr>
+        <w:spacing w:before="0" w:after="110" w:line="300" w:lineRule="auto"/>
+      </w:pPr>
+      <w:r>
+        <w:rPr>
+          <w:rFonts w:ascii="Times New Roman" w:hAnsi="Times New Roman" w:eastAsia="Malgun Gothic"/>
+          <w:b/>
+          <w:i w:val="0"/>
+          <w:sz w:val="22"/>
+        </w:rPr>
+        <w:t xml:space="preserve">Катя: </w:t>
+      </w:r>
+      <w:r>
+        <w:rPr>
+          <w:rFonts w:ascii="Times New Roman" w:hAnsi="Times New Roman" w:eastAsia="Malgun Gothic"/>
+          <w:b w:val="0"/>
+          <w:i/>
+          <w:color w:val="555555"/>
+          <w:sz w:val="22"/>
+        </w:rPr>
+        <w:t>(от двери)</w:t>
+      </w:r>
+      <w:r>
+        <w:rPr>
+          <w:rFonts w:ascii="Times New Roman" w:hAnsi="Times New Roman" w:eastAsia="Malgun Gothic"/>
+          <w:b w:val="0"/>
+          <w:i w:val="0"/>
+          <w:sz w:val="22"/>
+        </w:rPr>
+        <w:t xml:space="preserve"> «Иногда» — это сколько? Мне нужно внести в расписание.</w:t>
+      </w:r>
+    </w:p>
+    <w:p>
+      <w:pPr>
+        <w:spacing w:before="0" w:after="110" w:line="300" w:lineRule="auto"/>
+      </w:pPr>
+      <w:r>
+        <w:rPr>
+          <w:rFonts w:ascii="Times New Roman" w:hAnsi="Times New Roman" w:eastAsia="Malgun Gothic"/>
+          <w:b/>
+          <w:i w:val="0"/>
+          <w:sz w:val="22"/>
+        </w:rPr>
+        <w:t xml:space="preserve">Лёша: </w:t>
+      </w:r>
+      <w:r>
+        <w:rPr>
+          <w:rFonts w:ascii="Times New Roman" w:hAnsi="Times New Roman" w:eastAsia="Malgun Gothic"/>
+          <w:b w:val="0"/>
+          <w:i/>
+          <w:color w:val="555555"/>
+          <w:sz w:val="22"/>
+        </w:rPr>
+        <w:t>(слабая улыбка)</w:t>
+      </w:r>
+      <w:r>
+        <w:rPr>
+          <w:rFonts w:ascii="Times New Roman" w:hAnsi="Times New Roman" w:eastAsia="Malgun Gothic"/>
+          <w:b w:val="0"/>
+          <w:i w:val="0"/>
+          <w:sz w:val="22"/>
+        </w:rPr>
+        <w:t xml:space="preserve"> Посмотрим, Ирина. Посмотрим, как долго продержится эта осторожность.</w:t>
+      </w:r>
+    </w:p>
+    <w:p>
+      <w:pPr>
+        <w:keepNext/>
+        <w:spacing w:before="320" w:after="140"/>
+      </w:pPr>
+      <w:r>
+        <w:rPr>
+          <w:rFonts w:ascii="Times New Roman" w:hAnsi="Times New Roman" w:eastAsia="Malgun Gothic"/>
+          <w:b/>
+          <w:i w:val="0"/>
+          <w:color w:val="1F3864"/>
+          <w:sz w:val="26"/>
+        </w:rPr>
+        <w:t>핵심 문학 인용</w:t>
+      </w:r>
+    </w:p>
+    <w:p>
+      <w:pPr>
         <w:spacing w:before="0" w:after="120"/>
       </w:pPr>
       <w:r>
@@ -3304,7 +4335,161 @@
           <w:i w:val="0"/>
           <w:sz w:val="22"/>
         </w:rPr>
-        <w:t xml:space="preserve"> — 한국어 해설: 보리스 고두노프 독백의 첫 행과 셋째 행(중간 행 생략). 승리가 확정된 뒤 "기쁨은 덜하고 책임은 더 크다"는 료샤에게 노련한 전략가 그레벤시코프가 반쯤 농담으로 첫 행을 던지고, 료샤가 다음 구절로 받아친다. 그레벤시코프는 "위로가 아니라 경고"라고 못 박고, 마지막 장면에서 료샤가 이 경고를 스스로 다시 꺼내고 이리나가 "고두노프는 끝이 나빴다"고 받으며, "익숙해지는 것이 두렵다"는 료샤의 고백으로 이어진다. 8화 자하르첸코가 인용한 같은 독백의 마지막 행("양심이 깨끗하지 못한 자는 불쌍하다")과 짝을 이루며, 7부 비상대권의 유혹을 예고한다 (장면 5, 8).</w:t>
+        <w:t xml:space="preserve"> — 한국어 해설: 보리스 고두노프 독백의 첫 행과 셋째 행(중간 행 생략). 승리가 확정된 뒤 "기쁨은 덜하고 책임은 더 크다"는 료샤에게 노련한 전략가 그레벤시코프가 반쯤 농담으로 첫 행을 던지고, 료샤가 다음 구절로 받아친다. 그레벤시코프는 "위로가 아니라 경고"라고 못 박고, 마지막 장면에서 료샤가 이 경고를 스스로 다시 꺼내고 이리나가 "고두노프는 끝이 나빴다"고 받으며, "익숙해지는 것이 두렵다"는 료샤의 고백으로 이어진다. 8화 자하르첸코가 인용한 같은 독백의 마지막 행("양심이 깨끗하지 못한 자는 불쌍하다")과 짝을 이루며, 7부 비상대권의 유혹을 예고한다 (장면 6, 9).</w:t>
+      </w:r>
+    </w:p>
+    <w:p>
+      <w:pPr>
+        <w:keepNext/>
+        <w:spacing w:before="320" w:after="140"/>
+      </w:pPr>
+      <w:r>
+        <w:rPr>
+          <w:rFonts w:ascii="Times New Roman" w:hAnsi="Times New Roman" w:eastAsia="Malgun Gothic"/>
+          <w:b/>
+          <w:i w:val="0"/>
+          <w:color w:val="1F3864"/>
+          <w:sz w:val="26"/>
+        </w:rPr>
+        <w:t>생활 표현</w:t>
+      </w:r>
+    </w:p>
+    <w:p>
+      <w:pPr>
+        <w:spacing w:before="0" w:after="120"/>
+      </w:pPr>
+      <w:r>
+        <w:rPr>
+          <w:rFonts w:ascii="Times New Roman" w:hAnsi="Times New Roman" w:eastAsia="Malgun Gothic"/>
+          <w:b/>
+          <w:i w:val="0"/>
+          <w:sz w:val="22"/>
+        </w:rPr>
+        <w:t>«к девяти рассосётся»</w:t>
+      </w:r>
+      <w:r>
+        <w:rPr>
+          <w:rFonts w:ascii="Times New Roman" w:hAnsi="Times New Roman" w:eastAsia="Malgun Gothic"/>
+          <w:b w:val="0"/>
+          <w:i w:val="0"/>
+          <w:sz w:val="22"/>
+        </w:rPr>
+        <w:t xml:space="preserve"> — 한국어 해설: “9시쯤이면 (줄이) 빠질 거예요”. рассосаться(녹아 없어지다)는 구어에서 줄·인파·교통체증이 “풀리다, 흩어지다”라는 뜻. 줄 선 이웃 남자가 료샤를 안심시키며. 장면 2.</w:t>
+      </w:r>
+    </w:p>
+    <w:p>
+      <w:pPr>
+        <w:spacing w:before="0" w:after="120"/>
+      </w:pPr>
+      <w:r>
+        <w:rPr>
+          <w:rFonts w:ascii="Times New Roman" w:hAnsi="Times New Roman" w:eastAsia="Malgun Gothic"/>
+          <w:b/>
+          <w:i w:val="0"/>
+          <w:sz w:val="22"/>
+        </w:rPr>
+        <w:t>«Не откажусь»</w:t>
+      </w:r>
+      <w:r>
+        <w:rPr>
+          <w:rFonts w:ascii="Times New Roman" w:hAnsi="Times New Roman" w:eastAsia="Malgun Gothic"/>
+          <w:b w:val="0"/>
+          <w:i w:val="0"/>
+          <w:sz w:val="22"/>
+        </w:rPr>
+        <w:t xml:space="preserve"> — 한국어 해설: “사양하지 않을게요, 좋지요”. 음식·차를 권받았을 때 공손하면서도 흔쾌히 받는 대답. 료샤가 이웃이 권한 보온병 차를 받으며. 장면 2.</w:t>
+      </w:r>
+    </w:p>
+    <w:p>
+      <w:pPr>
+        <w:spacing w:before="0" w:after="120"/>
+      </w:pPr>
+      <w:r>
+        <w:rPr>
+          <w:rFonts w:ascii="Times New Roman" w:hAnsi="Times New Roman" w:eastAsia="Malgun Gothic"/>
+          <w:b/>
+          <w:i w:val="0"/>
+          <w:sz w:val="22"/>
+        </w:rPr>
+        <w:t>«Ну как знаете»</w:t>
+      </w:r>
+      <w:r>
+        <w:rPr>
+          <w:rFonts w:ascii="Times New Roman" w:hAnsi="Times New Roman" w:eastAsia="Malgun Gothic"/>
+          <w:b w:val="0"/>
+          <w:i w:val="0"/>
+          <w:sz w:val="22"/>
+        </w:rPr>
+        <w:t xml:space="preserve"> — 한국어 해설: “마음대로 하세요, 뜻이 그러시다면”. 호의를 거절당했을 때 살짝 서운함이나 체념을 담아 물러서는 말. 공짜로 주겠다던 매점 판매원이 료샤가 돈을 내겠다고 하자. 장면 2.</w:t>
+      </w:r>
+    </w:p>
+    <w:p>
+      <w:pPr>
+        <w:spacing w:before="0" w:after="120"/>
+      </w:pPr>
+      <w:r>
+        <w:rPr>
+          <w:rFonts w:ascii="Times New Roman" w:hAnsi="Times New Roman" w:eastAsia="Malgun Gothic"/>
+          <w:b/>
+          <w:i w:val="0"/>
+          <w:sz w:val="22"/>
+        </w:rPr>
+        <w:t>«Не то слово»</w:t>
+      </w:r>
+      <w:r>
+        <w:rPr>
+          <w:rFonts w:ascii="Times New Roman" w:hAnsi="Times New Roman" w:eastAsia="Malgun Gothic"/>
+          <w:b w:val="0"/>
+          <w:i w:val="0"/>
+          <w:sz w:val="22"/>
+        </w:rPr>
+        <w:t xml:space="preserve"> — 한국어 해설: “그 정도가 아니에요, 말도 마세요”. 상대 말에 강하게 동의하며 “실제로는 그보다 더하다”고 할 때. 카탸가 “엄격한 상사”라는 말에 맞장구치며. 장면 2.</w:t>
+      </w:r>
+    </w:p>
+    <w:p>
+      <w:pPr>
+        <w:spacing w:before="0" w:after="120"/>
+      </w:pPr>
+      <w:r>
+        <w:rPr>
+          <w:rFonts w:ascii="Times New Roman" w:hAnsi="Times New Roman" w:eastAsia="Malgun Gothic"/>
+          <w:b/>
+          <w:i w:val="0"/>
+          <w:sz w:val="22"/>
+        </w:rPr>
+        <w:t>«Ладно, засчитаю»</w:t>
+      </w:r>
+      <w:r>
+        <w:rPr>
+          <w:rFonts w:ascii="Times New Roman" w:hAnsi="Times New Roman" w:eastAsia="Malgun Gothic"/>
+          <w:b w:val="0"/>
+          <w:i w:val="0"/>
+          <w:sz w:val="22"/>
+        </w:rPr>
+        <w:t xml:space="preserve"> — 한국어 해설: “좋아, 쳐 줄게(인정해 줄게)”. засчитать는 원래 시험·경기에서 “점수로 인정하다”. 일상에서는 반쯤 농담으로 “그걸로 된 걸로 하지”. 안나가 피로시키 한 개를 아침밥으로 인정해 주며. 장면 2.</w:t>
+      </w:r>
+    </w:p>
+    <w:p>
+      <w:pPr>
+        <w:spacing w:before="0" w:after="120"/>
+      </w:pPr>
+      <w:r>
+        <w:rPr>
+          <w:rFonts w:ascii="Times New Roman" w:hAnsi="Times New Roman" w:eastAsia="Malgun Gothic"/>
+          <w:b/>
+          <w:i w:val="0"/>
+          <w:sz w:val="22"/>
+        </w:rPr>
+        <w:t>«Святое дело»</w:t>
+      </w:r>
+      <w:r>
+        <w:rPr>
+          <w:rFonts w:ascii="Times New Roman" w:hAnsi="Times New Roman" w:eastAsia="Malgun Gothic"/>
+          <w:b w:val="0"/>
+          <w:i w:val="0"/>
+          <w:sz w:val="22"/>
+        </w:rPr>
+        <w:t xml:space="preserve"> — 한국어 해설: “당연한 일이죠, 그건 신성한 의무예요”. 어머니가 챙기는 일, 손님 대접, 명절 전화처럼 “마땅히 해야 할 일”을 인정할 때 쓰는 말. 이웃 남자가. 장면 2.</w:t>
       </w:r>
     </w:p>
     <w:p>
